--- a/docs/Software Architecture Document.docx
+++ b/docs/Software Architecture Document.docx
@@ -6,78 +6,1286 @@
       <w:pPr>
         <w:pStyle w:val="Heading1"/>
       </w:pPr>
+      <w:bookmarkStart w:id="0" w:name="_Toc230702689"/>
       <w:r>
         <w:t>Software Architecture Document</w:t>
       </w:r>
-    </w:p>
+      <w:bookmarkEnd w:id="0"/>
+    </w:p>
+    <w:p/>
     <w:p>
       <w:pPr>
         <w:rPr>
-          <w:lang w:val="en-US"/>
+          <w:caps/>
         </w:rPr>
       </w:pPr>
     </w:p>
-    <w:p>
-      <w:pPr>
-        <w:pStyle w:val="Heading2"/>
+    <w:sdt>
+      <w:sdtPr>
         <w:rPr>
-          <w:lang w:val="en-US"/>
+          <w:rFonts w:asciiTheme="minorHAnsi" w:eastAsiaTheme="minorEastAsia" w:hAnsiTheme="minorHAnsi" w:cstheme="minorBidi"/>
+          <w:color w:val="auto"/>
+          <w:sz w:val="22"/>
+          <w:szCs w:val="22"/>
         </w:rPr>
-      </w:pPr>
-      <w:r>
+        <w:id w:val="796252429"/>
+        <w:docPartObj>
+          <w:docPartGallery w:val="Table of Contents"/>
+          <w:docPartUnique/>
+        </w:docPartObj>
+      </w:sdtPr>
+      <w:sdtEndPr>
         <w:rPr>
-          <w:lang w:val="en-US"/>
+          <w:b/>
+          <w:bCs/>
+          <w:noProof/>
+          <w:u w:val="none"/>
         </w:rPr>
+      </w:sdtEndPr>
+      <w:sdtContent>
+        <w:p>
+          <w:pPr>
+            <w:pStyle w:val="TOCHeading"/>
+          </w:pPr>
+          <w:r>
+            <w:t>Contents</w:t>
+          </w:r>
+        </w:p>
+        <w:p>
+          <w:pPr>
+            <w:pStyle w:val="TOC1"/>
+            <w:tabs>
+              <w:tab w:val="right" w:leader="dot" w:pos="9016"/>
+            </w:tabs>
+            <w:rPr>
+              <w:noProof/>
+              <w:kern w:val="2"/>
+              <w:sz w:val="24"/>
+              <w:szCs w:val="24"/>
+              <w:lang w:eastAsia="en-NZ"/>
+              <w14:ligatures w14:val="standardContextual"/>
+            </w:rPr>
+          </w:pPr>
+          <w:r>
+            <w:fldChar w:fldCharType="begin"/>
+          </w:r>
+          <w:r>
+            <w:instrText xml:space="preserve"> TOC \o "1-3" \h \z \u </w:instrText>
+          </w:r>
+          <w:r>
+            <w:fldChar w:fldCharType="separate"/>
+          </w:r>
+          <w:hyperlink w:anchor="_Toc230702689" w:history="1">
+            <w:r>
+              <w:rPr>
+                <w:rStyle w:val="Hyperlink"/>
+                <w:noProof/>
+              </w:rPr>
+              <w:t>Software Architecture Document</w:t>
+            </w:r>
+            <w:r>
+              <w:rPr>
+                <w:noProof/>
+                <w:webHidden/>
+              </w:rPr>
+              <w:tab/>
+            </w:r>
+            <w:r>
+              <w:rPr>
+                <w:noProof/>
+                <w:webHidden/>
+              </w:rPr>
+              <w:fldChar w:fldCharType="begin"/>
+            </w:r>
+            <w:r>
+              <w:rPr>
+                <w:noProof/>
+                <w:webHidden/>
+              </w:rPr>
+              <w:instrText xml:space="preserve"> PAGEREF _Toc230702689 \h </w:instrText>
+            </w:r>
+            <w:r>
+              <w:rPr>
+                <w:noProof/>
+                <w:webHidden/>
+              </w:rPr>
+            </w:r>
+            <w:r>
+              <w:rPr>
+                <w:noProof/>
+                <w:webHidden/>
+              </w:rPr>
+              <w:fldChar w:fldCharType="separate"/>
+            </w:r>
+            <w:r>
+              <w:rPr>
+                <w:noProof/>
+                <w:webHidden/>
+              </w:rPr>
+              <w:t>1</w:t>
+            </w:r>
+            <w:r>
+              <w:rPr>
+                <w:noProof/>
+                <w:webHidden/>
+              </w:rPr>
+              <w:fldChar w:fldCharType="end"/>
+            </w:r>
+          </w:hyperlink>
+        </w:p>
+        <w:p>
+          <w:pPr>
+            <w:pStyle w:val="TOC2"/>
+            <w:tabs>
+              <w:tab w:val="right" w:leader="dot" w:pos="9016"/>
+            </w:tabs>
+            <w:rPr>
+              <w:noProof/>
+              <w:kern w:val="2"/>
+              <w:sz w:val="24"/>
+              <w:szCs w:val="24"/>
+              <w:lang w:eastAsia="en-NZ"/>
+              <w14:ligatures w14:val="standardContextual"/>
+            </w:rPr>
+          </w:pPr>
+          <w:hyperlink w:anchor="_Toc230702690" w:history="1">
+            <w:r>
+              <w:rPr>
+                <w:rStyle w:val="Hyperlink"/>
+                <w:noProof/>
+              </w:rPr>
+              <w:t>User Accounts</w:t>
+            </w:r>
+            <w:r>
+              <w:rPr>
+                <w:noProof/>
+                <w:webHidden/>
+              </w:rPr>
+              <w:tab/>
+            </w:r>
+            <w:r>
+              <w:rPr>
+                <w:noProof/>
+                <w:webHidden/>
+              </w:rPr>
+              <w:fldChar w:fldCharType="begin"/>
+            </w:r>
+            <w:r>
+              <w:rPr>
+                <w:noProof/>
+                <w:webHidden/>
+              </w:rPr>
+              <w:instrText xml:space="preserve"> PAGEREF _Toc230702690 \h </w:instrText>
+            </w:r>
+            <w:r>
+              <w:rPr>
+                <w:noProof/>
+                <w:webHidden/>
+              </w:rPr>
+            </w:r>
+            <w:r>
+              <w:rPr>
+                <w:noProof/>
+                <w:webHidden/>
+              </w:rPr>
+              <w:fldChar w:fldCharType="separate"/>
+            </w:r>
+            <w:r>
+              <w:rPr>
+                <w:noProof/>
+                <w:webHidden/>
+              </w:rPr>
+              <w:t>2</w:t>
+            </w:r>
+            <w:r>
+              <w:rPr>
+                <w:noProof/>
+                <w:webHidden/>
+              </w:rPr>
+              <w:fldChar w:fldCharType="end"/>
+            </w:r>
+          </w:hyperlink>
+        </w:p>
+        <w:p>
+          <w:pPr>
+            <w:pStyle w:val="TOC3"/>
+            <w:tabs>
+              <w:tab w:val="right" w:leader="dot" w:pos="9016"/>
+            </w:tabs>
+            <w:rPr>
+              <w:noProof/>
+              <w:kern w:val="2"/>
+              <w:sz w:val="24"/>
+              <w:szCs w:val="24"/>
+              <w:lang w:eastAsia="en-NZ"/>
+              <w14:ligatures w14:val="standardContextual"/>
+            </w:rPr>
+          </w:pPr>
+          <w:hyperlink w:anchor="_Toc230702691" w:history="1">
+            <w:r>
+              <w:rPr>
+                <w:rStyle w:val="Hyperlink"/>
+                <w:noProof/>
+              </w:rPr>
+              <w:t>User Login</w:t>
+            </w:r>
+            <w:r>
+              <w:rPr>
+                <w:noProof/>
+                <w:webHidden/>
+              </w:rPr>
+              <w:tab/>
+            </w:r>
+            <w:r>
+              <w:rPr>
+                <w:noProof/>
+                <w:webHidden/>
+              </w:rPr>
+              <w:fldChar w:fldCharType="begin"/>
+            </w:r>
+            <w:r>
+              <w:rPr>
+                <w:noProof/>
+                <w:webHidden/>
+              </w:rPr>
+              <w:instrText xml:space="preserve"> PAGEREF _Toc230702691 \h </w:instrText>
+            </w:r>
+            <w:r>
+              <w:rPr>
+                <w:noProof/>
+                <w:webHidden/>
+              </w:rPr>
+            </w:r>
+            <w:r>
+              <w:rPr>
+                <w:noProof/>
+                <w:webHidden/>
+              </w:rPr>
+              <w:fldChar w:fldCharType="separate"/>
+            </w:r>
+            <w:r>
+              <w:rPr>
+                <w:noProof/>
+                <w:webHidden/>
+              </w:rPr>
+              <w:t>2</w:t>
+            </w:r>
+            <w:r>
+              <w:rPr>
+                <w:noProof/>
+                <w:webHidden/>
+              </w:rPr>
+              <w:fldChar w:fldCharType="end"/>
+            </w:r>
+          </w:hyperlink>
+        </w:p>
+        <w:p>
+          <w:pPr>
+            <w:pStyle w:val="TOC3"/>
+            <w:tabs>
+              <w:tab w:val="right" w:leader="dot" w:pos="9016"/>
+            </w:tabs>
+            <w:rPr>
+              <w:noProof/>
+              <w:kern w:val="2"/>
+              <w:sz w:val="24"/>
+              <w:szCs w:val="24"/>
+              <w:lang w:eastAsia="en-NZ"/>
+              <w14:ligatures w14:val="standardContextual"/>
+            </w:rPr>
+          </w:pPr>
+          <w:hyperlink w:anchor="_Toc230702692" w:history="1">
+            <w:r>
+              <w:rPr>
+                <w:rStyle w:val="Hyperlink"/>
+                <w:noProof/>
+              </w:rPr>
+              <w:t>User Account</w:t>
+            </w:r>
+            <w:r>
+              <w:rPr>
+                <w:noProof/>
+                <w:webHidden/>
+              </w:rPr>
+              <w:tab/>
+            </w:r>
+            <w:r>
+              <w:rPr>
+                <w:noProof/>
+                <w:webHidden/>
+              </w:rPr>
+              <w:fldChar w:fldCharType="begin"/>
+            </w:r>
+            <w:r>
+              <w:rPr>
+                <w:noProof/>
+                <w:webHidden/>
+              </w:rPr>
+              <w:instrText xml:space="preserve"> PAGEREF _Toc230702692 \h </w:instrText>
+            </w:r>
+            <w:r>
+              <w:rPr>
+                <w:noProof/>
+                <w:webHidden/>
+              </w:rPr>
+            </w:r>
+            <w:r>
+              <w:rPr>
+                <w:noProof/>
+                <w:webHidden/>
+              </w:rPr>
+              <w:fldChar w:fldCharType="separate"/>
+            </w:r>
+            <w:r>
+              <w:rPr>
+                <w:noProof/>
+                <w:webHidden/>
+              </w:rPr>
+              <w:t>2</w:t>
+            </w:r>
+            <w:r>
+              <w:rPr>
+                <w:noProof/>
+                <w:webHidden/>
+              </w:rPr>
+              <w:fldChar w:fldCharType="end"/>
+            </w:r>
+          </w:hyperlink>
+        </w:p>
+        <w:p>
+          <w:pPr>
+            <w:pStyle w:val="TOC2"/>
+            <w:tabs>
+              <w:tab w:val="right" w:leader="dot" w:pos="9016"/>
+            </w:tabs>
+            <w:rPr>
+              <w:noProof/>
+              <w:kern w:val="2"/>
+              <w:sz w:val="24"/>
+              <w:szCs w:val="24"/>
+              <w:lang w:eastAsia="en-NZ"/>
+              <w14:ligatures w14:val="standardContextual"/>
+            </w:rPr>
+          </w:pPr>
+          <w:hyperlink w:anchor="_Toc230702693" w:history="1">
+            <w:r>
+              <w:rPr>
+                <w:rStyle w:val="Hyperlink"/>
+                <w:noProof/>
+              </w:rPr>
+              <w:t>Roles and Permissions</w:t>
+            </w:r>
+            <w:r>
+              <w:rPr>
+                <w:noProof/>
+                <w:webHidden/>
+              </w:rPr>
+              <w:tab/>
+            </w:r>
+            <w:r>
+              <w:rPr>
+                <w:noProof/>
+                <w:webHidden/>
+              </w:rPr>
+              <w:fldChar w:fldCharType="begin"/>
+            </w:r>
+            <w:r>
+              <w:rPr>
+                <w:noProof/>
+                <w:webHidden/>
+              </w:rPr>
+              <w:instrText xml:space="preserve"> PAGEREF _Toc230702693 \h </w:instrText>
+            </w:r>
+            <w:r>
+              <w:rPr>
+                <w:noProof/>
+                <w:webHidden/>
+              </w:rPr>
+            </w:r>
+            <w:r>
+              <w:rPr>
+                <w:noProof/>
+                <w:webHidden/>
+              </w:rPr>
+              <w:fldChar w:fldCharType="separate"/>
+            </w:r>
+            <w:r>
+              <w:rPr>
+                <w:noProof/>
+                <w:webHidden/>
+              </w:rPr>
+              <w:t>2</w:t>
+            </w:r>
+            <w:r>
+              <w:rPr>
+                <w:noProof/>
+                <w:webHidden/>
+              </w:rPr>
+              <w:fldChar w:fldCharType="end"/>
+            </w:r>
+          </w:hyperlink>
+        </w:p>
+        <w:p>
+          <w:pPr>
+            <w:pStyle w:val="TOC3"/>
+            <w:tabs>
+              <w:tab w:val="right" w:leader="dot" w:pos="9016"/>
+            </w:tabs>
+            <w:rPr>
+              <w:noProof/>
+              <w:kern w:val="2"/>
+              <w:sz w:val="24"/>
+              <w:szCs w:val="24"/>
+              <w:lang w:eastAsia="en-NZ"/>
+              <w14:ligatures w14:val="standardContextual"/>
+            </w:rPr>
+          </w:pPr>
+          <w:hyperlink w:anchor="_Toc230702694" w:history="1">
+            <w:r>
+              <w:rPr>
+                <w:rStyle w:val="Hyperlink"/>
+                <w:noProof/>
+              </w:rPr>
+              <w:t>Roles</w:t>
+            </w:r>
+            <w:r>
+              <w:rPr>
+                <w:noProof/>
+                <w:webHidden/>
+              </w:rPr>
+              <w:tab/>
+            </w:r>
+            <w:r>
+              <w:rPr>
+                <w:noProof/>
+                <w:webHidden/>
+              </w:rPr>
+              <w:fldChar w:fldCharType="begin"/>
+            </w:r>
+            <w:r>
+              <w:rPr>
+                <w:noProof/>
+                <w:webHidden/>
+              </w:rPr>
+              <w:instrText xml:space="preserve"> PAGEREF _Toc230702694 \h </w:instrText>
+            </w:r>
+            <w:r>
+              <w:rPr>
+                <w:noProof/>
+                <w:webHidden/>
+              </w:rPr>
+            </w:r>
+            <w:r>
+              <w:rPr>
+                <w:noProof/>
+                <w:webHidden/>
+              </w:rPr>
+              <w:fldChar w:fldCharType="separate"/>
+            </w:r>
+            <w:r>
+              <w:rPr>
+                <w:noProof/>
+                <w:webHidden/>
+              </w:rPr>
+              <w:t>2</w:t>
+            </w:r>
+            <w:r>
+              <w:rPr>
+                <w:noProof/>
+                <w:webHidden/>
+              </w:rPr>
+              <w:fldChar w:fldCharType="end"/>
+            </w:r>
+          </w:hyperlink>
+        </w:p>
+        <w:p>
+          <w:pPr>
+            <w:pStyle w:val="TOC3"/>
+            <w:tabs>
+              <w:tab w:val="right" w:leader="dot" w:pos="9016"/>
+            </w:tabs>
+            <w:rPr>
+              <w:noProof/>
+              <w:kern w:val="2"/>
+              <w:sz w:val="24"/>
+              <w:szCs w:val="24"/>
+              <w:lang w:eastAsia="en-NZ"/>
+              <w14:ligatures w14:val="standardContextual"/>
+            </w:rPr>
+          </w:pPr>
+          <w:hyperlink w:anchor="_Toc230702695" w:history="1">
+            <w:r>
+              <w:rPr>
+                <w:rStyle w:val="Hyperlink"/>
+                <w:noProof/>
+              </w:rPr>
+              <w:t>Permissions</w:t>
+            </w:r>
+            <w:r>
+              <w:rPr>
+                <w:noProof/>
+                <w:webHidden/>
+              </w:rPr>
+              <w:tab/>
+            </w:r>
+            <w:r>
+              <w:rPr>
+                <w:noProof/>
+                <w:webHidden/>
+              </w:rPr>
+              <w:fldChar w:fldCharType="begin"/>
+            </w:r>
+            <w:r>
+              <w:rPr>
+                <w:noProof/>
+                <w:webHidden/>
+              </w:rPr>
+              <w:instrText xml:space="preserve"> PAGEREF _Toc230702695 \h </w:instrText>
+            </w:r>
+            <w:r>
+              <w:rPr>
+                <w:noProof/>
+                <w:webHidden/>
+              </w:rPr>
+            </w:r>
+            <w:r>
+              <w:rPr>
+                <w:noProof/>
+                <w:webHidden/>
+              </w:rPr>
+              <w:fldChar w:fldCharType="separate"/>
+            </w:r>
+            <w:r>
+              <w:rPr>
+                <w:noProof/>
+                <w:webHidden/>
+              </w:rPr>
+              <w:t>2</w:t>
+            </w:r>
+            <w:r>
+              <w:rPr>
+                <w:noProof/>
+                <w:webHidden/>
+              </w:rPr>
+              <w:fldChar w:fldCharType="end"/>
+            </w:r>
+          </w:hyperlink>
+        </w:p>
+        <w:p>
+          <w:pPr>
+            <w:pStyle w:val="TOC3"/>
+            <w:tabs>
+              <w:tab w:val="right" w:leader="dot" w:pos="9016"/>
+            </w:tabs>
+            <w:rPr>
+              <w:noProof/>
+              <w:kern w:val="2"/>
+              <w:sz w:val="24"/>
+              <w:szCs w:val="24"/>
+              <w:lang w:eastAsia="en-NZ"/>
+              <w14:ligatures w14:val="standardContextual"/>
+            </w:rPr>
+          </w:pPr>
+          <w:hyperlink w:anchor="_Toc230702696" w:history="1">
+            <w:r>
+              <w:rPr>
+                <w:rStyle w:val="Hyperlink"/>
+                <w:noProof/>
+              </w:rPr>
+              <w:t>CRUD</w:t>
+            </w:r>
+            <w:r>
+              <w:rPr>
+                <w:noProof/>
+                <w:webHidden/>
+              </w:rPr>
+              <w:tab/>
+            </w:r>
+            <w:r>
+              <w:rPr>
+                <w:noProof/>
+                <w:webHidden/>
+              </w:rPr>
+              <w:fldChar w:fldCharType="begin"/>
+            </w:r>
+            <w:r>
+              <w:rPr>
+                <w:noProof/>
+                <w:webHidden/>
+              </w:rPr>
+              <w:instrText xml:space="preserve"> PAGEREF _Toc230702696 \h </w:instrText>
+            </w:r>
+            <w:r>
+              <w:rPr>
+                <w:noProof/>
+                <w:webHidden/>
+              </w:rPr>
+            </w:r>
+            <w:r>
+              <w:rPr>
+                <w:noProof/>
+                <w:webHidden/>
+              </w:rPr>
+              <w:fldChar w:fldCharType="separate"/>
+            </w:r>
+            <w:r>
+              <w:rPr>
+                <w:noProof/>
+                <w:webHidden/>
+              </w:rPr>
+              <w:t>2</w:t>
+            </w:r>
+            <w:r>
+              <w:rPr>
+                <w:noProof/>
+                <w:webHidden/>
+              </w:rPr>
+              <w:fldChar w:fldCharType="end"/>
+            </w:r>
+          </w:hyperlink>
+        </w:p>
+        <w:p>
+          <w:pPr>
+            <w:pStyle w:val="TOC2"/>
+            <w:tabs>
+              <w:tab w:val="right" w:leader="dot" w:pos="9016"/>
+            </w:tabs>
+            <w:rPr>
+              <w:noProof/>
+              <w:kern w:val="2"/>
+              <w:sz w:val="24"/>
+              <w:szCs w:val="24"/>
+              <w:lang w:eastAsia="en-NZ"/>
+              <w14:ligatures w14:val="standardContextual"/>
+            </w:rPr>
+          </w:pPr>
+          <w:hyperlink w:anchor="_Toc230702697" w:history="1">
+            <w:r>
+              <w:rPr>
+                <w:rStyle w:val="Hyperlink"/>
+                <w:noProof/>
+              </w:rPr>
+              <w:t>Automated Testing</w:t>
+            </w:r>
+            <w:r>
+              <w:rPr>
+                <w:noProof/>
+                <w:webHidden/>
+              </w:rPr>
+              <w:tab/>
+            </w:r>
+            <w:r>
+              <w:rPr>
+                <w:noProof/>
+                <w:webHidden/>
+              </w:rPr>
+              <w:fldChar w:fldCharType="begin"/>
+            </w:r>
+            <w:r>
+              <w:rPr>
+                <w:noProof/>
+                <w:webHidden/>
+              </w:rPr>
+              <w:instrText xml:space="preserve"> PAGEREF _Toc230702697 \h </w:instrText>
+            </w:r>
+            <w:r>
+              <w:rPr>
+                <w:noProof/>
+                <w:webHidden/>
+              </w:rPr>
+            </w:r>
+            <w:r>
+              <w:rPr>
+                <w:noProof/>
+                <w:webHidden/>
+              </w:rPr>
+              <w:fldChar w:fldCharType="separate"/>
+            </w:r>
+            <w:r>
+              <w:rPr>
+                <w:noProof/>
+                <w:webHidden/>
+              </w:rPr>
+              <w:t>3</w:t>
+            </w:r>
+            <w:r>
+              <w:rPr>
+                <w:noProof/>
+                <w:webHidden/>
+              </w:rPr>
+              <w:fldChar w:fldCharType="end"/>
+            </w:r>
+          </w:hyperlink>
+        </w:p>
+        <w:p>
+          <w:pPr>
+            <w:pStyle w:val="TOC3"/>
+            <w:tabs>
+              <w:tab w:val="right" w:leader="dot" w:pos="9016"/>
+            </w:tabs>
+            <w:rPr>
+              <w:noProof/>
+              <w:kern w:val="2"/>
+              <w:sz w:val="24"/>
+              <w:szCs w:val="24"/>
+              <w:lang w:eastAsia="en-NZ"/>
+              <w14:ligatures w14:val="standardContextual"/>
+            </w:rPr>
+          </w:pPr>
+          <w:hyperlink w:anchor="_Toc230702698" w:history="1">
+            <w:r>
+              <w:rPr>
+                <w:rStyle w:val="Hyperlink"/>
+                <w:noProof/>
+              </w:rPr>
+              <w:t>Controllers</w:t>
+            </w:r>
+            <w:r>
+              <w:rPr>
+                <w:noProof/>
+                <w:webHidden/>
+              </w:rPr>
+              <w:tab/>
+            </w:r>
+            <w:r>
+              <w:rPr>
+                <w:noProof/>
+                <w:webHidden/>
+              </w:rPr>
+              <w:fldChar w:fldCharType="begin"/>
+            </w:r>
+            <w:r>
+              <w:rPr>
+                <w:noProof/>
+                <w:webHidden/>
+              </w:rPr>
+              <w:instrText xml:space="preserve"> PAGEREF _Toc230702698 \h </w:instrText>
+            </w:r>
+            <w:r>
+              <w:rPr>
+                <w:noProof/>
+                <w:webHidden/>
+              </w:rPr>
+            </w:r>
+            <w:r>
+              <w:rPr>
+                <w:noProof/>
+                <w:webHidden/>
+              </w:rPr>
+              <w:fldChar w:fldCharType="separate"/>
+            </w:r>
+            <w:r>
+              <w:rPr>
+                <w:noProof/>
+                <w:webHidden/>
+              </w:rPr>
+              <w:t>3</w:t>
+            </w:r>
+            <w:r>
+              <w:rPr>
+                <w:noProof/>
+                <w:webHidden/>
+              </w:rPr>
+              <w:fldChar w:fldCharType="end"/>
+            </w:r>
+          </w:hyperlink>
+        </w:p>
+        <w:p>
+          <w:pPr>
+            <w:pStyle w:val="TOC3"/>
+            <w:tabs>
+              <w:tab w:val="right" w:leader="dot" w:pos="9016"/>
+            </w:tabs>
+            <w:rPr>
+              <w:noProof/>
+              <w:kern w:val="2"/>
+              <w:sz w:val="24"/>
+              <w:szCs w:val="24"/>
+              <w:lang w:eastAsia="en-NZ"/>
+              <w14:ligatures w14:val="standardContextual"/>
+            </w:rPr>
+          </w:pPr>
+          <w:hyperlink w:anchor="_Toc230702699" w:history="1">
+            <w:r>
+              <w:rPr>
+                <w:rStyle w:val="Hyperlink"/>
+                <w:noProof/>
+              </w:rPr>
+              <w:t>Services</w:t>
+            </w:r>
+            <w:r>
+              <w:rPr>
+                <w:noProof/>
+                <w:webHidden/>
+              </w:rPr>
+              <w:tab/>
+            </w:r>
+            <w:r>
+              <w:rPr>
+                <w:noProof/>
+                <w:webHidden/>
+              </w:rPr>
+              <w:fldChar w:fldCharType="begin"/>
+            </w:r>
+            <w:r>
+              <w:rPr>
+                <w:noProof/>
+                <w:webHidden/>
+              </w:rPr>
+              <w:instrText xml:space="preserve"> PAGEREF _Toc230702699 \h </w:instrText>
+            </w:r>
+            <w:r>
+              <w:rPr>
+                <w:noProof/>
+                <w:webHidden/>
+              </w:rPr>
+            </w:r>
+            <w:r>
+              <w:rPr>
+                <w:noProof/>
+                <w:webHidden/>
+              </w:rPr>
+              <w:fldChar w:fldCharType="separate"/>
+            </w:r>
+            <w:r>
+              <w:rPr>
+                <w:noProof/>
+                <w:webHidden/>
+              </w:rPr>
+              <w:t>3</w:t>
+            </w:r>
+            <w:r>
+              <w:rPr>
+                <w:noProof/>
+                <w:webHidden/>
+              </w:rPr>
+              <w:fldChar w:fldCharType="end"/>
+            </w:r>
+          </w:hyperlink>
+        </w:p>
+        <w:p>
+          <w:r>
+            <w:rPr>
+              <w:b/>
+              <w:bCs/>
+              <w:noProof/>
+            </w:rPr>
+            <w:fldChar w:fldCharType="end"/>
+          </w:r>
+        </w:p>
+      </w:sdtContent>
+    </w:sdt>
+    <w:p/>
+    <w:p>
+      <w:pPr>
+        <w:rPr>
+          <w:rFonts w:asciiTheme="majorHAnsi" w:eastAsiaTheme="majorEastAsia" w:hAnsiTheme="majorHAnsi" w:cstheme="majorBidi"/>
+          <w:color w:val="0F4761" w:themeColor="accent1" w:themeShade="BF"/>
+          <w:sz w:val="32"/>
+          <w:szCs w:val="32"/>
+        </w:rPr>
+      </w:pPr>
+      <w:r>
+        <w:br w:type="page"/>
+      </w:r>
+    </w:p>
+    <w:p>
+      <w:pPr>
+        <w:pStyle w:val="Heading1"/>
+      </w:pPr>
+      <w:bookmarkStart w:id="1" w:name="_Toc230702690"/>
+      <w:r>
+        <w:lastRenderedPageBreak/>
+        <w:t>User Accounts</w:t>
+      </w:r>
+      <w:bookmarkEnd w:id="1"/>
+    </w:p>
+    <w:p>
+      <w:r>
+        <w:t xml:space="preserve">The system is multi-organisational, with each organisation being a separate entity. As an example, a user could have access to 3 different organisations </w:t>
+      </w:r>
+      <w:r>
+        <w:t>(</w:t>
+      </w:r>
+      <w:r>
+        <w:t>1, 2 and 5</w:t>
+      </w:r>
+      <w:r>
+        <w:t>) with the same login</w:t>
+      </w:r>
+      <w:r>
+        <w:t>.</w:t>
+      </w:r>
+    </w:p>
+    <w:p/>
+    <w:p>
+      <w:pPr>
+        <w:pStyle w:val="Heading3"/>
+      </w:pPr>
+      <w:bookmarkStart w:id="2" w:name="_Toc230702691"/>
+      <w:r>
+        <w:t>User Login</w:t>
+      </w:r>
+      <w:bookmarkEnd w:id="2"/>
+    </w:p>
+    <w:p>
+      <w:pPr>
+        <w:pStyle w:val="ListParagraph"/>
+        <w:numPr>
+          <w:ilvl w:val="0"/>
+          <w:numId w:val="3"/>
+        </w:numPr>
+      </w:pPr>
+      <w:r>
+        <w:t>Each user has one user ID and password that is used across all organisations.</w:t>
+      </w:r>
+    </w:p>
+    <w:p/>
+    <w:p>
+      <w:pPr>
+        <w:pStyle w:val="Heading3"/>
+      </w:pPr>
+      <w:bookmarkStart w:id="3" w:name="_Toc230702692"/>
+      <w:r>
+        <w:t>User Account</w:t>
+      </w:r>
+      <w:bookmarkEnd w:id="3"/>
+    </w:p>
+    <w:p>
+      <w:pPr>
+        <w:pStyle w:val="ListParagraph"/>
+        <w:numPr>
+          <w:ilvl w:val="0"/>
+          <w:numId w:val="3"/>
+        </w:numPr>
+      </w:pPr>
+      <w:r>
+        <w:t>To access an organisation the user must have an account for that organisation.</w:t>
+      </w:r>
+    </w:p>
+    <w:p>
+      <w:pPr>
+        <w:pStyle w:val="ListParagraph"/>
+        <w:numPr>
+          <w:ilvl w:val="0"/>
+          <w:numId w:val="3"/>
+        </w:numPr>
+      </w:pPr>
+      <w:r>
+        <w:t>Roles are assigned to the user account (not the user).</w:t>
+      </w:r>
+    </w:p>
+    <w:p/>
+    <w:p/>
+    <w:p>
+      <w:pPr>
+        <w:pStyle w:val="Heading1"/>
+      </w:pPr>
+      <w:bookmarkStart w:id="4" w:name="_Toc230702693"/>
+      <w:r>
+        <w:t>Roles and Permissions</w:t>
+      </w:r>
+      <w:bookmarkEnd w:id="4"/>
+    </w:p>
+    <w:p/>
+    <w:p>
+      <w:pPr>
+        <w:pStyle w:val="Heading3"/>
+      </w:pPr>
+      <w:bookmarkStart w:id="5" w:name="_Toc230702694"/>
+      <w:r>
+        <w:t>Roles</w:t>
+      </w:r>
+      <w:bookmarkEnd w:id="5"/>
+    </w:p>
+    <w:p>
+      <w:pPr>
+        <w:pStyle w:val="ListParagraph"/>
+        <w:numPr>
+          <w:ilvl w:val="0"/>
+          <w:numId w:val="2"/>
+        </w:numPr>
+      </w:pPr>
+      <w:r>
+        <w:t xml:space="preserve">A role is a container for permissions. </w:t>
+      </w:r>
+    </w:p>
+    <w:p>
+      <w:pPr>
+        <w:pStyle w:val="ListParagraph"/>
+        <w:numPr>
+          <w:ilvl w:val="0"/>
+          <w:numId w:val="2"/>
+        </w:numPr>
+      </w:pPr>
+      <w:r>
+        <w:t xml:space="preserve">The system uses permissions, not roles, when testing for </w:t>
+      </w:r>
+      <w:r>
+        <w:t xml:space="preserve">user </w:t>
+      </w:r>
+      <w:r>
+        <w:t xml:space="preserve">authorisation. </w:t>
+      </w:r>
+    </w:p>
+    <w:p>
+      <w:pPr>
+        <w:pStyle w:val="ListParagraph"/>
+        <w:numPr>
+          <w:ilvl w:val="0"/>
+          <w:numId w:val="2"/>
+        </w:numPr>
+      </w:pPr>
+      <w:r>
+        <w:t>System administrators can maintain roles, i.e., they can add, remove and amend permissions.</w:t>
+      </w:r>
+    </w:p>
+    <w:p>
+      <w:pPr>
+        <w:pStyle w:val="ListParagraph"/>
+        <w:numPr>
+          <w:ilvl w:val="0"/>
+          <w:numId w:val="2"/>
+        </w:numPr>
+      </w:pPr>
+      <w:r>
+        <w:t>User accounts are assigned roles</w:t>
+      </w:r>
+      <w:r>
+        <w:t xml:space="preserve"> (they can have more than one)</w:t>
+      </w:r>
+      <w:r>
+        <w:t xml:space="preserve">. At login time, the system calculates the effective permissions for </w:t>
+      </w:r>
+      <w:r>
+        <w:t>the</w:t>
+      </w:r>
+      <w:r>
+        <w:t xml:space="preserve"> user account. </w:t>
+      </w:r>
+    </w:p>
+    <w:p>
+      <w:pPr>
+        <w:pStyle w:val="ListParagraph"/>
+        <w:numPr>
+          <w:ilvl w:val="0"/>
+          <w:numId w:val="2"/>
+        </w:numPr>
+      </w:pPr>
+      <w:r>
+        <w:t xml:space="preserve">Effective permissions </w:t>
+      </w:r>
+      <w:r>
+        <w:t>combine</w:t>
+      </w:r>
+      <w:r>
+        <w:t xml:space="preserve"> the </w:t>
+      </w:r>
+      <w:r>
+        <w:rPr>
+          <w:i/>
+          <w:iCs/>
+        </w:rPr>
+        <w:t xml:space="preserve">CRUD </w:t>
+      </w:r>
+      <w:r>
+        <w:t>value</w:t>
+      </w:r>
+      <w:r>
+        <w:t>s</w:t>
+      </w:r>
+      <w:r>
+        <w:t xml:space="preserve"> among a user account’s roles.</w:t>
+      </w:r>
+    </w:p>
+    <w:p/>
+    <w:p>
+      <w:pPr>
+        <w:pStyle w:val="Heading3"/>
+      </w:pPr>
+      <w:bookmarkStart w:id="6" w:name="_Toc230702695"/>
+      <w:r>
+        <w:t>Permissions</w:t>
+      </w:r>
+      <w:bookmarkEnd w:id="6"/>
+    </w:p>
+    <w:p>
+      <w:pPr>
+        <w:pStyle w:val="ListParagraph"/>
+        <w:numPr>
+          <w:ilvl w:val="0"/>
+          <w:numId w:val="2"/>
+        </w:numPr>
+      </w:pPr>
+      <w:r>
+        <w:t>Permissions are assigned to roles. I.e., the same permission can be used in multiple roles.</w:t>
+      </w:r>
+    </w:p>
+    <w:p>
+      <w:pPr>
+        <w:pStyle w:val="ListParagraph"/>
+        <w:numPr>
+          <w:ilvl w:val="0"/>
+          <w:numId w:val="2"/>
+        </w:numPr>
+      </w:pPr>
+      <w:r>
+        <w:t>Each permission within a role is assigned a CRUD value.</w:t>
+      </w:r>
+    </w:p>
+    <w:p>
+      <w:pPr>
+        <w:pStyle w:val="ListParagraph"/>
+        <w:numPr>
+          <w:ilvl w:val="0"/>
+          <w:numId w:val="2"/>
+        </w:numPr>
+      </w:pPr>
+      <w:r>
+        <w:t xml:space="preserve">Permissions </w:t>
+      </w:r>
+      <w:r>
+        <w:t xml:space="preserve">and CRUD values </w:t>
+      </w:r>
+      <w:r>
+        <w:t>are hard coded in</w:t>
+      </w:r>
+      <w:r>
+        <w:t xml:space="preserve"> Controllers. </w:t>
+      </w:r>
+    </w:p>
+    <w:p>
+      <w:pPr>
+        <w:pStyle w:val="ListParagraph"/>
+        <w:numPr>
+          <w:ilvl w:val="0"/>
+          <w:numId w:val="2"/>
+        </w:numPr>
+      </w:pPr>
+      <w:r>
+        <w:t>Each client call is validated by a combination of the permission and the CRUD value.</w:t>
+      </w:r>
+    </w:p>
+    <w:p/>
+    <w:p>
+      <w:pPr>
+        <w:pStyle w:val="Heading3"/>
+      </w:pPr>
+      <w:bookmarkStart w:id="7" w:name="_Toc230702696"/>
+      <w:r>
+        <w:t>CRUD</w:t>
+      </w:r>
+      <w:bookmarkEnd w:id="7"/>
+    </w:p>
+    <w:p>
+      <w:pPr>
+        <w:pStyle w:val="ListParagraph"/>
+        <w:numPr>
+          <w:ilvl w:val="0"/>
+          <w:numId w:val="2"/>
+        </w:numPr>
+      </w:pPr>
+      <w:r>
+        <w:t>CRUD</w:t>
+      </w:r>
+      <w:r>
+        <w:t xml:space="preserve"> values</w:t>
+      </w:r>
+      <w:r>
+        <w:t>: Create, Read, Update</w:t>
+      </w:r>
+      <w:r>
+        <w:t xml:space="preserve">, </w:t>
+      </w:r>
+      <w:r>
+        <w:t>Delete</w:t>
+      </w:r>
+      <w:r>
+        <w:t>, ReadList and Ignore (i.e., CRUD value not required).</w:t>
+      </w:r>
+    </w:p>
+    <w:p>
+      <w:pPr>
+        <w:pStyle w:val="ListParagraph"/>
+        <w:numPr>
+          <w:ilvl w:val="0"/>
+          <w:numId w:val="2"/>
+        </w:numPr>
+      </w:pPr>
+      <w:r>
+        <w:t xml:space="preserve">Each permission within a role is assigned </w:t>
+      </w:r>
+      <w:r>
+        <w:t>the various</w:t>
+      </w:r>
+      <w:r>
+        <w:t xml:space="preserve"> CRUD value</w:t>
+      </w:r>
+      <w:r>
+        <w:t>s</w:t>
+      </w:r>
+      <w:r>
+        <w:t>.</w:t>
+      </w:r>
+    </w:p>
+    <w:p/>
+    <w:p/>
+    <w:p/>
+    <w:p>
+      <w:pPr>
+        <w:pStyle w:val="Heading1"/>
+      </w:pPr>
+      <w:r>
+        <w:t>Multiple Languages</w:t>
+      </w:r>
+    </w:p>
+    <w:p/>
+    <w:p/>
+    <w:p/>
+    <w:p>
+      <w:pPr>
+        <w:pStyle w:val="Heading1"/>
+      </w:pPr>
+      <w:r>
+        <w:t>Multiple Organisations</w:t>
+      </w:r>
+    </w:p>
+    <w:p/>
+    <w:p/>
+    <w:p/>
+    <w:p>
+      <w:pPr>
+        <w:pStyle w:val="Heading1"/>
+      </w:pPr>
+      <w:bookmarkStart w:id="8" w:name="_Toc230702697"/>
+      <w:r>
         <w:t>Automated Testing</w:t>
       </w:r>
-    </w:p>
-    <w:p>
-      <w:pPr>
-        <w:rPr>
-          <w:lang w:val="en-US"/>
-        </w:rPr>
-      </w:pPr>
-      <w:r>
-        <w:rPr>
-          <w:lang w:val="en-US"/>
-        </w:rPr>
+      <w:bookmarkEnd w:id="8"/>
+    </w:p>
+    <w:p>
+      <w:r>
         <w:t xml:space="preserve">The Backend project’s APIs are tested via the </w:t>
       </w:r>
       <w:proofErr w:type="spellStart"/>
       <w:r>
-        <w:rPr>
-          <w:lang w:val="en-US"/>
-        </w:rPr>
         <w:t>BackendTest</w:t>
       </w:r>
       <w:proofErr w:type="spellEnd"/>
       <w:r>
-        <w:rPr>
-          <w:lang w:val="en-US"/>
-        </w:rPr>
         <w:t xml:space="preserve"> project. Controllers and Services are tested via the following:</w:t>
       </w:r>
     </w:p>
-    <w:p>
-      <w:pPr>
-        <w:rPr>
-          <w:lang w:val="en-US"/>
-        </w:rPr>
-      </w:pPr>
-    </w:p>
+    <w:p/>
     <w:p>
       <w:pPr>
         <w:pStyle w:val="Heading3"/>
-        <w:rPr>
-          <w:lang w:val="en-US"/>
-        </w:rPr>
-      </w:pPr>
-      <w:r>
-        <w:rPr>
-          <w:lang w:val="en-US"/>
-        </w:rPr>
+      </w:pPr>
+      <w:bookmarkStart w:id="9" w:name="_Toc230702698"/>
+      <w:r>
         <w:t>Controllers</w:t>
       </w:r>
+      <w:bookmarkEnd w:id="9"/>
     </w:p>
     <w:p>
       <w:pPr>
@@ -86,14 +1294,8 @@
           <w:ilvl w:val="0"/>
           <w:numId w:val="1"/>
         </w:numPr>
-        <w:rPr>
-          <w:lang w:val="en-US"/>
-        </w:rPr>
-      </w:pPr>
-      <w:r>
-        <w:rPr>
-          <w:lang w:val="en-US"/>
-        </w:rPr>
+      </w:pPr>
+      <w:r>
         <w:t>Public REST methods are unit tested.</w:t>
       </w:r>
     </w:p>
@@ -104,28 +1306,16 @@
           <w:ilvl w:val="0"/>
           <w:numId w:val="1"/>
         </w:numPr>
-        <w:rPr>
-          <w:lang w:val="en-US"/>
-        </w:rPr>
-      </w:pPr>
-      <w:r>
-        <w:rPr>
-          <w:lang w:val="en-US"/>
-        </w:rPr>
+      </w:pPr>
+      <w:r>
         <w:t xml:space="preserve">Services are ‘mocked’ using </w:t>
       </w:r>
       <w:proofErr w:type="spellStart"/>
       <w:r>
-        <w:rPr>
-          <w:lang w:val="en-US"/>
-        </w:rPr>
         <w:t>Moq</w:t>
       </w:r>
       <w:proofErr w:type="spellEnd"/>
       <w:r>
-        <w:rPr>
-          <w:lang w:val="en-US"/>
-        </w:rPr>
         <w:t>. I.e., each service method accessed by the controller REST method is mocked with general test data.</w:t>
       </w:r>
     </w:p>
@@ -136,37 +1326,21 @@
           <w:ilvl w:val="0"/>
           <w:numId w:val="1"/>
         </w:numPr>
-        <w:rPr>
-          <w:lang w:val="en-US"/>
-        </w:rPr>
-      </w:pPr>
-      <w:r>
-        <w:rPr>
-          <w:lang w:val="en-US"/>
-        </w:rPr>
+      </w:pPr>
+      <w:r>
         <w:t>Test data is shared between tests – tbc?</w:t>
       </w:r>
     </w:p>
-    <w:p>
-      <w:pPr>
-        <w:rPr>
-          <w:lang w:val="en-US"/>
-        </w:rPr>
-      </w:pPr>
-    </w:p>
+    <w:p/>
     <w:p>
       <w:pPr>
         <w:pStyle w:val="Heading3"/>
-        <w:rPr>
-          <w:lang w:val="en-US"/>
-        </w:rPr>
-      </w:pPr>
-      <w:r>
-        <w:rPr>
-          <w:lang w:val="en-US"/>
-        </w:rPr>
+      </w:pPr>
+      <w:bookmarkStart w:id="10" w:name="_Toc230702699"/>
+      <w:r>
         <w:t>Services</w:t>
       </w:r>
+      <w:bookmarkEnd w:id="10"/>
     </w:p>
     <w:p>
       <w:pPr>
@@ -175,14 +1349,8 @@
           <w:ilvl w:val="0"/>
           <w:numId w:val="1"/>
         </w:numPr>
-        <w:rPr>
-          <w:lang w:val="en-US"/>
-        </w:rPr>
-      </w:pPr>
-      <w:r>
-        <w:rPr>
-          <w:lang w:val="en-US"/>
-        </w:rPr>
+      </w:pPr>
+      <w:r>
         <w:t>Public methods are tested.</w:t>
       </w:r>
     </w:p>
@@ -193,14 +1361,8 @@
           <w:ilvl w:val="0"/>
           <w:numId w:val="1"/>
         </w:numPr>
-        <w:rPr>
-          <w:lang w:val="en-US"/>
-        </w:rPr>
-      </w:pPr>
-      <w:r>
-        <w:rPr>
-          <w:lang w:val="en-US"/>
-        </w:rPr>
+      </w:pPr>
+      <w:r>
         <w:t>Database seeding is used to populate test data.</w:t>
       </w:r>
     </w:p>
@@ -211,14 +1373,8 @@
           <w:ilvl w:val="0"/>
           <w:numId w:val="1"/>
         </w:numPr>
-        <w:rPr>
-          <w:lang w:val="en-US"/>
-        </w:rPr>
-      </w:pPr>
-      <w:r>
-        <w:rPr>
-          <w:lang w:val="en-US"/>
-        </w:rPr>
+      </w:pPr>
+      <w:r>
         <w:t>Each test class (one to one test to service) has a unique ID start value. This ensures isolation of test data.</w:t>
       </w:r>
     </w:p>
@@ -229,24 +1385,12 @@
           <w:ilvl w:val="0"/>
           <w:numId w:val="1"/>
         </w:numPr>
-        <w:rPr>
-          <w:lang w:val="en-US"/>
-        </w:rPr>
-      </w:pPr>
-      <w:r>
-        <w:rPr>
-          <w:lang w:val="en-US"/>
-        </w:rPr>
+      </w:pPr>
+      <w:r>
         <w:t>Each test run will populate the test data and then remove it once tests are completed.</w:t>
       </w:r>
     </w:p>
-    <w:p>
-      <w:pPr>
-        <w:rPr>
-          <w:lang w:val="en-US"/>
-        </w:rPr>
-      </w:pPr>
-    </w:p>
+    <w:p/>
     <w:sectPr>
       <w:pgSz w:w="11906" w:h="16838"/>
       <w:pgMar w:top="1440" w:right="1440" w:bottom="1440" w:left="1440" w:header="708" w:footer="708" w:gutter="0"/>
@@ -371,8 +1515,238 @@
       </w:rPr>
     </w:lvl>
   </w:abstractNum>
+  <w:abstractNum w:abstractNumId="1" w15:restartNumberingAfterBreak="0">
+    <w:nsid w:val="41CE451C"/>
+    <w:multiLevelType w:val="hybridMultilevel"/>
+    <w:tmpl w:val="D8EA183E"/>
+    <w:lvl w:ilvl="0" w:tplc="57DCE432">
+      <w:numFmt w:val="bullet"/>
+      <w:lvlText w:val="-"/>
+      <w:lvlJc w:val="left"/>
+      <w:pPr>
+        <w:ind w:left="720" w:hanging="360"/>
+      </w:pPr>
+      <w:rPr>
+        <w:rFonts w:ascii="Aptos" w:eastAsiaTheme="minorEastAsia" w:hAnsi="Aptos" w:cstheme="minorBidi" w:hint="default"/>
+      </w:rPr>
+    </w:lvl>
+    <w:lvl w:ilvl="1" w:tplc="14090003" w:tentative="1">
+      <w:start w:val="1"/>
+      <w:numFmt w:val="bullet"/>
+      <w:lvlText w:val="o"/>
+      <w:lvlJc w:val="left"/>
+      <w:pPr>
+        <w:ind w:left="1440" w:hanging="360"/>
+      </w:pPr>
+      <w:rPr>
+        <w:rFonts w:ascii="Courier New" w:hAnsi="Courier New" w:cs="Courier New" w:hint="default"/>
+      </w:rPr>
+    </w:lvl>
+    <w:lvl w:ilvl="2" w:tplc="14090005" w:tentative="1">
+      <w:start w:val="1"/>
+      <w:numFmt w:val="bullet"/>
+      <w:lvlText w:val=""/>
+      <w:lvlJc w:val="left"/>
+      <w:pPr>
+        <w:ind w:left="2160" w:hanging="360"/>
+      </w:pPr>
+      <w:rPr>
+        <w:rFonts w:ascii="Wingdings" w:hAnsi="Wingdings" w:hint="default"/>
+      </w:rPr>
+    </w:lvl>
+    <w:lvl w:ilvl="3" w:tplc="14090001" w:tentative="1">
+      <w:start w:val="1"/>
+      <w:numFmt w:val="bullet"/>
+      <w:lvlText w:val=""/>
+      <w:lvlJc w:val="left"/>
+      <w:pPr>
+        <w:ind w:left="2880" w:hanging="360"/>
+      </w:pPr>
+      <w:rPr>
+        <w:rFonts w:ascii="Symbol" w:hAnsi="Symbol" w:hint="default"/>
+      </w:rPr>
+    </w:lvl>
+    <w:lvl w:ilvl="4" w:tplc="14090003" w:tentative="1">
+      <w:start w:val="1"/>
+      <w:numFmt w:val="bullet"/>
+      <w:lvlText w:val="o"/>
+      <w:lvlJc w:val="left"/>
+      <w:pPr>
+        <w:ind w:left="3600" w:hanging="360"/>
+      </w:pPr>
+      <w:rPr>
+        <w:rFonts w:ascii="Courier New" w:hAnsi="Courier New" w:cs="Courier New" w:hint="default"/>
+      </w:rPr>
+    </w:lvl>
+    <w:lvl w:ilvl="5" w:tplc="14090005" w:tentative="1">
+      <w:start w:val="1"/>
+      <w:numFmt w:val="bullet"/>
+      <w:lvlText w:val=""/>
+      <w:lvlJc w:val="left"/>
+      <w:pPr>
+        <w:ind w:left="4320" w:hanging="360"/>
+      </w:pPr>
+      <w:rPr>
+        <w:rFonts w:ascii="Wingdings" w:hAnsi="Wingdings" w:hint="default"/>
+      </w:rPr>
+    </w:lvl>
+    <w:lvl w:ilvl="6" w:tplc="14090001" w:tentative="1">
+      <w:start w:val="1"/>
+      <w:numFmt w:val="bullet"/>
+      <w:lvlText w:val=""/>
+      <w:lvlJc w:val="left"/>
+      <w:pPr>
+        <w:ind w:left="5040" w:hanging="360"/>
+      </w:pPr>
+      <w:rPr>
+        <w:rFonts w:ascii="Symbol" w:hAnsi="Symbol" w:hint="default"/>
+      </w:rPr>
+    </w:lvl>
+    <w:lvl w:ilvl="7" w:tplc="14090003" w:tentative="1">
+      <w:start w:val="1"/>
+      <w:numFmt w:val="bullet"/>
+      <w:lvlText w:val="o"/>
+      <w:lvlJc w:val="left"/>
+      <w:pPr>
+        <w:ind w:left="5760" w:hanging="360"/>
+      </w:pPr>
+      <w:rPr>
+        <w:rFonts w:ascii="Courier New" w:hAnsi="Courier New" w:cs="Courier New" w:hint="default"/>
+      </w:rPr>
+    </w:lvl>
+    <w:lvl w:ilvl="8" w:tplc="14090005" w:tentative="1">
+      <w:start w:val="1"/>
+      <w:numFmt w:val="bullet"/>
+      <w:lvlText w:val=""/>
+      <w:lvlJc w:val="left"/>
+      <w:pPr>
+        <w:ind w:left="6480" w:hanging="360"/>
+      </w:pPr>
+      <w:rPr>
+        <w:rFonts w:ascii="Wingdings" w:hAnsi="Wingdings" w:hint="default"/>
+      </w:rPr>
+    </w:lvl>
+  </w:abstractNum>
+  <w:abstractNum w:abstractNumId="2" w15:restartNumberingAfterBreak="0">
+    <w:nsid w:val="459B053A"/>
+    <w:multiLevelType w:val="hybridMultilevel"/>
+    <w:tmpl w:val="8F288B66"/>
+    <w:lvl w:ilvl="0" w:tplc="8C340B72">
+      <w:numFmt w:val="bullet"/>
+      <w:lvlText w:val="-"/>
+      <w:lvlJc w:val="left"/>
+      <w:pPr>
+        <w:ind w:left="720" w:hanging="360"/>
+      </w:pPr>
+      <w:rPr>
+        <w:rFonts w:ascii="Aptos" w:eastAsiaTheme="minorEastAsia" w:hAnsi="Aptos" w:cstheme="minorBidi" w:hint="default"/>
+      </w:rPr>
+    </w:lvl>
+    <w:lvl w:ilvl="1" w:tplc="14090003" w:tentative="1">
+      <w:start w:val="1"/>
+      <w:numFmt w:val="bullet"/>
+      <w:lvlText w:val="o"/>
+      <w:lvlJc w:val="left"/>
+      <w:pPr>
+        <w:ind w:left="1440" w:hanging="360"/>
+      </w:pPr>
+      <w:rPr>
+        <w:rFonts w:ascii="Courier New" w:hAnsi="Courier New" w:cs="Courier New" w:hint="default"/>
+      </w:rPr>
+    </w:lvl>
+    <w:lvl w:ilvl="2" w:tplc="14090005" w:tentative="1">
+      <w:start w:val="1"/>
+      <w:numFmt w:val="bullet"/>
+      <w:lvlText w:val=""/>
+      <w:lvlJc w:val="left"/>
+      <w:pPr>
+        <w:ind w:left="2160" w:hanging="360"/>
+      </w:pPr>
+      <w:rPr>
+        <w:rFonts w:ascii="Wingdings" w:hAnsi="Wingdings" w:hint="default"/>
+      </w:rPr>
+    </w:lvl>
+    <w:lvl w:ilvl="3" w:tplc="14090001" w:tentative="1">
+      <w:start w:val="1"/>
+      <w:numFmt w:val="bullet"/>
+      <w:lvlText w:val=""/>
+      <w:lvlJc w:val="left"/>
+      <w:pPr>
+        <w:ind w:left="2880" w:hanging="360"/>
+      </w:pPr>
+      <w:rPr>
+        <w:rFonts w:ascii="Symbol" w:hAnsi="Symbol" w:hint="default"/>
+      </w:rPr>
+    </w:lvl>
+    <w:lvl w:ilvl="4" w:tplc="14090003" w:tentative="1">
+      <w:start w:val="1"/>
+      <w:numFmt w:val="bullet"/>
+      <w:lvlText w:val="o"/>
+      <w:lvlJc w:val="left"/>
+      <w:pPr>
+        <w:ind w:left="3600" w:hanging="360"/>
+      </w:pPr>
+      <w:rPr>
+        <w:rFonts w:ascii="Courier New" w:hAnsi="Courier New" w:cs="Courier New" w:hint="default"/>
+      </w:rPr>
+    </w:lvl>
+    <w:lvl w:ilvl="5" w:tplc="14090005" w:tentative="1">
+      <w:start w:val="1"/>
+      <w:numFmt w:val="bullet"/>
+      <w:lvlText w:val=""/>
+      <w:lvlJc w:val="left"/>
+      <w:pPr>
+        <w:ind w:left="4320" w:hanging="360"/>
+      </w:pPr>
+      <w:rPr>
+        <w:rFonts w:ascii="Wingdings" w:hAnsi="Wingdings" w:hint="default"/>
+      </w:rPr>
+    </w:lvl>
+    <w:lvl w:ilvl="6" w:tplc="14090001" w:tentative="1">
+      <w:start w:val="1"/>
+      <w:numFmt w:val="bullet"/>
+      <w:lvlText w:val=""/>
+      <w:lvlJc w:val="left"/>
+      <w:pPr>
+        <w:ind w:left="5040" w:hanging="360"/>
+      </w:pPr>
+      <w:rPr>
+        <w:rFonts w:ascii="Symbol" w:hAnsi="Symbol" w:hint="default"/>
+      </w:rPr>
+    </w:lvl>
+    <w:lvl w:ilvl="7" w:tplc="14090003" w:tentative="1">
+      <w:start w:val="1"/>
+      <w:numFmt w:val="bullet"/>
+      <w:lvlText w:val="o"/>
+      <w:lvlJc w:val="left"/>
+      <w:pPr>
+        <w:ind w:left="5760" w:hanging="360"/>
+      </w:pPr>
+      <w:rPr>
+        <w:rFonts w:ascii="Courier New" w:hAnsi="Courier New" w:cs="Courier New" w:hint="default"/>
+      </w:rPr>
+    </w:lvl>
+    <w:lvl w:ilvl="8" w:tplc="14090005" w:tentative="1">
+      <w:start w:val="1"/>
+      <w:numFmt w:val="bullet"/>
+      <w:lvlText w:val=""/>
+      <w:lvlJc w:val="left"/>
+      <w:pPr>
+        <w:ind w:left="6480" w:hanging="360"/>
+      </w:pPr>
+      <w:rPr>
+        <w:rFonts w:ascii="Wingdings" w:hAnsi="Wingdings" w:hint="default"/>
+      </w:rPr>
+    </w:lvl>
+  </w:abstractNum>
   <w:num w:numId="1" w16cid:durableId="862022">
     <w:abstractNumId w:val="0"/>
+  </w:num>
+  <w:num w:numId="2" w16cid:durableId="176433242">
+    <w:abstractNumId w:val="2"/>
+  </w:num>
+  <w:num w:numId="3" w16cid:durableId="1012991623">
+    <w:abstractNumId w:val="1"/>
   </w:num>
 </w:numbering>
 </file>
@@ -784,7 +2158,7 @@
     <w:link w:val="Heading1Char"/>
     <w:uiPriority w:val="9"/>
     <w:qFormat/>
-    <w:rsid w:val="000A0FB2"/>
+    <w:rsid w:val="00921CA6"/>
     <w:pPr>
       <w:keepNext/>
       <w:keepLines/>
@@ -796,6 +2170,7 @@
       <w:color w:val="0A2F41" w:themeColor="accent1" w:themeShade="80"/>
       <w:sz w:val="36"/>
       <w:szCs w:val="36"/>
+      <w:u w:val="single"/>
     </w:rPr>
   </w:style>
   <w:style w:type="paragraph" w:styleId="Heading2">
@@ -985,6 +2360,7 @@
   <w:style w:type="character" w:default="1" w:styleId="DefaultParagraphFont">
     <w:name w:val="Default Paragraph Font"/>
     <w:uiPriority w:val="1"/>
+    <w:semiHidden/>
     <w:unhideWhenUsed/>
   </w:style>
   <w:style w:type="table" w:default="1" w:styleId="TableNormal">
@@ -1013,12 +2389,13 @@
     <w:basedOn w:val="DefaultParagraphFont"/>
     <w:link w:val="Heading1"/>
     <w:uiPriority w:val="9"/>
-    <w:rsid w:val="000A0FB2"/>
+    <w:rsid w:val="00921CA6"/>
     <w:rPr>
       <w:rFonts w:asciiTheme="majorHAnsi" w:eastAsiaTheme="majorEastAsia" w:hAnsiTheme="majorHAnsi" w:cstheme="majorBidi"/>
       <w:color w:val="0A2F41" w:themeColor="accent1" w:themeShade="80"/>
       <w:sz w:val="36"/>
       <w:szCs w:val="36"/>
+      <w:u w:val="single"/>
     </w:rPr>
   </w:style>
   <w:style w:type="character" w:customStyle="1" w:styleId="Heading2Char">
@@ -1399,13 +2776,61 @@
     <w:basedOn w:val="Heading1"/>
     <w:next w:val="Normal"/>
     <w:uiPriority w:val="39"/>
-    <w:semiHidden/>
     <w:unhideWhenUsed/>
     <w:qFormat/>
     <w:rsid w:val="000A0FB2"/>
     <w:pPr>
       <w:outlineLvl w:val="9"/>
     </w:pPr>
+  </w:style>
+  <w:style w:type="paragraph" w:styleId="TOC1">
+    <w:name w:val="toc 1"/>
+    <w:basedOn w:val="Normal"/>
+    <w:next w:val="Normal"/>
+    <w:autoRedefine/>
+    <w:uiPriority w:val="39"/>
+    <w:unhideWhenUsed/>
+    <w:rsid w:val="00994A25"/>
+    <w:pPr>
+      <w:spacing w:after="100"/>
+    </w:pPr>
+  </w:style>
+  <w:style w:type="paragraph" w:styleId="TOC2">
+    <w:name w:val="toc 2"/>
+    <w:basedOn w:val="Normal"/>
+    <w:next w:val="Normal"/>
+    <w:autoRedefine/>
+    <w:uiPriority w:val="39"/>
+    <w:unhideWhenUsed/>
+    <w:rsid w:val="00994A25"/>
+    <w:pPr>
+      <w:spacing w:after="100"/>
+      <w:ind w:left="220"/>
+    </w:pPr>
+  </w:style>
+  <w:style w:type="paragraph" w:styleId="TOC3">
+    <w:name w:val="toc 3"/>
+    <w:basedOn w:val="Normal"/>
+    <w:next w:val="Normal"/>
+    <w:autoRedefine/>
+    <w:uiPriority w:val="39"/>
+    <w:unhideWhenUsed/>
+    <w:rsid w:val="00994A25"/>
+    <w:pPr>
+      <w:spacing w:after="100"/>
+      <w:ind w:left="440"/>
+    </w:pPr>
+  </w:style>
+  <w:style w:type="character" w:styleId="Hyperlink">
+    <w:name w:val="Hyperlink"/>
+    <w:basedOn w:val="DefaultParagraphFont"/>
+    <w:uiPriority w:val="99"/>
+    <w:unhideWhenUsed/>
+    <w:rsid w:val="00994A25"/>
+    <w:rPr>
+      <w:color w:val="467886" w:themeColor="hyperlink"/>
+      <w:u w:val="single"/>
+    </w:rPr>
   </w:style>
 </w:styles>
 </file>

--- a/docs/Software Architecture Document.docx
+++ b/docs/Software Architecture Document.docx
@@ -27,6 +27,7 @@
           <w:color w:val="auto"/>
           <w:sz w:val="22"/>
           <w:szCs w:val="22"/>
+          <w:u w:val="none"/>
         </w:rPr>
         <w:id w:val="796252429"/>
         <w:docPartObj>
@@ -39,7 +40,6 @@
           <w:b/>
           <w:bCs/>
           <w:noProof/>
-          <w:u w:val="none"/>
         </w:rPr>
       </w:sdtEndPr>
       <w:sdtContent>
@@ -902,19 +902,7 @@
     </w:p>
     <w:p>
       <w:r>
-        <w:t xml:space="preserve">The system is multi-organisational, with each organisation being a separate entity. As an example, a user could have access to 3 different organisations </w:t>
-      </w:r>
-      <w:r>
-        <w:t>(</w:t>
-      </w:r>
-      <w:r>
-        <w:t>1, 2 and 5</w:t>
-      </w:r>
-      <w:r>
-        <w:t>) with the same login</w:t>
-      </w:r>
-      <w:r>
-        <w:t>.</w:t>
+        <w:t>The system is multi-organisational, with each organisation being a separate entity. As an example, a user could have access to 3 different organisations (1, 2 and 5) with the same login.</w:t>
       </w:r>
     </w:p>
     <w:p/>
@@ -976,6 +964,38 @@
       </w:r>
     </w:p>
     <w:p/>
+    <w:p>
+      <w:pPr>
+        <w:pStyle w:val="Heading3"/>
+      </w:pPr>
+      <w:r>
+        <w:t>MFA</w:t>
+      </w:r>
+    </w:p>
+    <w:p>
+      <w:pPr>
+        <w:pStyle w:val="ListParagraph"/>
+        <w:numPr>
+          <w:ilvl w:val="0"/>
+          <w:numId w:val="3"/>
+        </w:numPr>
+      </w:pPr>
+      <w:r>
+        <w:t>Optional? (eg batch users)</w:t>
+      </w:r>
+    </w:p>
+    <w:p>
+      <w:pPr>
+        <w:pStyle w:val="ListParagraph"/>
+        <w:numPr>
+          <w:ilvl w:val="0"/>
+          <w:numId w:val="3"/>
+        </w:numPr>
+      </w:pPr>
+      <w:r>
+        <w:t>TOTP enabled</w:t>
+      </w:r>
+    </w:p>
     <w:p/>
     <w:p>
       <w:pPr>
@@ -1265,15 +1285,7 @@
     </w:p>
     <w:p>
       <w:r>
-        <w:t xml:space="preserve">The Backend project’s APIs are tested via the </w:t>
-      </w:r>
-      <w:proofErr w:type="spellStart"/>
-      <w:r>
-        <w:t>BackendTest</w:t>
-      </w:r>
-      <w:proofErr w:type="spellEnd"/>
-      <w:r>
-        <w:t xml:space="preserve"> project. Controllers and Services are tested via the following:</w:t>
+        <w:t>The Backend project’s APIs are tested via the BackendTest project. Controllers and Services are tested via the following:</w:t>
       </w:r>
     </w:p>
     <w:p/>
@@ -1308,15 +1320,7 @@
         </w:numPr>
       </w:pPr>
       <w:r>
-        <w:t xml:space="preserve">Services are ‘mocked’ using </w:t>
-      </w:r>
-      <w:proofErr w:type="spellStart"/>
-      <w:r>
-        <w:t>Moq</w:t>
-      </w:r>
-      <w:proofErr w:type="spellEnd"/>
-      <w:r>
-        <w:t>. I.e., each service method accessed by the controller REST method is mocked with general test data.</w:t>
+        <w:t>Services are ‘mocked’ using Moq. I.e., each service method accessed by the controller REST method is mocked with general test data.</w:t>
       </w:r>
     </w:p>
     <w:p>

--- a/docs/Software Architecture Document.docx
+++ b/docs/Software Architecture Document.docx
@@ -4,13 +4,19 @@
   <w:body>
     <w:p>
       <w:pPr>
-        <w:pStyle w:val="Heading1"/>
-      </w:pPr>
-      <w:bookmarkStart w:id="0" w:name="_Toc230702689"/>
-      <w:r>
+        <w:jc w:val="center"/>
+        <w:rPr>
+          <w:sz w:val="56"/>
+          <w:szCs w:val="56"/>
+        </w:rPr>
+      </w:pPr>
+      <w:r>
+        <w:rPr>
+          <w:sz w:val="56"/>
+          <w:szCs w:val="56"/>
+        </w:rPr>
         <w:t>Software Architecture Document</w:t>
       </w:r>
-      <w:bookmarkEnd w:id="0"/>
     </w:p>
     <w:p/>
     <w:p>
@@ -75,13 +81,13 @@
           <w:r>
             <w:fldChar w:fldCharType="separate"/>
           </w:r>
-          <w:hyperlink w:anchor="_Toc230702689" w:history="1">
+          <w:hyperlink w:anchor="_Toc230784983" w:history="1">
             <w:r>
               <w:rPr>
                 <w:rStyle w:val="Hyperlink"/>
                 <w:noProof/>
               </w:rPr>
-              <w:t>Software Architecture Document</w:t>
+              <w:t>Project Status</w:t>
             </w:r>
             <w:r>
               <w:rPr>
@@ -102,7 +108,7 @@
                 <w:noProof/>
                 <w:webHidden/>
               </w:rPr>
-              <w:instrText xml:space="preserve"> PAGEREF _Toc230702689 \h </w:instrText>
+              <w:instrText xml:space="preserve"> PAGEREF _Toc230784983 \h </w:instrText>
             </w:r>
             <w:r>
               <w:rPr>
@@ -122,7 +128,7 @@
                 <w:noProof/>
                 <w:webHidden/>
               </w:rPr>
-              <w:t>1</w:t>
+              <w:t>2</w:t>
             </w:r>
             <w:r>
               <w:rPr>
@@ -135,7 +141,7 @@
         </w:p>
         <w:p>
           <w:pPr>
-            <w:pStyle w:val="TOC2"/>
+            <w:pStyle w:val="TOC1"/>
             <w:tabs>
               <w:tab w:val="right" w:leader="dot" w:pos="9016"/>
             </w:tabs>
@@ -148,13 +154,13 @@
               <w14:ligatures w14:val="standardContextual"/>
             </w:rPr>
           </w:pPr>
-          <w:hyperlink w:anchor="_Toc230702690" w:history="1">
+          <w:hyperlink w:anchor="_Toc230784984" w:history="1">
             <w:r>
               <w:rPr>
                 <w:rStyle w:val="Hyperlink"/>
                 <w:noProof/>
               </w:rPr>
-              <w:t>User Accounts</w:t>
+              <w:t>Project Structure</w:t>
             </w:r>
             <w:r>
               <w:rPr>
@@ -175,7 +181,7 @@
                 <w:noProof/>
                 <w:webHidden/>
               </w:rPr>
-              <w:instrText xml:space="preserve"> PAGEREF _Toc230702690 \h </w:instrText>
+              <w:instrText xml:space="preserve"> PAGEREF _Toc230784984 \h </w:instrText>
             </w:r>
             <w:r>
               <w:rPr>
@@ -221,13 +227,13 @@
               <w14:ligatures w14:val="standardContextual"/>
             </w:rPr>
           </w:pPr>
-          <w:hyperlink w:anchor="_Toc230702691" w:history="1">
+          <w:hyperlink w:anchor="_Toc230784985" w:history="1">
             <w:r>
               <w:rPr>
                 <w:rStyle w:val="Hyperlink"/>
                 <w:noProof/>
               </w:rPr>
-              <w:t>User Login</w:t>
+              <w:t>System Context (ToDo)</w:t>
             </w:r>
             <w:r>
               <w:rPr>
@@ -248,7 +254,7 @@
                 <w:noProof/>
                 <w:webHidden/>
               </w:rPr>
-              <w:instrText xml:space="preserve"> PAGEREF _Toc230702691 \h </w:instrText>
+              <w:instrText xml:space="preserve"> PAGEREF _Toc230784985 \h </w:instrText>
             </w:r>
             <w:r>
               <w:rPr>
@@ -294,13 +300,13 @@
               <w14:ligatures w14:val="standardContextual"/>
             </w:rPr>
           </w:pPr>
-          <w:hyperlink w:anchor="_Toc230702692" w:history="1">
+          <w:hyperlink w:anchor="_Toc230784986" w:history="1">
             <w:r>
               <w:rPr>
                 <w:rStyle w:val="Hyperlink"/>
                 <w:noProof/>
               </w:rPr>
-              <w:t>User Account</w:t>
+              <w:t>Component Diagram (ToDo)</w:t>
             </w:r>
             <w:r>
               <w:rPr>
@@ -321,7 +327,7 @@
                 <w:noProof/>
                 <w:webHidden/>
               </w:rPr>
-              <w:instrText xml:space="preserve"> PAGEREF _Toc230702692 \h </w:instrText>
+              <w:instrText xml:space="preserve"> PAGEREF _Toc230784986 \h </w:instrText>
             </w:r>
             <w:r>
               <w:rPr>
@@ -341,80 +347,7 @@
                 <w:noProof/>
                 <w:webHidden/>
               </w:rPr>
-              <w:t>2</w:t>
-            </w:r>
-            <w:r>
-              <w:rPr>
-                <w:noProof/>
-                <w:webHidden/>
-              </w:rPr>
-              <w:fldChar w:fldCharType="end"/>
-            </w:r>
-          </w:hyperlink>
-        </w:p>
-        <w:p>
-          <w:pPr>
-            <w:pStyle w:val="TOC2"/>
-            <w:tabs>
-              <w:tab w:val="right" w:leader="dot" w:pos="9016"/>
-            </w:tabs>
-            <w:rPr>
-              <w:noProof/>
-              <w:kern w:val="2"/>
-              <w:sz w:val="24"/>
-              <w:szCs w:val="24"/>
-              <w:lang w:eastAsia="en-NZ"/>
-              <w14:ligatures w14:val="standardContextual"/>
-            </w:rPr>
-          </w:pPr>
-          <w:hyperlink w:anchor="_Toc230702693" w:history="1">
-            <w:r>
-              <w:rPr>
-                <w:rStyle w:val="Hyperlink"/>
-                <w:noProof/>
-              </w:rPr>
-              <w:t>Roles and Permissions</w:t>
-            </w:r>
-            <w:r>
-              <w:rPr>
-                <w:noProof/>
-                <w:webHidden/>
-              </w:rPr>
-              <w:tab/>
-            </w:r>
-            <w:r>
-              <w:rPr>
-                <w:noProof/>
-                <w:webHidden/>
-              </w:rPr>
-              <w:fldChar w:fldCharType="begin"/>
-            </w:r>
-            <w:r>
-              <w:rPr>
-                <w:noProof/>
-                <w:webHidden/>
-              </w:rPr>
-              <w:instrText xml:space="preserve"> PAGEREF _Toc230702693 \h </w:instrText>
-            </w:r>
-            <w:r>
-              <w:rPr>
-                <w:noProof/>
-                <w:webHidden/>
-              </w:rPr>
-            </w:r>
-            <w:r>
-              <w:rPr>
-                <w:noProof/>
-                <w:webHidden/>
-              </w:rPr>
-              <w:fldChar w:fldCharType="separate"/>
-            </w:r>
-            <w:r>
-              <w:rPr>
-                <w:noProof/>
-                <w:webHidden/>
-              </w:rPr>
-              <w:t>2</w:t>
+              <w:t>3</w:t>
             </w:r>
             <w:r>
               <w:rPr>
@@ -440,13 +373,13 @@
               <w14:ligatures w14:val="standardContextual"/>
             </w:rPr>
           </w:pPr>
-          <w:hyperlink w:anchor="_Toc230702694" w:history="1">
+          <w:hyperlink w:anchor="_Toc230784987" w:history="1">
             <w:r>
               <w:rPr>
                 <w:rStyle w:val="Hyperlink"/>
                 <w:noProof/>
               </w:rPr>
-              <w:t>Roles</w:t>
+              <w:t>Data Architecture (ToDo)</w:t>
             </w:r>
             <w:r>
               <w:rPr>
@@ -467,7 +400,7 @@
                 <w:noProof/>
                 <w:webHidden/>
               </w:rPr>
-              <w:instrText xml:space="preserve"> PAGEREF _Toc230702694 \h </w:instrText>
+              <w:instrText xml:space="preserve"> PAGEREF _Toc230784987 \h </w:instrText>
             </w:r>
             <w:r>
               <w:rPr>
@@ -487,7 +420,7 @@
                 <w:noProof/>
                 <w:webHidden/>
               </w:rPr>
-              <w:t>2</w:t>
+              <w:t>3</w:t>
             </w:r>
             <w:r>
               <w:rPr>
@@ -513,13 +446,13 @@
               <w14:ligatures w14:val="standardContextual"/>
             </w:rPr>
           </w:pPr>
-          <w:hyperlink w:anchor="_Toc230702695" w:history="1">
+          <w:hyperlink w:anchor="_Toc230784988" w:history="1">
             <w:r>
               <w:rPr>
                 <w:rStyle w:val="Hyperlink"/>
                 <w:noProof/>
               </w:rPr>
-              <w:t>Permissions</w:t>
+              <w:t>Modules</w:t>
             </w:r>
             <w:r>
               <w:rPr>
@@ -540,7 +473,7 @@
                 <w:noProof/>
                 <w:webHidden/>
               </w:rPr>
-              <w:instrText xml:space="preserve"> PAGEREF _Toc230702695 \h </w:instrText>
+              <w:instrText xml:space="preserve"> PAGEREF _Toc230784988 \h </w:instrText>
             </w:r>
             <w:r>
               <w:rPr>
@@ -560,7 +493,7 @@
                 <w:noProof/>
                 <w:webHidden/>
               </w:rPr>
-              <w:t>2</w:t>
+              <w:t>3</w:t>
             </w:r>
             <w:r>
               <w:rPr>
@@ -586,13 +519,13 @@
               <w14:ligatures w14:val="standardContextual"/>
             </w:rPr>
           </w:pPr>
-          <w:hyperlink w:anchor="_Toc230702696" w:history="1">
+          <w:hyperlink w:anchor="_Toc230784989" w:history="1">
             <w:r>
               <w:rPr>
                 <w:rStyle w:val="Hyperlink"/>
                 <w:noProof/>
               </w:rPr>
-              <w:t>CRUD</w:t>
+              <w:t>Base</w:t>
             </w:r>
             <w:r>
               <w:rPr>
@@ -613,80 +546,7 @@
                 <w:noProof/>
                 <w:webHidden/>
               </w:rPr>
-              <w:instrText xml:space="preserve"> PAGEREF _Toc230702696 \h </w:instrText>
-            </w:r>
-            <w:r>
-              <w:rPr>
-                <w:noProof/>
-                <w:webHidden/>
-              </w:rPr>
-            </w:r>
-            <w:r>
-              <w:rPr>
-                <w:noProof/>
-                <w:webHidden/>
-              </w:rPr>
-              <w:fldChar w:fldCharType="separate"/>
-            </w:r>
-            <w:r>
-              <w:rPr>
-                <w:noProof/>
-                <w:webHidden/>
-              </w:rPr>
-              <w:t>2</w:t>
-            </w:r>
-            <w:r>
-              <w:rPr>
-                <w:noProof/>
-                <w:webHidden/>
-              </w:rPr>
-              <w:fldChar w:fldCharType="end"/>
-            </w:r>
-          </w:hyperlink>
-        </w:p>
-        <w:p>
-          <w:pPr>
-            <w:pStyle w:val="TOC2"/>
-            <w:tabs>
-              <w:tab w:val="right" w:leader="dot" w:pos="9016"/>
-            </w:tabs>
-            <w:rPr>
-              <w:noProof/>
-              <w:kern w:val="2"/>
-              <w:sz w:val="24"/>
-              <w:szCs w:val="24"/>
-              <w:lang w:eastAsia="en-NZ"/>
-              <w14:ligatures w14:val="standardContextual"/>
-            </w:rPr>
-          </w:pPr>
-          <w:hyperlink w:anchor="_Toc230702697" w:history="1">
-            <w:r>
-              <w:rPr>
-                <w:rStyle w:val="Hyperlink"/>
-                <w:noProof/>
-              </w:rPr>
-              <w:t>Automated Testing</w:t>
-            </w:r>
-            <w:r>
-              <w:rPr>
-                <w:noProof/>
-                <w:webHidden/>
-              </w:rPr>
-              <w:tab/>
-            </w:r>
-            <w:r>
-              <w:rPr>
-                <w:noProof/>
-                <w:webHidden/>
-              </w:rPr>
-              <w:fldChar w:fldCharType="begin"/>
-            </w:r>
-            <w:r>
-              <w:rPr>
-                <w:noProof/>
-                <w:webHidden/>
-              </w:rPr>
-              <w:instrText xml:space="preserve"> PAGEREF _Toc230702697 \h </w:instrText>
+              <w:instrText xml:space="preserve"> PAGEREF _Toc230784989 \h </w:instrText>
             </w:r>
             <w:r>
               <w:rPr>
@@ -732,13 +592,13 @@
               <w14:ligatures w14:val="standardContextual"/>
             </w:rPr>
           </w:pPr>
-          <w:hyperlink w:anchor="_Toc230702698" w:history="1">
+          <w:hyperlink w:anchor="_Toc230784990" w:history="1">
             <w:r>
               <w:rPr>
                 <w:rStyle w:val="Hyperlink"/>
                 <w:noProof/>
               </w:rPr>
-              <w:t>Controllers</w:t>
+              <w:t>App</w:t>
             </w:r>
             <w:r>
               <w:rPr>
@@ -759,7 +619,80 @@
                 <w:noProof/>
                 <w:webHidden/>
               </w:rPr>
-              <w:instrText xml:space="preserve"> PAGEREF _Toc230702698 \h </w:instrText>
+              <w:instrText xml:space="preserve"> PAGEREF _Toc230784990 \h </w:instrText>
+            </w:r>
+            <w:r>
+              <w:rPr>
+                <w:noProof/>
+                <w:webHidden/>
+              </w:rPr>
+            </w:r>
+            <w:r>
+              <w:rPr>
+                <w:noProof/>
+                <w:webHidden/>
+              </w:rPr>
+              <w:fldChar w:fldCharType="separate"/>
+            </w:r>
+            <w:r>
+              <w:rPr>
+                <w:noProof/>
+                <w:webHidden/>
+              </w:rPr>
+              <w:t>3</w:t>
+            </w:r>
+            <w:r>
+              <w:rPr>
+                <w:noProof/>
+                <w:webHidden/>
+              </w:rPr>
+              <w:fldChar w:fldCharType="end"/>
+            </w:r>
+          </w:hyperlink>
+        </w:p>
+        <w:p>
+          <w:pPr>
+            <w:pStyle w:val="TOC1"/>
+            <w:tabs>
+              <w:tab w:val="right" w:leader="dot" w:pos="9016"/>
+            </w:tabs>
+            <w:rPr>
+              <w:noProof/>
+              <w:kern w:val="2"/>
+              <w:sz w:val="24"/>
+              <w:szCs w:val="24"/>
+              <w:lang w:eastAsia="en-NZ"/>
+              <w14:ligatures w14:val="standardContextual"/>
+            </w:rPr>
+          </w:pPr>
+          <w:hyperlink w:anchor="_Toc230784991" w:history="1">
+            <w:r>
+              <w:rPr>
+                <w:rStyle w:val="Hyperlink"/>
+                <w:noProof/>
+              </w:rPr>
+              <w:t>User Accounts</w:t>
+            </w:r>
+            <w:r>
+              <w:rPr>
+                <w:noProof/>
+                <w:webHidden/>
+              </w:rPr>
+              <w:tab/>
+            </w:r>
+            <w:r>
+              <w:rPr>
+                <w:noProof/>
+                <w:webHidden/>
+              </w:rPr>
+              <w:fldChar w:fldCharType="begin"/>
+            </w:r>
+            <w:r>
+              <w:rPr>
+                <w:noProof/>
+                <w:webHidden/>
+              </w:rPr>
+              <w:instrText xml:space="preserve"> PAGEREF _Toc230784991 \h </w:instrText>
             </w:r>
             <w:r>
               <w:rPr>
@@ -805,12 +738,1107 @@
               <w14:ligatures w14:val="standardContextual"/>
             </w:rPr>
           </w:pPr>
-          <w:hyperlink w:anchor="_Toc230702699" w:history="1">
+          <w:hyperlink w:anchor="_Toc230784992" w:history="1">
             <w:r>
               <w:rPr>
                 <w:rStyle w:val="Hyperlink"/>
                 <w:noProof/>
               </w:rPr>
+              <w:t>User Login</w:t>
+            </w:r>
+            <w:r>
+              <w:rPr>
+                <w:noProof/>
+                <w:webHidden/>
+              </w:rPr>
+              <w:tab/>
+            </w:r>
+            <w:r>
+              <w:rPr>
+                <w:noProof/>
+                <w:webHidden/>
+              </w:rPr>
+              <w:fldChar w:fldCharType="begin"/>
+            </w:r>
+            <w:r>
+              <w:rPr>
+                <w:noProof/>
+                <w:webHidden/>
+              </w:rPr>
+              <w:instrText xml:space="preserve"> PAGEREF _Toc230784992 \h </w:instrText>
+            </w:r>
+            <w:r>
+              <w:rPr>
+                <w:noProof/>
+                <w:webHidden/>
+              </w:rPr>
+            </w:r>
+            <w:r>
+              <w:rPr>
+                <w:noProof/>
+                <w:webHidden/>
+              </w:rPr>
+              <w:fldChar w:fldCharType="separate"/>
+            </w:r>
+            <w:r>
+              <w:rPr>
+                <w:noProof/>
+                <w:webHidden/>
+              </w:rPr>
+              <w:t>3</w:t>
+            </w:r>
+            <w:r>
+              <w:rPr>
+                <w:noProof/>
+                <w:webHidden/>
+              </w:rPr>
+              <w:fldChar w:fldCharType="end"/>
+            </w:r>
+          </w:hyperlink>
+        </w:p>
+        <w:p>
+          <w:pPr>
+            <w:pStyle w:val="TOC3"/>
+            <w:tabs>
+              <w:tab w:val="right" w:leader="dot" w:pos="9016"/>
+            </w:tabs>
+            <w:rPr>
+              <w:noProof/>
+              <w:kern w:val="2"/>
+              <w:sz w:val="24"/>
+              <w:szCs w:val="24"/>
+              <w:lang w:eastAsia="en-NZ"/>
+              <w14:ligatures w14:val="standardContextual"/>
+            </w:rPr>
+          </w:pPr>
+          <w:hyperlink w:anchor="_Toc230784993" w:history="1">
+            <w:r>
+              <w:rPr>
+                <w:rStyle w:val="Hyperlink"/>
+                <w:noProof/>
+              </w:rPr>
+              <w:t>User Account</w:t>
+            </w:r>
+            <w:r>
+              <w:rPr>
+                <w:noProof/>
+                <w:webHidden/>
+              </w:rPr>
+              <w:tab/>
+            </w:r>
+            <w:r>
+              <w:rPr>
+                <w:noProof/>
+                <w:webHidden/>
+              </w:rPr>
+              <w:fldChar w:fldCharType="begin"/>
+            </w:r>
+            <w:r>
+              <w:rPr>
+                <w:noProof/>
+                <w:webHidden/>
+              </w:rPr>
+              <w:instrText xml:space="preserve"> PAGEREF _Toc230784993 \h </w:instrText>
+            </w:r>
+            <w:r>
+              <w:rPr>
+                <w:noProof/>
+                <w:webHidden/>
+              </w:rPr>
+            </w:r>
+            <w:r>
+              <w:rPr>
+                <w:noProof/>
+                <w:webHidden/>
+              </w:rPr>
+              <w:fldChar w:fldCharType="separate"/>
+            </w:r>
+            <w:r>
+              <w:rPr>
+                <w:noProof/>
+                <w:webHidden/>
+              </w:rPr>
+              <w:t>3</w:t>
+            </w:r>
+            <w:r>
+              <w:rPr>
+                <w:noProof/>
+                <w:webHidden/>
+              </w:rPr>
+              <w:fldChar w:fldCharType="end"/>
+            </w:r>
+          </w:hyperlink>
+        </w:p>
+        <w:p>
+          <w:pPr>
+            <w:pStyle w:val="TOC3"/>
+            <w:tabs>
+              <w:tab w:val="right" w:leader="dot" w:pos="9016"/>
+            </w:tabs>
+            <w:rPr>
+              <w:noProof/>
+              <w:kern w:val="2"/>
+              <w:sz w:val="24"/>
+              <w:szCs w:val="24"/>
+              <w:lang w:eastAsia="en-NZ"/>
+              <w14:ligatures w14:val="standardContextual"/>
+            </w:rPr>
+          </w:pPr>
+          <w:hyperlink w:anchor="_Toc230784994" w:history="1">
+            <w:r>
+              <w:rPr>
+                <w:rStyle w:val="Hyperlink"/>
+                <w:noProof/>
+              </w:rPr>
+              <w:t>MFA</w:t>
+            </w:r>
+            <w:r>
+              <w:rPr>
+                <w:noProof/>
+                <w:webHidden/>
+              </w:rPr>
+              <w:tab/>
+            </w:r>
+            <w:r>
+              <w:rPr>
+                <w:noProof/>
+                <w:webHidden/>
+              </w:rPr>
+              <w:fldChar w:fldCharType="begin"/>
+            </w:r>
+            <w:r>
+              <w:rPr>
+                <w:noProof/>
+                <w:webHidden/>
+              </w:rPr>
+              <w:instrText xml:space="preserve"> PAGEREF _Toc230784994 \h </w:instrText>
+            </w:r>
+            <w:r>
+              <w:rPr>
+                <w:noProof/>
+                <w:webHidden/>
+              </w:rPr>
+            </w:r>
+            <w:r>
+              <w:rPr>
+                <w:noProof/>
+                <w:webHidden/>
+              </w:rPr>
+              <w:fldChar w:fldCharType="separate"/>
+            </w:r>
+            <w:r>
+              <w:rPr>
+                <w:noProof/>
+                <w:webHidden/>
+              </w:rPr>
+              <w:t>3</w:t>
+            </w:r>
+            <w:r>
+              <w:rPr>
+                <w:noProof/>
+                <w:webHidden/>
+              </w:rPr>
+              <w:fldChar w:fldCharType="end"/>
+            </w:r>
+          </w:hyperlink>
+        </w:p>
+        <w:p>
+          <w:pPr>
+            <w:pStyle w:val="TOC1"/>
+            <w:tabs>
+              <w:tab w:val="right" w:leader="dot" w:pos="9016"/>
+            </w:tabs>
+            <w:rPr>
+              <w:noProof/>
+              <w:kern w:val="2"/>
+              <w:sz w:val="24"/>
+              <w:szCs w:val="24"/>
+              <w:lang w:eastAsia="en-NZ"/>
+              <w14:ligatures w14:val="standardContextual"/>
+            </w:rPr>
+          </w:pPr>
+          <w:hyperlink w:anchor="_Toc230784995" w:history="1">
+            <w:r>
+              <w:rPr>
+                <w:rStyle w:val="Hyperlink"/>
+                <w:noProof/>
+              </w:rPr>
+              <w:t>Roles and Permissions</w:t>
+            </w:r>
+            <w:r>
+              <w:rPr>
+                <w:noProof/>
+                <w:webHidden/>
+              </w:rPr>
+              <w:tab/>
+            </w:r>
+            <w:r>
+              <w:rPr>
+                <w:noProof/>
+                <w:webHidden/>
+              </w:rPr>
+              <w:fldChar w:fldCharType="begin"/>
+            </w:r>
+            <w:r>
+              <w:rPr>
+                <w:noProof/>
+                <w:webHidden/>
+              </w:rPr>
+              <w:instrText xml:space="preserve"> PAGEREF _Toc230784995 \h </w:instrText>
+            </w:r>
+            <w:r>
+              <w:rPr>
+                <w:noProof/>
+                <w:webHidden/>
+              </w:rPr>
+            </w:r>
+            <w:r>
+              <w:rPr>
+                <w:noProof/>
+                <w:webHidden/>
+              </w:rPr>
+              <w:fldChar w:fldCharType="separate"/>
+            </w:r>
+            <w:r>
+              <w:rPr>
+                <w:noProof/>
+                <w:webHidden/>
+              </w:rPr>
+              <w:t>4</w:t>
+            </w:r>
+            <w:r>
+              <w:rPr>
+                <w:noProof/>
+                <w:webHidden/>
+              </w:rPr>
+              <w:fldChar w:fldCharType="end"/>
+            </w:r>
+          </w:hyperlink>
+        </w:p>
+        <w:p>
+          <w:pPr>
+            <w:pStyle w:val="TOC3"/>
+            <w:tabs>
+              <w:tab w:val="right" w:leader="dot" w:pos="9016"/>
+            </w:tabs>
+            <w:rPr>
+              <w:noProof/>
+              <w:kern w:val="2"/>
+              <w:sz w:val="24"/>
+              <w:szCs w:val="24"/>
+              <w:lang w:eastAsia="en-NZ"/>
+              <w14:ligatures w14:val="standardContextual"/>
+            </w:rPr>
+          </w:pPr>
+          <w:hyperlink w:anchor="_Toc230784996" w:history="1">
+            <w:r>
+              <w:rPr>
+                <w:rStyle w:val="Hyperlink"/>
+                <w:noProof/>
+              </w:rPr>
+              <w:t>Roles</w:t>
+            </w:r>
+            <w:r>
+              <w:rPr>
+                <w:noProof/>
+                <w:webHidden/>
+              </w:rPr>
+              <w:tab/>
+            </w:r>
+            <w:r>
+              <w:rPr>
+                <w:noProof/>
+                <w:webHidden/>
+              </w:rPr>
+              <w:fldChar w:fldCharType="begin"/>
+            </w:r>
+            <w:r>
+              <w:rPr>
+                <w:noProof/>
+                <w:webHidden/>
+              </w:rPr>
+              <w:instrText xml:space="preserve"> PAGEREF _Toc230784996 \h </w:instrText>
+            </w:r>
+            <w:r>
+              <w:rPr>
+                <w:noProof/>
+                <w:webHidden/>
+              </w:rPr>
+            </w:r>
+            <w:r>
+              <w:rPr>
+                <w:noProof/>
+                <w:webHidden/>
+              </w:rPr>
+              <w:fldChar w:fldCharType="separate"/>
+            </w:r>
+            <w:r>
+              <w:rPr>
+                <w:noProof/>
+                <w:webHidden/>
+              </w:rPr>
+              <w:t>4</w:t>
+            </w:r>
+            <w:r>
+              <w:rPr>
+                <w:noProof/>
+                <w:webHidden/>
+              </w:rPr>
+              <w:fldChar w:fldCharType="end"/>
+            </w:r>
+          </w:hyperlink>
+        </w:p>
+        <w:p>
+          <w:pPr>
+            <w:pStyle w:val="TOC3"/>
+            <w:tabs>
+              <w:tab w:val="right" w:leader="dot" w:pos="9016"/>
+            </w:tabs>
+            <w:rPr>
+              <w:noProof/>
+              <w:kern w:val="2"/>
+              <w:sz w:val="24"/>
+              <w:szCs w:val="24"/>
+              <w:lang w:eastAsia="en-NZ"/>
+              <w14:ligatures w14:val="standardContextual"/>
+            </w:rPr>
+          </w:pPr>
+          <w:hyperlink w:anchor="_Toc230784997" w:history="1">
+            <w:r>
+              <w:rPr>
+                <w:rStyle w:val="Hyperlink"/>
+                <w:noProof/>
+              </w:rPr>
+              <w:t>Permissions</w:t>
+            </w:r>
+            <w:r>
+              <w:rPr>
+                <w:noProof/>
+                <w:webHidden/>
+              </w:rPr>
+              <w:tab/>
+            </w:r>
+            <w:r>
+              <w:rPr>
+                <w:noProof/>
+                <w:webHidden/>
+              </w:rPr>
+              <w:fldChar w:fldCharType="begin"/>
+            </w:r>
+            <w:r>
+              <w:rPr>
+                <w:noProof/>
+                <w:webHidden/>
+              </w:rPr>
+              <w:instrText xml:space="preserve"> PAGEREF _Toc230784997 \h </w:instrText>
+            </w:r>
+            <w:r>
+              <w:rPr>
+                <w:noProof/>
+                <w:webHidden/>
+              </w:rPr>
+            </w:r>
+            <w:r>
+              <w:rPr>
+                <w:noProof/>
+                <w:webHidden/>
+              </w:rPr>
+              <w:fldChar w:fldCharType="separate"/>
+            </w:r>
+            <w:r>
+              <w:rPr>
+                <w:noProof/>
+                <w:webHidden/>
+              </w:rPr>
+              <w:t>4</w:t>
+            </w:r>
+            <w:r>
+              <w:rPr>
+                <w:noProof/>
+                <w:webHidden/>
+              </w:rPr>
+              <w:fldChar w:fldCharType="end"/>
+            </w:r>
+          </w:hyperlink>
+        </w:p>
+        <w:p>
+          <w:pPr>
+            <w:pStyle w:val="TOC3"/>
+            <w:tabs>
+              <w:tab w:val="right" w:leader="dot" w:pos="9016"/>
+            </w:tabs>
+            <w:rPr>
+              <w:noProof/>
+              <w:kern w:val="2"/>
+              <w:sz w:val="24"/>
+              <w:szCs w:val="24"/>
+              <w:lang w:eastAsia="en-NZ"/>
+              <w14:ligatures w14:val="standardContextual"/>
+            </w:rPr>
+          </w:pPr>
+          <w:hyperlink w:anchor="_Toc230784998" w:history="1">
+            <w:r>
+              <w:rPr>
+                <w:rStyle w:val="Hyperlink"/>
+                <w:noProof/>
+              </w:rPr>
+              <w:t>CRUD</w:t>
+            </w:r>
+            <w:r>
+              <w:rPr>
+                <w:noProof/>
+                <w:webHidden/>
+              </w:rPr>
+              <w:tab/>
+            </w:r>
+            <w:r>
+              <w:rPr>
+                <w:noProof/>
+                <w:webHidden/>
+              </w:rPr>
+              <w:fldChar w:fldCharType="begin"/>
+            </w:r>
+            <w:r>
+              <w:rPr>
+                <w:noProof/>
+                <w:webHidden/>
+              </w:rPr>
+              <w:instrText xml:space="preserve"> PAGEREF _Toc230784998 \h </w:instrText>
+            </w:r>
+            <w:r>
+              <w:rPr>
+                <w:noProof/>
+                <w:webHidden/>
+              </w:rPr>
+            </w:r>
+            <w:r>
+              <w:rPr>
+                <w:noProof/>
+                <w:webHidden/>
+              </w:rPr>
+              <w:fldChar w:fldCharType="separate"/>
+            </w:r>
+            <w:r>
+              <w:rPr>
+                <w:noProof/>
+                <w:webHidden/>
+              </w:rPr>
+              <w:t>4</w:t>
+            </w:r>
+            <w:r>
+              <w:rPr>
+                <w:noProof/>
+                <w:webHidden/>
+              </w:rPr>
+              <w:fldChar w:fldCharType="end"/>
+            </w:r>
+          </w:hyperlink>
+        </w:p>
+        <w:p>
+          <w:pPr>
+            <w:pStyle w:val="TOC1"/>
+            <w:tabs>
+              <w:tab w:val="right" w:leader="dot" w:pos="9016"/>
+            </w:tabs>
+            <w:rPr>
+              <w:noProof/>
+              <w:kern w:val="2"/>
+              <w:sz w:val="24"/>
+              <w:szCs w:val="24"/>
+              <w:lang w:eastAsia="en-NZ"/>
+              <w14:ligatures w14:val="standardContextual"/>
+            </w:rPr>
+          </w:pPr>
+          <w:hyperlink w:anchor="_Toc230784999" w:history="1">
+            <w:r>
+              <w:rPr>
+                <w:rStyle w:val="Hyperlink"/>
+                <w:noProof/>
+              </w:rPr>
+              <w:t>Sessions</w:t>
+            </w:r>
+            <w:r>
+              <w:rPr>
+                <w:noProof/>
+                <w:webHidden/>
+              </w:rPr>
+              <w:tab/>
+            </w:r>
+            <w:r>
+              <w:rPr>
+                <w:noProof/>
+                <w:webHidden/>
+              </w:rPr>
+              <w:fldChar w:fldCharType="begin"/>
+            </w:r>
+            <w:r>
+              <w:rPr>
+                <w:noProof/>
+                <w:webHidden/>
+              </w:rPr>
+              <w:instrText xml:space="preserve"> PAGEREF _Toc230784999 \h </w:instrText>
+            </w:r>
+            <w:r>
+              <w:rPr>
+                <w:noProof/>
+                <w:webHidden/>
+              </w:rPr>
+            </w:r>
+            <w:r>
+              <w:rPr>
+                <w:noProof/>
+                <w:webHidden/>
+              </w:rPr>
+              <w:fldChar w:fldCharType="separate"/>
+            </w:r>
+            <w:r>
+              <w:rPr>
+                <w:noProof/>
+                <w:webHidden/>
+              </w:rPr>
+              <w:t>4</w:t>
+            </w:r>
+            <w:r>
+              <w:rPr>
+                <w:noProof/>
+                <w:webHidden/>
+              </w:rPr>
+              <w:fldChar w:fldCharType="end"/>
+            </w:r>
+          </w:hyperlink>
+        </w:p>
+        <w:p>
+          <w:pPr>
+            <w:pStyle w:val="TOC1"/>
+            <w:tabs>
+              <w:tab w:val="right" w:leader="dot" w:pos="9016"/>
+            </w:tabs>
+            <w:rPr>
+              <w:noProof/>
+              <w:kern w:val="2"/>
+              <w:sz w:val="24"/>
+              <w:szCs w:val="24"/>
+              <w:lang w:eastAsia="en-NZ"/>
+              <w14:ligatures w14:val="standardContextual"/>
+            </w:rPr>
+          </w:pPr>
+          <w:hyperlink w:anchor="_Toc230785000" w:history="1">
+            <w:r>
+              <w:rPr>
+                <w:rStyle w:val="Hyperlink"/>
+                <w:noProof/>
+              </w:rPr>
+              <w:t>Organisations</w:t>
+            </w:r>
+            <w:r>
+              <w:rPr>
+                <w:noProof/>
+                <w:webHidden/>
+              </w:rPr>
+              <w:tab/>
+            </w:r>
+            <w:r>
+              <w:rPr>
+                <w:noProof/>
+                <w:webHidden/>
+              </w:rPr>
+              <w:fldChar w:fldCharType="begin"/>
+            </w:r>
+            <w:r>
+              <w:rPr>
+                <w:noProof/>
+                <w:webHidden/>
+              </w:rPr>
+              <w:instrText xml:space="preserve"> PAGEREF _Toc230785000 \h </w:instrText>
+            </w:r>
+            <w:r>
+              <w:rPr>
+                <w:noProof/>
+                <w:webHidden/>
+              </w:rPr>
+            </w:r>
+            <w:r>
+              <w:rPr>
+                <w:noProof/>
+                <w:webHidden/>
+              </w:rPr>
+              <w:fldChar w:fldCharType="separate"/>
+            </w:r>
+            <w:r>
+              <w:rPr>
+                <w:noProof/>
+                <w:webHidden/>
+              </w:rPr>
+              <w:t>4</w:t>
+            </w:r>
+            <w:r>
+              <w:rPr>
+                <w:noProof/>
+                <w:webHidden/>
+              </w:rPr>
+              <w:fldChar w:fldCharType="end"/>
+            </w:r>
+          </w:hyperlink>
+        </w:p>
+        <w:p>
+          <w:pPr>
+            <w:pStyle w:val="TOC1"/>
+            <w:tabs>
+              <w:tab w:val="right" w:leader="dot" w:pos="9016"/>
+            </w:tabs>
+            <w:rPr>
+              <w:noProof/>
+              <w:kern w:val="2"/>
+              <w:sz w:val="24"/>
+              <w:szCs w:val="24"/>
+              <w:lang w:eastAsia="en-NZ"/>
+              <w14:ligatures w14:val="standardContextual"/>
+            </w:rPr>
+          </w:pPr>
+          <w:hyperlink w:anchor="_Toc230785001" w:history="1">
+            <w:r>
+              <w:rPr>
+                <w:rStyle w:val="Hyperlink"/>
+                <w:noProof/>
+              </w:rPr>
+              <w:t>Languages</w:t>
+            </w:r>
+            <w:r>
+              <w:rPr>
+                <w:noProof/>
+                <w:webHidden/>
+              </w:rPr>
+              <w:tab/>
+            </w:r>
+            <w:r>
+              <w:rPr>
+                <w:noProof/>
+                <w:webHidden/>
+              </w:rPr>
+              <w:fldChar w:fldCharType="begin"/>
+            </w:r>
+            <w:r>
+              <w:rPr>
+                <w:noProof/>
+                <w:webHidden/>
+              </w:rPr>
+              <w:instrText xml:space="preserve"> PAGEREF _Toc230785001 \h </w:instrText>
+            </w:r>
+            <w:r>
+              <w:rPr>
+                <w:noProof/>
+                <w:webHidden/>
+              </w:rPr>
+            </w:r>
+            <w:r>
+              <w:rPr>
+                <w:noProof/>
+                <w:webHidden/>
+              </w:rPr>
+              <w:fldChar w:fldCharType="separate"/>
+            </w:r>
+            <w:r>
+              <w:rPr>
+                <w:noProof/>
+                <w:webHidden/>
+              </w:rPr>
+              <w:t>5</w:t>
+            </w:r>
+            <w:r>
+              <w:rPr>
+                <w:noProof/>
+                <w:webHidden/>
+              </w:rPr>
+              <w:fldChar w:fldCharType="end"/>
+            </w:r>
+          </w:hyperlink>
+        </w:p>
+        <w:p>
+          <w:pPr>
+            <w:pStyle w:val="TOC1"/>
+            <w:tabs>
+              <w:tab w:val="right" w:leader="dot" w:pos="9016"/>
+            </w:tabs>
+            <w:rPr>
+              <w:noProof/>
+              <w:kern w:val="2"/>
+              <w:sz w:val="24"/>
+              <w:szCs w:val="24"/>
+              <w:lang w:eastAsia="en-NZ"/>
+              <w14:ligatures w14:val="standardContextual"/>
+            </w:rPr>
+          </w:pPr>
+          <w:hyperlink w:anchor="_Toc230785002" w:history="1">
+            <w:r>
+              <w:rPr>
+                <w:rStyle w:val="Hyperlink"/>
+                <w:noProof/>
+              </w:rPr>
+              <w:t>Interceptor</w:t>
+            </w:r>
+            <w:r>
+              <w:rPr>
+                <w:noProof/>
+                <w:webHidden/>
+              </w:rPr>
+              <w:tab/>
+            </w:r>
+            <w:r>
+              <w:rPr>
+                <w:noProof/>
+                <w:webHidden/>
+              </w:rPr>
+              <w:fldChar w:fldCharType="begin"/>
+            </w:r>
+            <w:r>
+              <w:rPr>
+                <w:noProof/>
+                <w:webHidden/>
+              </w:rPr>
+              <w:instrText xml:space="preserve"> PAGEREF _Toc230785002 \h </w:instrText>
+            </w:r>
+            <w:r>
+              <w:rPr>
+                <w:noProof/>
+                <w:webHidden/>
+              </w:rPr>
+            </w:r>
+            <w:r>
+              <w:rPr>
+                <w:noProof/>
+                <w:webHidden/>
+              </w:rPr>
+              <w:fldChar w:fldCharType="separate"/>
+            </w:r>
+            <w:r>
+              <w:rPr>
+                <w:noProof/>
+                <w:webHidden/>
+              </w:rPr>
+              <w:t>5</w:t>
+            </w:r>
+            <w:r>
+              <w:rPr>
+                <w:noProof/>
+                <w:webHidden/>
+              </w:rPr>
+              <w:fldChar w:fldCharType="end"/>
+            </w:r>
+          </w:hyperlink>
+        </w:p>
+        <w:p>
+          <w:pPr>
+            <w:pStyle w:val="TOC1"/>
+            <w:tabs>
+              <w:tab w:val="right" w:leader="dot" w:pos="9016"/>
+            </w:tabs>
+            <w:rPr>
+              <w:noProof/>
+              <w:kern w:val="2"/>
+              <w:sz w:val="24"/>
+              <w:szCs w:val="24"/>
+              <w:lang w:eastAsia="en-NZ"/>
+              <w14:ligatures w14:val="standardContextual"/>
+            </w:rPr>
+          </w:pPr>
+          <w:hyperlink w:anchor="_Toc230785003" w:history="1">
+            <w:r>
+              <w:rPr>
+                <w:rStyle w:val="Hyperlink"/>
+                <w:noProof/>
+              </w:rPr>
+              <w:t>Log In Process</w:t>
+            </w:r>
+            <w:r>
+              <w:rPr>
+                <w:noProof/>
+                <w:webHidden/>
+              </w:rPr>
+              <w:tab/>
+            </w:r>
+            <w:r>
+              <w:rPr>
+                <w:noProof/>
+                <w:webHidden/>
+              </w:rPr>
+              <w:fldChar w:fldCharType="begin"/>
+            </w:r>
+            <w:r>
+              <w:rPr>
+                <w:noProof/>
+                <w:webHidden/>
+              </w:rPr>
+              <w:instrText xml:space="preserve"> PAGEREF _Toc230785003 \h </w:instrText>
+            </w:r>
+            <w:r>
+              <w:rPr>
+                <w:noProof/>
+                <w:webHidden/>
+              </w:rPr>
+            </w:r>
+            <w:r>
+              <w:rPr>
+                <w:noProof/>
+                <w:webHidden/>
+              </w:rPr>
+              <w:fldChar w:fldCharType="separate"/>
+            </w:r>
+            <w:r>
+              <w:rPr>
+                <w:noProof/>
+                <w:webHidden/>
+              </w:rPr>
+              <w:t>5</w:t>
+            </w:r>
+            <w:r>
+              <w:rPr>
+                <w:noProof/>
+                <w:webHidden/>
+              </w:rPr>
+              <w:fldChar w:fldCharType="end"/>
+            </w:r>
+          </w:hyperlink>
+        </w:p>
+        <w:p>
+          <w:pPr>
+            <w:pStyle w:val="TOC1"/>
+            <w:tabs>
+              <w:tab w:val="right" w:leader="dot" w:pos="9016"/>
+            </w:tabs>
+            <w:rPr>
+              <w:noProof/>
+              <w:kern w:val="2"/>
+              <w:sz w:val="24"/>
+              <w:szCs w:val="24"/>
+              <w:lang w:eastAsia="en-NZ"/>
+              <w14:ligatures w14:val="standardContextual"/>
+            </w:rPr>
+          </w:pPr>
+          <w:hyperlink w:anchor="_Toc230785004" w:history="1">
+            <w:r>
+              <w:rPr>
+                <w:rStyle w:val="Hyperlink"/>
+                <w:noProof/>
+              </w:rPr>
+              <w:t>Logging</w:t>
+            </w:r>
+            <w:r>
+              <w:rPr>
+                <w:noProof/>
+                <w:webHidden/>
+              </w:rPr>
+              <w:tab/>
+            </w:r>
+            <w:r>
+              <w:rPr>
+                <w:noProof/>
+                <w:webHidden/>
+              </w:rPr>
+              <w:fldChar w:fldCharType="begin"/>
+            </w:r>
+            <w:r>
+              <w:rPr>
+                <w:noProof/>
+                <w:webHidden/>
+              </w:rPr>
+              <w:instrText xml:space="preserve"> PAGEREF _Toc230785004 \h </w:instrText>
+            </w:r>
+            <w:r>
+              <w:rPr>
+                <w:noProof/>
+                <w:webHidden/>
+              </w:rPr>
+            </w:r>
+            <w:r>
+              <w:rPr>
+                <w:noProof/>
+                <w:webHidden/>
+              </w:rPr>
+              <w:fldChar w:fldCharType="separate"/>
+            </w:r>
+            <w:r>
+              <w:rPr>
+                <w:noProof/>
+                <w:webHidden/>
+              </w:rPr>
+              <w:t>5</w:t>
+            </w:r>
+            <w:r>
+              <w:rPr>
+                <w:noProof/>
+                <w:webHidden/>
+              </w:rPr>
+              <w:fldChar w:fldCharType="end"/>
+            </w:r>
+          </w:hyperlink>
+        </w:p>
+        <w:p>
+          <w:pPr>
+            <w:pStyle w:val="TOC1"/>
+            <w:tabs>
+              <w:tab w:val="right" w:leader="dot" w:pos="9016"/>
+            </w:tabs>
+            <w:rPr>
+              <w:noProof/>
+              <w:kern w:val="2"/>
+              <w:sz w:val="24"/>
+              <w:szCs w:val="24"/>
+              <w:lang w:eastAsia="en-NZ"/>
+              <w14:ligatures w14:val="standardContextual"/>
+            </w:rPr>
+          </w:pPr>
+          <w:hyperlink w:anchor="_Toc230785005" w:history="1">
+            <w:r>
+              <w:rPr>
+                <w:rStyle w:val="Hyperlink"/>
+                <w:noProof/>
+              </w:rPr>
+              <w:t>Automated Testing</w:t>
+            </w:r>
+            <w:r>
+              <w:rPr>
+                <w:noProof/>
+                <w:webHidden/>
+              </w:rPr>
+              <w:tab/>
+            </w:r>
+            <w:r>
+              <w:rPr>
+                <w:noProof/>
+                <w:webHidden/>
+              </w:rPr>
+              <w:fldChar w:fldCharType="begin"/>
+            </w:r>
+            <w:r>
+              <w:rPr>
+                <w:noProof/>
+                <w:webHidden/>
+              </w:rPr>
+              <w:instrText xml:space="preserve"> PAGEREF _Toc230785005 \h </w:instrText>
+            </w:r>
+            <w:r>
+              <w:rPr>
+                <w:noProof/>
+                <w:webHidden/>
+              </w:rPr>
+            </w:r>
+            <w:r>
+              <w:rPr>
+                <w:noProof/>
+                <w:webHidden/>
+              </w:rPr>
+              <w:fldChar w:fldCharType="separate"/>
+            </w:r>
+            <w:r>
+              <w:rPr>
+                <w:noProof/>
+                <w:webHidden/>
+              </w:rPr>
+              <w:t>5</w:t>
+            </w:r>
+            <w:r>
+              <w:rPr>
+                <w:noProof/>
+                <w:webHidden/>
+              </w:rPr>
+              <w:fldChar w:fldCharType="end"/>
+            </w:r>
+          </w:hyperlink>
+        </w:p>
+        <w:p>
+          <w:pPr>
+            <w:pStyle w:val="TOC3"/>
+            <w:tabs>
+              <w:tab w:val="right" w:leader="dot" w:pos="9016"/>
+            </w:tabs>
+            <w:rPr>
+              <w:noProof/>
+              <w:kern w:val="2"/>
+              <w:sz w:val="24"/>
+              <w:szCs w:val="24"/>
+              <w:lang w:eastAsia="en-NZ"/>
+              <w14:ligatures w14:val="standardContextual"/>
+            </w:rPr>
+          </w:pPr>
+          <w:hyperlink w:anchor="_Toc230785006" w:history="1">
+            <w:r>
+              <w:rPr>
+                <w:rStyle w:val="Hyperlink"/>
+                <w:noProof/>
+              </w:rPr>
+              <w:t>Controllers</w:t>
+            </w:r>
+            <w:r>
+              <w:rPr>
+                <w:noProof/>
+                <w:webHidden/>
+              </w:rPr>
+              <w:tab/>
+            </w:r>
+            <w:r>
+              <w:rPr>
+                <w:noProof/>
+                <w:webHidden/>
+              </w:rPr>
+              <w:fldChar w:fldCharType="begin"/>
+            </w:r>
+            <w:r>
+              <w:rPr>
+                <w:noProof/>
+                <w:webHidden/>
+              </w:rPr>
+              <w:instrText xml:space="preserve"> PAGEREF _Toc230785006 \h </w:instrText>
+            </w:r>
+            <w:r>
+              <w:rPr>
+                <w:noProof/>
+                <w:webHidden/>
+              </w:rPr>
+            </w:r>
+            <w:r>
+              <w:rPr>
+                <w:noProof/>
+                <w:webHidden/>
+              </w:rPr>
+              <w:fldChar w:fldCharType="separate"/>
+            </w:r>
+            <w:r>
+              <w:rPr>
+                <w:noProof/>
+                <w:webHidden/>
+              </w:rPr>
+              <w:t>5</w:t>
+            </w:r>
+            <w:r>
+              <w:rPr>
+                <w:noProof/>
+                <w:webHidden/>
+              </w:rPr>
+              <w:fldChar w:fldCharType="end"/>
+            </w:r>
+          </w:hyperlink>
+        </w:p>
+        <w:p>
+          <w:pPr>
+            <w:pStyle w:val="TOC3"/>
+            <w:tabs>
+              <w:tab w:val="right" w:leader="dot" w:pos="9016"/>
+            </w:tabs>
+            <w:rPr>
+              <w:noProof/>
+              <w:kern w:val="2"/>
+              <w:sz w:val="24"/>
+              <w:szCs w:val="24"/>
+              <w:lang w:eastAsia="en-NZ"/>
+              <w14:ligatures w14:val="standardContextual"/>
+            </w:rPr>
+          </w:pPr>
+          <w:hyperlink w:anchor="_Toc230785007" w:history="1">
+            <w:r>
+              <w:rPr>
+                <w:rStyle w:val="Hyperlink"/>
+                <w:noProof/>
+              </w:rPr>
               <w:t>Services</w:t>
             </w:r>
             <w:r>
@@ -832,7 +1860,7 @@
                 <w:noProof/>
                 <w:webHidden/>
               </w:rPr>
-              <w:instrText xml:space="preserve"> PAGEREF _Toc230702699 \h </w:instrText>
+              <w:instrText xml:space="preserve"> PAGEREF _Toc230785007 \h </w:instrText>
             </w:r>
             <w:r>
               <w:rPr>
@@ -852,7 +1880,7 @@
                 <w:noProof/>
                 <w:webHidden/>
               </w:rPr>
-              <w:t>3</w:t>
+              <w:t>6</w:t>
             </w:r>
             <w:r>
               <w:rPr>
@@ -893,12 +1921,480 @@
       <w:pPr>
         <w:pStyle w:val="Heading1"/>
       </w:pPr>
-      <w:bookmarkStart w:id="1" w:name="_Toc230702690"/>
+      <w:bookmarkStart w:id="0" w:name="_Toc230784983"/>
       <w:r>
         <w:lastRenderedPageBreak/>
+        <w:t>Project Status</w:t>
+      </w:r>
+      <w:bookmarkEnd w:id="0"/>
+    </w:p>
+    <w:p>
+      <w:r>
+        <w:t xml:space="preserve">This </w:t>
+      </w:r>
+      <w:r>
+        <w:t>project is at the beginning stage. There is a web client that can login to an API and perform crud operations. The major components to be designed and built include:</w:t>
+      </w:r>
+    </w:p>
+    <w:p>
+      <w:pPr>
+        <w:pStyle w:val="ListParagraph"/>
+        <w:numPr>
+          <w:ilvl w:val="0"/>
+          <w:numId w:val="6"/>
+        </w:numPr>
+      </w:pPr>
+      <w:r>
+        <w:t>App modules</w:t>
+      </w:r>
+    </w:p>
+    <w:p>
+      <w:pPr>
+        <w:pStyle w:val="ListParagraph"/>
+        <w:numPr>
+          <w:ilvl w:val="0"/>
+          <w:numId w:val="6"/>
+        </w:numPr>
+      </w:pPr>
+      <w:r>
+        <w:t>Deployment strategy</w:t>
+      </w:r>
+    </w:p>
+    <w:p/>
+    <w:p>
+      <w:r>
+        <w:t>Whilst the base modules are relatively advanced (although not complete), several functions are missing and required:</w:t>
+      </w:r>
+    </w:p>
+    <w:p>
+      <w:pPr>
+        <w:pStyle w:val="ListParagraph"/>
+        <w:numPr>
+          <w:ilvl w:val="0"/>
+          <w:numId w:val="6"/>
+        </w:numPr>
+      </w:pPr>
+      <w:r>
+        <w:t>MFA login</w:t>
+      </w:r>
+    </w:p>
+    <w:p>
+      <w:pPr>
+        <w:pStyle w:val="ListParagraph"/>
+        <w:numPr>
+          <w:ilvl w:val="0"/>
+          <w:numId w:val="6"/>
+        </w:numPr>
+      </w:pPr>
+      <w:r>
+        <w:t>Notes / Actions</w:t>
+      </w:r>
+    </w:p>
+    <w:p>
+      <w:pPr>
+        <w:pStyle w:val="ListParagraph"/>
+        <w:numPr>
+          <w:ilvl w:val="0"/>
+          <w:numId w:val="6"/>
+        </w:numPr>
+      </w:pPr>
+      <w:r>
+        <w:t>Email / SMS notifications</w:t>
+      </w:r>
+    </w:p>
+    <w:p>
+      <w:pPr>
+        <w:pStyle w:val="ListParagraph"/>
+        <w:numPr>
+          <w:ilvl w:val="0"/>
+          <w:numId w:val="6"/>
+        </w:numPr>
+      </w:pPr>
+      <w:r>
+        <w:t xml:space="preserve">Pdf generation using templates </w:t>
+      </w:r>
+    </w:p>
+    <w:p>
+      <w:pPr>
+        <w:pStyle w:val="ListParagraph"/>
+        <w:numPr>
+          <w:ilvl w:val="0"/>
+          <w:numId w:val="6"/>
+        </w:numPr>
+      </w:pPr>
+      <w:r>
+        <w:t>Mobile Client</w:t>
+      </w:r>
+    </w:p>
+    <w:p/>
+    <w:p/>
+    <w:p>
+      <w:pPr>
+        <w:pStyle w:val="Heading1"/>
+      </w:pPr>
+      <w:bookmarkStart w:id="1" w:name="_Toc230784984"/>
+      <w:r>
+        <w:t>Project Structure</w:t>
+      </w:r>
+      <w:bookmarkEnd w:id="1"/>
+    </w:p>
+    <w:p>
+      <w:pPr>
+        <w:pStyle w:val="ListParagraph"/>
+        <w:numPr>
+          <w:ilvl w:val="0"/>
+          <w:numId w:val="4"/>
+        </w:numPr>
+      </w:pPr>
+      <w:r>
+        <w:t>Database:</w:t>
+      </w:r>
+      <w:r>
+        <w:br/>
+        <w:t>Postgres DB</w:t>
+      </w:r>
+      <w:r>
+        <w:br/>
+        <w:t>No Tiggers</w:t>
+      </w:r>
+      <w:r>
+        <w:br/>
+      </w:r>
+    </w:p>
+    <w:p>
+      <w:pPr>
+        <w:pStyle w:val="ListParagraph"/>
+        <w:numPr>
+          <w:ilvl w:val="0"/>
+          <w:numId w:val="4"/>
+        </w:numPr>
+      </w:pPr>
+      <w:r>
+        <w:t xml:space="preserve">Backend contains: </w:t>
+      </w:r>
+      <w:r>
+        <w:br/>
+        <w:t>C# .Net</w:t>
+      </w:r>
+      <w:r>
+        <w:br/>
+        <w:t>REST APIs</w:t>
+      </w:r>
+      <w:r>
+        <w:br/>
+        <w:t>Swagger documentation</w:t>
+      </w:r>
+      <w:r>
+        <w:br/>
+        <w:t>All business logic</w:t>
+      </w:r>
+      <w:r>
+        <w:br/>
+        <w:t>Accesses the DB via SQL and Entity Framework</w:t>
+      </w:r>
+      <w:r>
+        <w:br/>
+      </w:r>
+    </w:p>
+    <w:p>
+      <w:pPr>
+        <w:pStyle w:val="ListParagraph"/>
+        <w:numPr>
+          <w:ilvl w:val="0"/>
+          <w:numId w:val="4"/>
+        </w:numPr>
+      </w:pPr>
+      <w:proofErr w:type="spellStart"/>
+      <w:r>
+        <w:t>BackendTest</w:t>
+      </w:r>
+      <w:proofErr w:type="spellEnd"/>
+      <w:r>
+        <w:t xml:space="preserve">: </w:t>
+      </w:r>
+      <w:r>
+        <w:br/>
+        <w:t>Unit tests for Backend controllers and services</w:t>
+      </w:r>
+      <w:r>
+        <w:br/>
+        <w:t xml:space="preserve">C# .Net </w:t>
+      </w:r>
+      <w:proofErr w:type="spellStart"/>
+      <w:r>
+        <w:t>MSTest</w:t>
+      </w:r>
+      <w:proofErr w:type="spellEnd"/>
+      <w:r>
+        <w:br/>
+      </w:r>
+    </w:p>
+    <w:p>
+      <w:pPr>
+        <w:pStyle w:val="ListParagraph"/>
+        <w:numPr>
+          <w:ilvl w:val="0"/>
+          <w:numId w:val="4"/>
+        </w:numPr>
+      </w:pPr>
+      <w:r>
+        <w:t xml:space="preserve">Common: </w:t>
+      </w:r>
+      <w:r>
+        <w:br/>
+        <w:t>DTOs and Validators used in all projects</w:t>
+      </w:r>
+      <w:r>
+        <w:br/>
+        <w:t xml:space="preserve">C# </w:t>
+      </w:r>
+      <w:r>
+        <w:br/>
+        <w:t>No business logic</w:t>
+      </w:r>
+      <w:r>
+        <w:br/>
+      </w:r>
+    </w:p>
+    <w:p>
+      <w:pPr>
+        <w:pStyle w:val="ListParagraph"/>
+        <w:numPr>
+          <w:ilvl w:val="0"/>
+          <w:numId w:val="4"/>
+        </w:numPr>
+      </w:pPr>
+      <w:proofErr w:type="spellStart"/>
+      <w:r>
+        <w:t>FrontendLogin</w:t>
+      </w:r>
+      <w:proofErr w:type="spellEnd"/>
+      <w:r>
+        <w:br/>
+        <w:t>Web login</w:t>
+      </w:r>
+      <w:r>
+        <w:br/>
+        <w:t>Blazor</w:t>
+      </w:r>
+      <w:r>
+        <w:br/>
+        <w:t>Once successful the user is redirected to FrontendServer</w:t>
+      </w:r>
+      <w:r>
+        <w:br/>
+      </w:r>
+    </w:p>
+    <w:p>
+      <w:pPr>
+        <w:pStyle w:val="ListParagraph"/>
+        <w:numPr>
+          <w:ilvl w:val="0"/>
+          <w:numId w:val="4"/>
+        </w:numPr>
+      </w:pPr>
+      <w:r>
+        <w:lastRenderedPageBreak/>
+        <w:t>FrontendServer</w:t>
+      </w:r>
+      <w:r>
+        <w:br/>
+        <w:t>Web client</w:t>
+      </w:r>
+      <w:r>
+        <w:br/>
+        <w:t>Blazor</w:t>
+      </w:r>
+      <w:r>
+        <w:br/>
+      </w:r>
+    </w:p>
+    <w:p>
+      <w:pPr>
+        <w:pStyle w:val="ListParagraph"/>
+        <w:numPr>
+          <w:ilvl w:val="0"/>
+          <w:numId w:val="4"/>
+        </w:numPr>
+      </w:pPr>
+      <w:r>
+        <w:t>Mobile</w:t>
+      </w:r>
+      <w:r>
+        <w:br/>
+        <w:t>?</w:t>
+      </w:r>
+    </w:p>
+    <w:p/>
+    <w:p>
+      <w:pPr>
+        <w:pStyle w:val="Heading3"/>
+      </w:pPr>
+      <w:bookmarkStart w:id="2" w:name="_Toc230784985"/>
+      <w:r>
+        <w:t>System Context</w:t>
+      </w:r>
+      <w:bookmarkEnd w:id="2"/>
+    </w:p>
+    <w:p>
+      <w:r>
+        <w:rPr>
+          <w:noProof/>
+        </w:rPr>
+        <w:drawing>
+          <wp:inline distT="0" distB="0" distL="0" distR="0" wp14:anchorId="0886A12B" wp14:editId="72B8B711">
+            <wp:extent cx="5731510" cy="5639435"/>
+            <wp:effectExtent l="0" t="0" r="2540" b="0"/>
+            <wp:docPr id="708835480" name="Picture 1"/>
+            <wp:cNvGraphicFramePr>
+              <a:graphicFrameLocks xmlns:a="http://schemas.openxmlformats.org/drawingml/2006/main" noChangeAspect="1"/>
+            </wp:cNvGraphicFramePr>
+            <a:graphic xmlns:a="http://schemas.openxmlformats.org/drawingml/2006/main">
+              <a:graphicData uri="http://schemas.openxmlformats.org/drawingml/2006/picture">
+                <pic:pic xmlns:pic="http://schemas.openxmlformats.org/drawingml/2006/picture">
+                  <pic:nvPicPr>
+                    <pic:cNvPr id="708835480" name=""/>
+                    <pic:cNvPicPr/>
+                  </pic:nvPicPr>
+                  <pic:blipFill>
+                    <a:blip r:embed="rId6"/>
+                    <a:stretch>
+                      <a:fillRect/>
+                    </a:stretch>
+                  </pic:blipFill>
+                  <pic:spPr>
+                    <a:xfrm>
+                      <a:off x="0" y="0"/>
+                      <a:ext cx="5731510" cy="5639435"/>
+                    </a:xfrm>
+                    <a:prstGeom prst="rect">
+                      <a:avLst/>
+                    </a:prstGeom>
+                  </pic:spPr>
+                </pic:pic>
+              </a:graphicData>
+            </a:graphic>
+          </wp:inline>
+        </w:drawing>
+      </w:r>
+    </w:p>
+    <w:p/>
+    <w:p/>
+    <w:p/>
+    <w:p>
+      <w:pPr>
+        <w:pStyle w:val="Heading3"/>
+      </w:pPr>
+      <w:bookmarkStart w:id="3" w:name="_Toc230784986"/>
+      <w:r>
+        <w:t>Component</w:t>
+      </w:r>
+      <w:r>
+        <w:t xml:space="preserve"> Diagram (</w:t>
+      </w:r>
+      <w:proofErr w:type="spellStart"/>
+      <w:r>
+        <w:t>ToDo</w:t>
+      </w:r>
+      <w:proofErr w:type="spellEnd"/>
+      <w:r>
+        <w:t>)</w:t>
+      </w:r>
+      <w:bookmarkEnd w:id="3"/>
+    </w:p>
+    <w:p>
+      <w:r>
+        <w:t>How is the system structured internally?</w:t>
+      </w:r>
+    </w:p>
+    <w:p/>
+    <w:p/>
+    <w:p>
+      <w:pPr>
+        <w:pStyle w:val="Heading3"/>
+      </w:pPr>
+      <w:bookmarkStart w:id="4" w:name="_Toc230784987"/>
+      <w:r>
+        <w:t>Data Architecture (</w:t>
+      </w:r>
+      <w:proofErr w:type="spellStart"/>
+      <w:r>
+        <w:t>ToDo</w:t>
+      </w:r>
+      <w:proofErr w:type="spellEnd"/>
+      <w:r>
+        <w:t>)</w:t>
+      </w:r>
+      <w:bookmarkEnd w:id="4"/>
+    </w:p>
+    <w:p>
+      <w:r>
+        <w:t>ERD and Schemas</w:t>
+      </w:r>
+    </w:p>
+    <w:p/>
+    <w:p/>
+    <w:p/>
+    <w:p>
+      <w:pPr>
+        <w:pStyle w:val="Heading3"/>
+      </w:pPr>
+      <w:bookmarkStart w:id="5" w:name="_Toc230784988"/>
+      <w:r>
+        <w:t>Modules</w:t>
+      </w:r>
+      <w:bookmarkEnd w:id="5"/>
+    </w:p>
+    <w:p>
+      <w:r>
+        <w:t>Code is grouped into logical modules, e.g., Org, Session, Permission. The project directories reflect the modules.</w:t>
+      </w:r>
+    </w:p>
+    <w:p/>
+    <w:p>
+      <w:pPr>
+        <w:pStyle w:val="Heading3"/>
+      </w:pPr>
+      <w:bookmarkStart w:id="6" w:name="_Toc230784989"/>
+      <w:r>
+        <w:t>Base</w:t>
+      </w:r>
+      <w:bookmarkEnd w:id="6"/>
+    </w:p>
+    <w:p>
+      <w:r>
+        <w:t>Base modules are intended to be used in all applications. The</w:t>
+      </w:r>
+      <w:r>
+        <w:t>y are non-specific to the application domain.</w:t>
+      </w:r>
+    </w:p>
+    <w:p/>
+    <w:p>
+      <w:pPr>
+        <w:pStyle w:val="Heading3"/>
+      </w:pPr>
+      <w:bookmarkStart w:id="7" w:name="_Toc230784990"/>
+      <w:r>
+        <w:t>App</w:t>
+      </w:r>
+      <w:bookmarkEnd w:id="7"/>
+    </w:p>
+    <w:p>
+      <w:r>
+        <w:t xml:space="preserve">App modules are used by customer / client to achieve their business objectives. </w:t>
+      </w:r>
+    </w:p>
+    <w:p/>
+    <w:p>
+      <w:pPr>
+        <w:pStyle w:val="Heading1"/>
+      </w:pPr>
+      <w:bookmarkStart w:id="8" w:name="_Toc230784991"/>
+      <w:r>
         <w:t>User Accounts</w:t>
       </w:r>
-      <w:bookmarkEnd w:id="1"/>
+      <w:bookmarkEnd w:id="8"/>
     </w:p>
     <w:p>
       <w:r>
@@ -910,11 +2406,11 @@
       <w:pPr>
         <w:pStyle w:val="Heading3"/>
       </w:pPr>
-      <w:bookmarkStart w:id="2" w:name="_Toc230702691"/>
+      <w:bookmarkStart w:id="9" w:name="_Toc230784992"/>
       <w:r>
         <w:t>User Login</w:t>
       </w:r>
-      <w:bookmarkEnd w:id="2"/>
+      <w:bookmarkEnd w:id="9"/>
     </w:p>
     <w:p>
       <w:pPr>
@@ -933,11 +2429,11 @@
       <w:pPr>
         <w:pStyle w:val="Heading3"/>
       </w:pPr>
-      <w:bookmarkStart w:id="3" w:name="_Toc230702692"/>
+      <w:bookmarkStart w:id="10" w:name="_Toc230784993"/>
       <w:r>
         <w:t>User Account</w:t>
       </w:r>
-      <w:bookmarkEnd w:id="3"/>
+      <w:bookmarkEnd w:id="10"/>
     </w:p>
     <w:p>
       <w:pPr>
@@ -968,9 +2464,11 @@
       <w:pPr>
         <w:pStyle w:val="Heading3"/>
       </w:pPr>
+      <w:bookmarkStart w:id="11" w:name="_Toc230784994"/>
       <w:r>
         <w:t>MFA</w:t>
       </w:r>
+      <w:bookmarkEnd w:id="11"/>
     </w:p>
     <w:p>
       <w:pPr>
@@ -981,7 +2479,15 @@
         </w:numPr>
       </w:pPr>
       <w:r>
-        <w:t>Optional? (eg batch users)</w:t>
+        <w:t>Optional? (</w:t>
+      </w:r>
+      <w:proofErr w:type="spellStart"/>
+      <w:r>
+        <w:t>eg</w:t>
+      </w:r>
+      <w:proofErr w:type="spellEnd"/>
+      <w:r>
+        <w:t xml:space="preserve"> batch users)</w:t>
       </w:r>
     </w:p>
     <w:p>
@@ -1001,22 +2507,23 @@
       <w:pPr>
         <w:pStyle w:val="Heading1"/>
       </w:pPr>
-      <w:bookmarkStart w:id="4" w:name="_Toc230702693"/>
-      <w:r>
+      <w:bookmarkStart w:id="12" w:name="_Toc230784995"/>
+      <w:r>
+        <w:lastRenderedPageBreak/>
         <w:t>Roles and Permissions</w:t>
       </w:r>
-      <w:bookmarkEnd w:id="4"/>
+      <w:bookmarkEnd w:id="12"/>
     </w:p>
     <w:p/>
     <w:p>
       <w:pPr>
         <w:pStyle w:val="Heading3"/>
       </w:pPr>
-      <w:bookmarkStart w:id="5" w:name="_Toc230702694"/>
+      <w:bookmarkStart w:id="13" w:name="_Toc230784996"/>
       <w:r>
         <w:t>Roles</w:t>
       </w:r>
-      <w:bookmarkEnd w:id="5"/>
+      <w:bookmarkEnd w:id="13"/>
     </w:p>
     <w:p>
       <w:pPr>
@@ -1123,11 +2630,11 @@
       <w:pPr>
         <w:pStyle w:val="Heading3"/>
       </w:pPr>
-      <w:bookmarkStart w:id="6" w:name="_Toc230702695"/>
+      <w:bookmarkStart w:id="14" w:name="_Toc230784997"/>
       <w:r>
         <w:t>Permissions</w:t>
       </w:r>
-      <w:bookmarkEnd w:id="6"/>
+      <w:bookmarkEnd w:id="14"/>
     </w:p>
     <w:p>
       <w:pPr>
@@ -1191,11 +2698,11 @@
       <w:pPr>
         <w:pStyle w:val="Heading3"/>
       </w:pPr>
-      <w:bookmarkStart w:id="7" w:name="_Toc230702696"/>
+      <w:bookmarkStart w:id="15" w:name="_Toc230784998"/>
       <w:r>
         <w:t>CRUD</w:t>
       </w:r>
-      <w:bookmarkEnd w:id="7"/>
+      <w:bookmarkEnd w:id="15"/>
     </w:p>
     <w:p>
       <w:pPr>
@@ -1221,7 +2728,15 @@
         <w:t>Delete</w:t>
       </w:r>
       <w:r>
-        <w:t>, ReadList and Ignore (i.e., CRUD value not required).</w:t>
+        <w:t xml:space="preserve">, </w:t>
+      </w:r>
+      <w:proofErr w:type="spellStart"/>
+      <w:r>
+        <w:t>ReadList</w:t>
+      </w:r>
+      <w:proofErr w:type="spellEnd"/>
+      <w:r>
+        <w:t xml:space="preserve"> and Ignore (i.e., CRUD value not required).</w:t>
       </w:r>
     </w:p>
     <w:p>
@@ -1250,150 +2765,550 @@
     </w:p>
     <w:p/>
     <w:p/>
+    <w:p>
+      <w:pPr>
+        <w:pStyle w:val="Heading1"/>
+      </w:pPr>
+      <w:bookmarkStart w:id="16" w:name="_Toc230784999"/>
+      <w:r>
+        <w:t>Sessions</w:t>
+      </w:r>
+      <w:bookmarkEnd w:id="16"/>
+    </w:p>
+    <w:p>
+      <w:r>
+        <w:t xml:space="preserve">Clients must have a valid session when calling an API. The session is cached in the Backend server and never made available to the client. It contains the user’s context entities (e.g., Org, </w:t>
+      </w:r>
+      <w:proofErr w:type="spellStart"/>
+      <w:r>
+        <w:t>UserAccount</w:t>
+      </w:r>
+      <w:proofErr w:type="spellEnd"/>
+      <w:r>
+        <w:t xml:space="preserve">). </w:t>
+      </w:r>
+    </w:p>
+    <w:p>
+      <w:r>
+        <w:t>When an API is called an interceptor retrieves the session and inserts it into the call to the controller.</w:t>
+      </w:r>
+    </w:p>
     <w:p/>
     <w:p>
       <w:pPr>
         <w:pStyle w:val="Heading1"/>
       </w:pPr>
-      <w:r>
-        <w:t>Multiple Languages</w:t>
+      <w:bookmarkStart w:id="17" w:name="_Toc230785000"/>
+      <w:r>
+        <w:t>Organisations</w:t>
+      </w:r>
+      <w:bookmarkEnd w:id="17"/>
+    </w:p>
+    <w:p>
+      <w:r>
+        <w:t xml:space="preserve">Organisations (Org) are a logical separation within the database to allow multiple clients to use the system. Nearly all tables have an </w:t>
+      </w:r>
+      <w:proofErr w:type="spellStart"/>
+      <w:r>
+        <w:t>OrgNr</w:t>
+      </w:r>
+      <w:proofErr w:type="spellEnd"/>
+      <w:r>
+        <w:t xml:space="preserve"> field to identify the organisation.</w:t>
+      </w:r>
+    </w:p>
+    <w:p>
+      <w:pPr>
+        <w:pStyle w:val="ListParagraph"/>
+        <w:numPr>
+          <w:ilvl w:val="0"/>
+          <w:numId w:val="2"/>
+        </w:numPr>
+      </w:pPr>
+      <w:r>
+        <w:t>Users can belong to multiple organisations.</w:t>
+      </w:r>
+    </w:p>
+    <w:p>
+      <w:pPr>
+        <w:pStyle w:val="ListParagraph"/>
+        <w:numPr>
+          <w:ilvl w:val="0"/>
+          <w:numId w:val="2"/>
+        </w:numPr>
+      </w:pPr>
+      <w:r>
+        <w:t xml:space="preserve">The </w:t>
+      </w:r>
+      <w:proofErr w:type="spellStart"/>
+      <w:r>
+        <w:t>UserAccount</w:t>
+      </w:r>
+      <w:proofErr w:type="spellEnd"/>
+      <w:r>
+        <w:t xml:space="preserve"> record is used to determine a user’s access and permissions.</w:t>
+      </w:r>
+    </w:p>
+    <w:p/>
+    <w:p>
+      <w:pPr>
+        <w:pStyle w:val="Heading1"/>
+      </w:pPr>
+      <w:bookmarkStart w:id="18" w:name="_Toc230785001"/>
+      <w:r>
+        <w:t>Languages</w:t>
+      </w:r>
+      <w:bookmarkEnd w:id="18"/>
+    </w:p>
+    <w:p>
+      <w:r>
+        <w:t xml:space="preserve">The system allows for multiple languages (on the client labels and messages). </w:t>
+      </w:r>
+    </w:p>
+    <w:p>
+      <w:pPr>
+        <w:pStyle w:val="ListParagraph"/>
+        <w:numPr>
+          <w:ilvl w:val="0"/>
+          <w:numId w:val="2"/>
+        </w:numPr>
+      </w:pPr>
+      <w:r>
+        <w:t>The language tables are independent of organisations.</w:t>
+      </w:r>
+    </w:p>
+    <w:p>
+      <w:pPr>
+        <w:pStyle w:val="ListParagraph"/>
+        <w:numPr>
+          <w:ilvl w:val="0"/>
+          <w:numId w:val="2"/>
+        </w:numPr>
+      </w:pPr>
+      <w:r>
+        <w:t>The labels have an optional ‘variant’ number. This allows specific organisations to alter the label for their clients.</w:t>
+      </w:r>
+    </w:p>
+    <w:p/>
+    <w:p>
+      <w:pPr>
+        <w:pStyle w:val="Heading1"/>
+      </w:pPr>
+      <w:bookmarkStart w:id="19" w:name="_Toc230785002"/>
+      <w:r>
+        <w:t>Interceptor</w:t>
+      </w:r>
+      <w:bookmarkEnd w:id="19"/>
+    </w:p>
+    <w:p>
+      <w:r>
+        <w:t>The Backend project has an interceptor class used to filter all API requests.</w:t>
+      </w:r>
+    </w:p>
+    <w:p>
+      <w:pPr>
+        <w:pStyle w:val="ListParagraph"/>
+        <w:numPr>
+          <w:ilvl w:val="0"/>
+          <w:numId w:val="2"/>
+        </w:numPr>
+      </w:pPr>
+      <w:r>
+        <w:t>Validates a client’s authorisation token.</w:t>
+      </w:r>
+    </w:p>
+    <w:p>
+      <w:pPr>
+        <w:pStyle w:val="ListParagraph"/>
+        <w:numPr>
+          <w:ilvl w:val="0"/>
+          <w:numId w:val="2"/>
+        </w:numPr>
+      </w:pPr>
+      <w:r>
+        <w:t>Validates a client’s permission to call the API controller.</w:t>
+      </w:r>
+    </w:p>
+    <w:p>
+      <w:pPr>
+        <w:pStyle w:val="ListParagraph"/>
+        <w:numPr>
+          <w:ilvl w:val="0"/>
+          <w:numId w:val="2"/>
+        </w:numPr>
+      </w:pPr>
+      <w:r>
+        <w:t>Logs audit entries.</w:t>
+      </w:r>
+    </w:p>
+    <w:p>
+      <w:pPr>
+        <w:pStyle w:val="ListParagraph"/>
+        <w:numPr>
+          <w:ilvl w:val="0"/>
+          <w:numId w:val="2"/>
+        </w:numPr>
+      </w:pPr>
+      <w:r>
+        <w:t>Appends the client’s session entity to the HTTP context (for use in the call)</w:t>
+      </w:r>
+    </w:p>
+    <w:p/>
+    <w:p>
+      <w:pPr>
+        <w:pStyle w:val="Heading1"/>
+      </w:pPr>
+      <w:bookmarkStart w:id="20" w:name="_Toc230785003"/>
+      <w:r>
+        <w:t>Log In Process</w:t>
+      </w:r>
+      <w:bookmarkEnd w:id="20"/>
+    </w:p>
+    <w:p>
+      <w:pPr>
+        <w:pStyle w:val="ListParagraph"/>
+        <w:numPr>
+          <w:ilvl w:val="0"/>
+          <w:numId w:val="2"/>
+        </w:numPr>
+      </w:pPr>
+      <w:r>
+        <w:t xml:space="preserve">Web users access the </w:t>
+      </w:r>
+      <w:proofErr w:type="spellStart"/>
+      <w:r>
+        <w:t>FrontendLogin</w:t>
+      </w:r>
+      <w:proofErr w:type="spellEnd"/>
+      <w:r>
+        <w:t xml:space="preserve"> site and enter user ID and password.</w:t>
+      </w:r>
+    </w:p>
+    <w:p>
+      <w:pPr>
+        <w:pStyle w:val="ListParagraph"/>
+        <w:numPr>
+          <w:ilvl w:val="0"/>
+          <w:numId w:val="2"/>
+        </w:numPr>
+      </w:pPr>
+      <w:r>
+        <w:t>If configured, they can select the organisation to log into.</w:t>
+      </w:r>
+    </w:p>
+    <w:p>
+      <w:pPr>
+        <w:pStyle w:val="ListParagraph"/>
+        <w:numPr>
+          <w:ilvl w:val="0"/>
+          <w:numId w:val="2"/>
+        </w:numPr>
+      </w:pPr>
+      <w:r>
+        <w:t>Once validated, the browser will be redirected the main web client.</w:t>
+      </w:r>
+    </w:p>
+    <w:p/>
+    <w:p>
+      <w:pPr>
+        <w:pStyle w:val="Heading3"/>
+      </w:pPr>
+      <w:r>
+        <w:t>Authentication</w:t>
+      </w:r>
+    </w:p>
+    <w:p>
+      <w:pPr>
+        <w:pStyle w:val="ListParagraph"/>
+        <w:numPr>
+          <w:ilvl w:val="0"/>
+          <w:numId w:val="5"/>
+        </w:numPr>
+      </w:pPr>
+      <w:r>
+        <w:t xml:space="preserve">Login via </w:t>
+      </w:r>
+      <w:proofErr w:type="spellStart"/>
+      <w:r>
+        <w:t>FrontendLogin</w:t>
+      </w:r>
+      <w:proofErr w:type="spellEnd"/>
+    </w:p>
+    <w:p>
+      <w:pPr>
+        <w:pStyle w:val="ListParagraph"/>
+        <w:numPr>
+          <w:ilvl w:val="0"/>
+          <w:numId w:val="5"/>
+        </w:numPr>
+      </w:pPr>
+      <w:r>
+        <w:t xml:space="preserve">Backend API creates </w:t>
+      </w:r>
+      <w:proofErr w:type="spellStart"/>
+      <w:r>
+        <w:t>JwtBearer</w:t>
+      </w:r>
+      <w:proofErr w:type="spellEnd"/>
+      <w:r>
+        <w:t xml:space="preserve"> </w:t>
+      </w:r>
+      <w:r>
+        <w:t xml:space="preserve">token, stores in DB and returns id </w:t>
+      </w:r>
+    </w:p>
+    <w:p>
+      <w:pPr>
+        <w:pStyle w:val="ListParagraph"/>
+        <w:numPr>
+          <w:ilvl w:val="0"/>
+          <w:numId w:val="5"/>
+        </w:numPr>
+      </w:pPr>
+      <w:proofErr w:type="spellStart"/>
+      <w:r>
+        <w:t>FrontendLogin</w:t>
+      </w:r>
+      <w:proofErr w:type="spellEnd"/>
+      <w:r>
+        <w:t xml:space="preserve"> redirects to FrontendServer with id in </w:t>
+      </w:r>
+      <w:proofErr w:type="spellStart"/>
+      <w:r>
+        <w:t>url</w:t>
+      </w:r>
+      <w:proofErr w:type="spellEnd"/>
+    </w:p>
+    <w:p>
+      <w:pPr>
+        <w:pStyle w:val="ListParagraph"/>
+        <w:numPr>
+          <w:ilvl w:val="0"/>
+          <w:numId w:val="5"/>
+        </w:numPr>
+      </w:pPr>
+      <w:r>
+        <w:t>FrontendServer gets token via id from Backend</w:t>
+      </w:r>
+    </w:p>
+    <w:p>
+      <w:pPr>
+        <w:pStyle w:val="ListParagraph"/>
+        <w:numPr>
+          <w:ilvl w:val="0"/>
+          <w:numId w:val="5"/>
+        </w:numPr>
+      </w:pPr>
+      <w:r>
+        <w:t xml:space="preserve">FrontendServer uses token in </w:t>
+      </w:r>
+      <w:proofErr w:type="spellStart"/>
+      <w:r>
+        <w:t>url</w:t>
+      </w:r>
+      <w:proofErr w:type="spellEnd"/>
+      <w:r>
+        <w:t xml:space="preserve"> calls</w:t>
+      </w:r>
+    </w:p>
+    <w:p/>
+    <w:p>
+      <w:pPr>
+        <w:pStyle w:val="Heading1"/>
+      </w:pPr>
+      <w:bookmarkStart w:id="21" w:name="_Toc230785004"/>
+      <w:r>
+        <w:t>Logging</w:t>
+      </w:r>
+      <w:bookmarkEnd w:id="21"/>
+    </w:p>
+    <w:p>
+      <w:pPr>
+        <w:pStyle w:val="ListParagraph"/>
+        <w:numPr>
+          <w:ilvl w:val="0"/>
+          <w:numId w:val="2"/>
+        </w:numPr>
+      </w:pPr>
+      <w:proofErr w:type="spellStart"/>
+      <w:r>
+        <w:t>Serilog</w:t>
+      </w:r>
+      <w:proofErr w:type="spellEnd"/>
+      <w:r>
+        <w:t xml:space="preserve"> is used to log events.</w:t>
+      </w:r>
+    </w:p>
+    <w:p>
+      <w:pPr>
+        <w:pStyle w:val="ListParagraph"/>
+        <w:numPr>
+          <w:ilvl w:val="0"/>
+          <w:numId w:val="2"/>
+        </w:numPr>
+      </w:pPr>
+      <w:r>
+        <w:t>All events are logged as Json objects.</w:t>
+      </w:r>
+    </w:p>
+    <w:p>
+      <w:pPr>
+        <w:pStyle w:val="ListParagraph"/>
+        <w:numPr>
+          <w:ilvl w:val="0"/>
+          <w:numId w:val="2"/>
+        </w:numPr>
+      </w:pPr>
+      <w:proofErr w:type="spellStart"/>
+      <w:r>
+        <w:t>Seq</w:t>
+      </w:r>
+      <w:proofErr w:type="spellEnd"/>
+      <w:r>
+        <w:t xml:space="preserve"> is used to view logs (run in Docker).</w:t>
       </w:r>
     </w:p>
     <w:p/>
     <w:p/>
+    <w:p>
+      <w:pPr>
+        <w:pStyle w:val="Heading1"/>
+      </w:pPr>
+      <w:bookmarkStart w:id="22" w:name="_Toc230785005"/>
+      <w:r>
+        <w:lastRenderedPageBreak/>
+        <w:t>Automated Testing</w:t>
+      </w:r>
+      <w:bookmarkEnd w:id="22"/>
+    </w:p>
+    <w:p>
+      <w:r>
+        <w:t xml:space="preserve">The Backend project’s APIs are tested via the </w:t>
+      </w:r>
+      <w:proofErr w:type="spellStart"/>
+      <w:r>
+        <w:t>BackendTest</w:t>
+      </w:r>
+      <w:proofErr w:type="spellEnd"/>
+      <w:r>
+        <w:t xml:space="preserve"> project. Controllers and Services are tested via the following:</w:t>
+      </w:r>
+    </w:p>
     <w:p/>
     <w:p>
       <w:pPr>
-        <w:pStyle w:val="Heading1"/>
-      </w:pPr>
-      <w:r>
-        <w:t>Multiple Organisations</w:t>
+        <w:pStyle w:val="Heading3"/>
+      </w:pPr>
+      <w:bookmarkStart w:id="23" w:name="_Toc230785006"/>
+      <w:r>
+        <w:t>Controllers</w:t>
+      </w:r>
+      <w:bookmarkEnd w:id="23"/>
+    </w:p>
+    <w:p>
+      <w:pPr>
+        <w:pStyle w:val="ListParagraph"/>
+        <w:numPr>
+          <w:ilvl w:val="0"/>
+          <w:numId w:val="1"/>
+        </w:numPr>
+      </w:pPr>
+      <w:r>
+        <w:t>Public REST methods are unit tested.</w:t>
+      </w:r>
+    </w:p>
+    <w:p>
+      <w:pPr>
+        <w:pStyle w:val="ListParagraph"/>
+        <w:numPr>
+          <w:ilvl w:val="0"/>
+          <w:numId w:val="1"/>
+        </w:numPr>
+      </w:pPr>
+      <w:r>
+        <w:t xml:space="preserve">Services are ‘mocked’ using </w:t>
+      </w:r>
+      <w:proofErr w:type="spellStart"/>
+      <w:r>
+        <w:t>Moq</w:t>
+      </w:r>
+      <w:proofErr w:type="spellEnd"/>
+      <w:r>
+        <w:t>. I.e., each service method accessed by the controller REST method is mocked with general test data.</w:t>
+      </w:r>
+    </w:p>
+    <w:p>
+      <w:pPr>
+        <w:pStyle w:val="ListParagraph"/>
+        <w:numPr>
+          <w:ilvl w:val="0"/>
+          <w:numId w:val="1"/>
+        </w:numPr>
+      </w:pPr>
+      <w:r>
+        <w:t>Test data is shared between tests – tbc?</w:t>
       </w:r>
     </w:p>
     <w:p/>
+    <w:p>
+      <w:pPr>
+        <w:pStyle w:val="Heading3"/>
+      </w:pPr>
+      <w:bookmarkStart w:id="24" w:name="_Toc230785007"/>
+      <w:r>
+        <w:t>Services</w:t>
+      </w:r>
+      <w:bookmarkEnd w:id="24"/>
+    </w:p>
+    <w:p>
+      <w:pPr>
+        <w:pStyle w:val="ListParagraph"/>
+        <w:numPr>
+          <w:ilvl w:val="0"/>
+          <w:numId w:val="1"/>
+        </w:numPr>
+      </w:pPr>
+      <w:r>
+        <w:t>Public methods are tested.</w:t>
+      </w:r>
+    </w:p>
+    <w:p>
+      <w:pPr>
+        <w:pStyle w:val="ListParagraph"/>
+        <w:numPr>
+          <w:ilvl w:val="0"/>
+          <w:numId w:val="1"/>
+        </w:numPr>
+      </w:pPr>
+      <w:r>
+        <w:t>Database seeding is used to populate test data.</w:t>
+      </w:r>
+    </w:p>
+    <w:p>
+      <w:pPr>
+        <w:pStyle w:val="ListParagraph"/>
+        <w:numPr>
+          <w:ilvl w:val="0"/>
+          <w:numId w:val="1"/>
+        </w:numPr>
+      </w:pPr>
+      <w:r>
+        <w:t>Each test class (one to one test to service) has a unique ID start value. This ensures isolation of test data.</w:t>
+      </w:r>
+    </w:p>
+    <w:p>
+      <w:pPr>
+        <w:pStyle w:val="ListParagraph"/>
+        <w:numPr>
+          <w:ilvl w:val="0"/>
+          <w:numId w:val="1"/>
+        </w:numPr>
+      </w:pPr>
+      <w:r>
+        <w:t>Each test run will populate the test data and then remove it once tests are completed.</w:t>
+      </w:r>
+    </w:p>
     <w:p/>
-    <w:p/>
-    <w:p>
-      <w:pPr>
-        <w:pStyle w:val="Heading1"/>
-      </w:pPr>
-      <w:bookmarkStart w:id="8" w:name="_Toc230702697"/>
-      <w:r>
-        <w:t>Automated Testing</w:t>
-      </w:r>
-      <w:bookmarkEnd w:id="8"/>
-    </w:p>
-    <w:p>
-      <w:r>
-        <w:t>The Backend project’s APIs are tested via the BackendTest project. Controllers and Services are tested via the following:</w:t>
-      </w:r>
-    </w:p>
-    <w:p/>
-    <w:p>
-      <w:pPr>
-        <w:pStyle w:val="Heading3"/>
-      </w:pPr>
-      <w:bookmarkStart w:id="9" w:name="_Toc230702698"/>
-      <w:r>
-        <w:t>Controllers</w:t>
-      </w:r>
-      <w:bookmarkEnd w:id="9"/>
-    </w:p>
-    <w:p>
-      <w:pPr>
-        <w:pStyle w:val="ListParagraph"/>
-        <w:numPr>
-          <w:ilvl w:val="0"/>
-          <w:numId w:val="1"/>
-        </w:numPr>
-      </w:pPr>
-      <w:r>
-        <w:t>Public REST methods are unit tested.</w:t>
-      </w:r>
-    </w:p>
-    <w:p>
-      <w:pPr>
-        <w:pStyle w:val="ListParagraph"/>
-        <w:numPr>
-          <w:ilvl w:val="0"/>
-          <w:numId w:val="1"/>
-        </w:numPr>
-      </w:pPr>
-      <w:r>
-        <w:t>Services are ‘mocked’ using Moq. I.e., each service method accessed by the controller REST method is mocked with general test data.</w:t>
-      </w:r>
-    </w:p>
-    <w:p>
-      <w:pPr>
-        <w:pStyle w:val="ListParagraph"/>
-        <w:numPr>
-          <w:ilvl w:val="0"/>
-          <w:numId w:val="1"/>
-        </w:numPr>
-      </w:pPr>
-      <w:r>
-        <w:t>Test data is shared between tests – tbc?</w:t>
-      </w:r>
-    </w:p>
-    <w:p/>
-    <w:p>
-      <w:pPr>
-        <w:pStyle w:val="Heading3"/>
-      </w:pPr>
-      <w:bookmarkStart w:id="10" w:name="_Toc230702699"/>
-      <w:r>
-        <w:t>Services</w:t>
-      </w:r>
-      <w:bookmarkEnd w:id="10"/>
-    </w:p>
-    <w:p>
-      <w:pPr>
-        <w:pStyle w:val="ListParagraph"/>
-        <w:numPr>
-          <w:ilvl w:val="0"/>
-          <w:numId w:val="1"/>
-        </w:numPr>
-      </w:pPr>
-      <w:r>
-        <w:t>Public methods are tested.</w:t>
-      </w:r>
-    </w:p>
-    <w:p>
-      <w:pPr>
-        <w:pStyle w:val="ListParagraph"/>
-        <w:numPr>
-          <w:ilvl w:val="0"/>
-          <w:numId w:val="1"/>
-        </w:numPr>
-      </w:pPr>
-      <w:r>
-        <w:t>Database seeding is used to populate test data.</w:t>
-      </w:r>
-    </w:p>
-    <w:p>
-      <w:pPr>
-        <w:pStyle w:val="ListParagraph"/>
-        <w:numPr>
-          <w:ilvl w:val="0"/>
-          <w:numId w:val="1"/>
-        </w:numPr>
-      </w:pPr>
-      <w:r>
-        <w:t>Each test class (one to one test to service) has a unique ID start value. This ensures isolation of test data.</w:t>
-      </w:r>
-    </w:p>
-    <w:p>
-      <w:pPr>
-        <w:pStyle w:val="ListParagraph"/>
-        <w:numPr>
-          <w:ilvl w:val="0"/>
-          <w:numId w:val="1"/>
-        </w:numPr>
-      </w:pPr>
-      <w:r>
-        <w:t>Each test run will populate the test data and then remove it once tests are completed.</w:t>
-      </w:r>
-    </w:p>
     <w:p/>
     <w:sectPr>
       <w:pgSz w:w="11906" w:h="16838"/>
@@ -1408,6 +3323,119 @@
 <file path=word/numbering.xml><?xml version="1.0" encoding="utf-8"?>
 <w:numbering xmlns:wpc="http://schemas.microsoft.com/office/word/2010/wordprocessingCanvas" xmlns:cx="http://schemas.microsoft.com/office/drawing/2014/chartex" xmlns:cx1="http://schemas.microsoft.com/office/drawing/2015/9/8/chartex" xmlns:cx2="http://schemas.microsoft.com/office/drawing/2015/10/21/chartex" xmlns:cx3="http://schemas.microsoft.com/office/drawing/2016/5/9/chartex" xmlns:cx4="http://schemas.microsoft.com/office/drawing/2016/5/10/chartex" xmlns:cx5="http://schemas.microsoft.com/office/drawing/2016/5/11/chartex" xmlns:cx6="http://schemas.microsoft.com/office/drawing/2016/5/12/chartex" xmlns:cx7="http://schemas.microsoft.com/office/drawing/2016/5/13/chartex" xmlns:cx8="http://schemas.microsoft.com/office/drawing/2016/5/14/chartex" xmlns:mc="http://schemas.openxmlformats.org/markup-compatibility/2006" xmlns:aink="http://schemas.microsoft.com/office/drawing/2016/ink" xmlns:am3d="http://schemas.microsoft.com/office/drawing/2017/model3d" xmlns:o="urn:schemas-microsoft-com:office:office" xmlns:oel="http://schemas.microsoft.com/office/2019/extlst" xmlns:r="http://schemas.openxmlformats.org/officeDocument/2006/relationships" xmlns:m="http://schemas.openxmlformats.org/officeDocument/2006/math" xmlns:v="urn:schemas-microsoft-com:vml" xmlns:wp14="http://schemas.microsoft.com/office/word/2010/wordprocessingDrawing" xmlns:wp="http://schemas.openxmlformats.org/drawingml/2006/wordprocessingDrawing" xmlns:w10="urn:schemas-microsoft-com:office:word" xmlns:w="http://schemas.openxmlformats.org/wordprocessingml/2006/main" xmlns:w14="http://schemas.microsoft.com/office/word/2010/wordml" xmlns:w15="http://schemas.microsoft.com/office/word/2012/wordml" xmlns:w16cex="http://schemas.microsoft.com/office/word/2018/wordml/cex" xmlns:w16cid="http://schemas.microsoft.com/office/word/2016/wordml/cid" xmlns:w16="http://schemas.microsoft.com/office/word/2018/wordml" xmlns:w16du="http://schemas.microsoft.com/office/word/2023/wordml/word16du" xmlns:w16sdtdh="http://schemas.microsoft.com/office/word/2020/wordml/sdtdatahash" xmlns:w16sdtfl="http://schemas.microsoft.com/office/word/2024/wordml/sdtformatlock" xmlns:w16se="http://schemas.microsoft.com/office/word/2015/wordml/symex" xmlns:wpg="http://schemas.microsoft.com/office/word/2010/wordprocessingGroup" xmlns:wpi="http://schemas.microsoft.com/office/word/2010/wordprocessingInk" xmlns:wne="http://schemas.microsoft.com/office/word/2006/wordml" xmlns:wps="http://schemas.microsoft.com/office/word/2010/wordprocessingShape" mc:Ignorable="w14 w15 w16se w16cid w16 w16cex w16sdtdh w16sdtfl w16du wp14">
   <w:abstractNum w:abstractNumId="0" w15:restartNumberingAfterBreak="0">
+    <w:nsid w:val="22C752E0"/>
+    <w:multiLevelType w:val="hybridMultilevel"/>
+    <w:tmpl w:val="5144ED44"/>
+    <w:lvl w:ilvl="0" w:tplc="1409000F">
+      <w:start w:val="1"/>
+      <w:numFmt w:val="decimal"/>
+      <w:lvlText w:val="%1."/>
+      <w:lvlJc w:val="left"/>
+      <w:pPr>
+        <w:ind w:left="720" w:hanging="360"/>
+      </w:pPr>
+      <w:rPr>
+        <w:rFonts w:hint="default"/>
+      </w:rPr>
+    </w:lvl>
+    <w:lvl w:ilvl="1" w:tplc="FFFFFFFF" w:tentative="1">
+      <w:start w:val="1"/>
+      <w:numFmt w:val="bullet"/>
+      <w:lvlText w:val="o"/>
+      <w:lvlJc w:val="left"/>
+      <w:pPr>
+        <w:ind w:left="1440" w:hanging="360"/>
+      </w:pPr>
+      <w:rPr>
+        <w:rFonts w:ascii="Courier New" w:hAnsi="Courier New" w:cs="Courier New" w:hint="default"/>
+      </w:rPr>
+    </w:lvl>
+    <w:lvl w:ilvl="2" w:tplc="FFFFFFFF" w:tentative="1">
+      <w:start w:val="1"/>
+      <w:numFmt w:val="bullet"/>
+      <w:lvlText w:val=""/>
+      <w:lvlJc w:val="left"/>
+      <w:pPr>
+        <w:ind w:left="2160" w:hanging="360"/>
+      </w:pPr>
+      <w:rPr>
+        <w:rFonts w:ascii="Wingdings" w:hAnsi="Wingdings" w:hint="default"/>
+      </w:rPr>
+    </w:lvl>
+    <w:lvl w:ilvl="3" w:tplc="FFFFFFFF" w:tentative="1">
+      <w:start w:val="1"/>
+      <w:numFmt w:val="bullet"/>
+      <w:lvlText w:val=""/>
+      <w:lvlJc w:val="left"/>
+      <w:pPr>
+        <w:ind w:left="2880" w:hanging="360"/>
+      </w:pPr>
+      <w:rPr>
+        <w:rFonts w:ascii="Symbol" w:hAnsi="Symbol" w:hint="default"/>
+      </w:rPr>
+    </w:lvl>
+    <w:lvl w:ilvl="4" w:tplc="FFFFFFFF" w:tentative="1">
+      <w:start w:val="1"/>
+      <w:numFmt w:val="bullet"/>
+      <w:lvlText w:val="o"/>
+      <w:lvlJc w:val="left"/>
+      <w:pPr>
+        <w:ind w:left="3600" w:hanging="360"/>
+      </w:pPr>
+      <w:rPr>
+        <w:rFonts w:ascii="Courier New" w:hAnsi="Courier New" w:cs="Courier New" w:hint="default"/>
+      </w:rPr>
+    </w:lvl>
+    <w:lvl w:ilvl="5" w:tplc="FFFFFFFF" w:tentative="1">
+      <w:start w:val="1"/>
+      <w:numFmt w:val="bullet"/>
+      <w:lvlText w:val=""/>
+      <w:lvlJc w:val="left"/>
+      <w:pPr>
+        <w:ind w:left="4320" w:hanging="360"/>
+      </w:pPr>
+      <w:rPr>
+        <w:rFonts w:ascii="Wingdings" w:hAnsi="Wingdings" w:hint="default"/>
+      </w:rPr>
+    </w:lvl>
+    <w:lvl w:ilvl="6" w:tplc="FFFFFFFF" w:tentative="1">
+      <w:start w:val="1"/>
+      <w:numFmt w:val="bullet"/>
+      <w:lvlText w:val=""/>
+      <w:lvlJc w:val="left"/>
+      <w:pPr>
+        <w:ind w:left="5040" w:hanging="360"/>
+      </w:pPr>
+      <w:rPr>
+        <w:rFonts w:ascii="Symbol" w:hAnsi="Symbol" w:hint="default"/>
+      </w:rPr>
+    </w:lvl>
+    <w:lvl w:ilvl="7" w:tplc="FFFFFFFF" w:tentative="1">
+      <w:start w:val="1"/>
+      <w:numFmt w:val="bullet"/>
+      <w:lvlText w:val="o"/>
+      <w:lvlJc w:val="left"/>
+      <w:pPr>
+        <w:ind w:left="5760" w:hanging="360"/>
+      </w:pPr>
+      <w:rPr>
+        <w:rFonts w:ascii="Courier New" w:hAnsi="Courier New" w:cs="Courier New" w:hint="default"/>
+      </w:rPr>
+    </w:lvl>
+    <w:lvl w:ilvl="8" w:tplc="FFFFFFFF" w:tentative="1">
+      <w:start w:val="1"/>
+      <w:numFmt w:val="bullet"/>
+      <w:lvlText w:val=""/>
+      <w:lvlJc w:val="left"/>
+      <w:pPr>
+        <w:ind w:left="6480" w:hanging="360"/>
+      </w:pPr>
+      <w:rPr>
+        <w:rFonts w:ascii="Wingdings" w:hAnsi="Wingdings" w:hint="default"/>
+      </w:rPr>
+    </w:lvl>
+  </w:abstractNum>
+  <w:abstractNum w:abstractNumId="1" w15:restartNumberingAfterBreak="0">
     <w:nsid w:val="3065603C"/>
     <w:multiLevelType w:val="hybridMultilevel"/>
     <w:tmpl w:val="37FE8A4E"/>
@@ -1519,11 +3547,12 @@
       </w:rPr>
     </w:lvl>
   </w:abstractNum>
-  <w:abstractNum w:abstractNumId="1" w15:restartNumberingAfterBreak="0">
-    <w:nsid w:val="41CE451C"/>
+  <w:abstractNum w:abstractNumId="2" w15:restartNumberingAfterBreak="0">
+    <w:nsid w:val="3B514B48"/>
     <w:multiLevelType w:val="hybridMultilevel"/>
-    <w:tmpl w:val="D8EA183E"/>
-    <w:lvl w:ilvl="0" w:tplc="57DCE432">
+    <w:tmpl w:val="A2C2879A"/>
+    <w:lvl w:ilvl="0" w:tplc="73EA52D8">
+      <w:start w:val="5"/>
       <w:numFmt w:val="bullet"/>
       <w:lvlText w:val="-"/>
       <w:lvlJc w:val="left"/>
@@ -1631,11 +3660,11 @@
       </w:rPr>
     </w:lvl>
   </w:abstractNum>
-  <w:abstractNum w:abstractNumId="2" w15:restartNumberingAfterBreak="0">
-    <w:nsid w:val="459B053A"/>
+  <w:abstractNum w:abstractNumId="3" w15:restartNumberingAfterBreak="0">
+    <w:nsid w:val="41CE451C"/>
     <w:multiLevelType w:val="hybridMultilevel"/>
-    <w:tmpl w:val="8F288B66"/>
-    <w:lvl w:ilvl="0" w:tplc="8C340B72">
+    <w:tmpl w:val="D8EA183E"/>
+    <w:lvl w:ilvl="0" w:tplc="57DCE432">
       <w:numFmt w:val="bullet"/>
       <w:lvlText w:val="-"/>
       <w:lvlJc w:val="left"/>
@@ -1743,14 +3772,247 @@
       </w:rPr>
     </w:lvl>
   </w:abstractNum>
+  <w:abstractNum w:abstractNumId="4" w15:restartNumberingAfterBreak="0">
+    <w:nsid w:val="459B053A"/>
+    <w:multiLevelType w:val="hybridMultilevel"/>
+    <w:tmpl w:val="8F288B66"/>
+    <w:lvl w:ilvl="0" w:tplc="8C340B72">
+      <w:numFmt w:val="bullet"/>
+      <w:lvlText w:val="-"/>
+      <w:lvlJc w:val="left"/>
+      <w:pPr>
+        <w:ind w:left="720" w:hanging="360"/>
+      </w:pPr>
+      <w:rPr>
+        <w:rFonts w:ascii="Aptos" w:eastAsiaTheme="minorEastAsia" w:hAnsi="Aptos" w:cstheme="minorBidi" w:hint="default"/>
+      </w:rPr>
+    </w:lvl>
+    <w:lvl w:ilvl="1" w:tplc="14090003" w:tentative="1">
+      <w:start w:val="1"/>
+      <w:numFmt w:val="bullet"/>
+      <w:lvlText w:val="o"/>
+      <w:lvlJc w:val="left"/>
+      <w:pPr>
+        <w:ind w:left="1440" w:hanging="360"/>
+      </w:pPr>
+      <w:rPr>
+        <w:rFonts w:ascii="Courier New" w:hAnsi="Courier New" w:cs="Courier New" w:hint="default"/>
+      </w:rPr>
+    </w:lvl>
+    <w:lvl w:ilvl="2" w:tplc="14090005" w:tentative="1">
+      <w:start w:val="1"/>
+      <w:numFmt w:val="bullet"/>
+      <w:lvlText w:val=""/>
+      <w:lvlJc w:val="left"/>
+      <w:pPr>
+        <w:ind w:left="2160" w:hanging="360"/>
+      </w:pPr>
+      <w:rPr>
+        <w:rFonts w:ascii="Wingdings" w:hAnsi="Wingdings" w:hint="default"/>
+      </w:rPr>
+    </w:lvl>
+    <w:lvl w:ilvl="3" w:tplc="14090001" w:tentative="1">
+      <w:start w:val="1"/>
+      <w:numFmt w:val="bullet"/>
+      <w:lvlText w:val=""/>
+      <w:lvlJc w:val="left"/>
+      <w:pPr>
+        <w:ind w:left="2880" w:hanging="360"/>
+      </w:pPr>
+      <w:rPr>
+        <w:rFonts w:ascii="Symbol" w:hAnsi="Symbol" w:hint="default"/>
+      </w:rPr>
+    </w:lvl>
+    <w:lvl w:ilvl="4" w:tplc="14090003" w:tentative="1">
+      <w:start w:val="1"/>
+      <w:numFmt w:val="bullet"/>
+      <w:lvlText w:val="o"/>
+      <w:lvlJc w:val="left"/>
+      <w:pPr>
+        <w:ind w:left="3600" w:hanging="360"/>
+      </w:pPr>
+      <w:rPr>
+        <w:rFonts w:ascii="Courier New" w:hAnsi="Courier New" w:cs="Courier New" w:hint="default"/>
+      </w:rPr>
+    </w:lvl>
+    <w:lvl w:ilvl="5" w:tplc="14090005" w:tentative="1">
+      <w:start w:val="1"/>
+      <w:numFmt w:val="bullet"/>
+      <w:lvlText w:val=""/>
+      <w:lvlJc w:val="left"/>
+      <w:pPr>
+        <w:ind w:left="4320" w:hanging="360"/>
+      </w:pPr>
+      <w:rPr>
+        <w:rFonts w:ascii="Wingdings" w:hAnsi="Wingdings" w:hint="default"/>
+      </w:rPr>
+    </w:lvl>
+    <w:lvl w:ilvl="6" w:tplc="14090001" w:tentative="1">
+      <w:start w:val="1"/>
+      <w:numFmt w:val="bullet"/>
+      <w:lvlText w:val=""/>
+      <w:lvlJc w:val="left"/>
+      <w:pPr>
+        <w:ind w:left="5040" w:hanging="360"/>
+      </w:pPr>
+      <w:rPr>
+        <w:rFonts w:ascii="Symbol" w:hAnsi="Symbol" w:hint="default"/>
+      </w:rPr>
+    </w:lvl>
+    <w:lvl w:ilvl="7" w:tplc="14090003" w:tentative="1">
+      <w:start w:val="1"/>
+      <w:numFmt w:val="bullet"/>
+      <w:lvlText w:val="o"/>
+      <w:lvlJc w:val="left"/>
+      <w:pPr>
+        <w:ind w:left="5760" w:hanging="360"/>
+      </w:pPr>
+      <w:rPr>
+        <w:rFonts w:ascii="Courier New" w:hAnsi="Courier New" w:cs="Courier New" w:hint="default"/>
+      </w:rPr>
+    </w:lvl>
+    <w:lvl w:ilvl="8" w:tplc="14090005" w:tentative="1">
+      <w:start w:val="1"/>
+      <w:numFmt w:val="bullet"/>
+      <w:lvlText w:val=""/>
+      <w:lvlJc w:val="left"/>
+      <w:pPr>
+        <w:ind w:left="6480" w:hanging="360"/>
+      </w:pPr>
+      <w:rPr>
+        <w:rFonts w:ascii="Wingdings" w:hAnsi="Wingdings" w:hint="default"/>
+      </w:rPr>
+    </w:lvl>
+  </w:abstractNum>
+  <w:abstractNum w:abstractNumId="5" w15:restartNumberingAfterBreak="0">
+    <w:nsid w:val="659147EA"/>
+    <w:multiLevelType w:val="hybridMultilevel"/>
+    <w:tmpl w:val="ACBC250C"/>
+    <w:lvl w:ilvl="0" w:tplc="191EEEDA">
+      <w:numFmt w:val="bullet"/>
+      <w:lvlText w:val="-"/>
+      <w:lvlJc w:val="left"/>
+      <w:pPr>
+        <w:ind w:left="720" w:hanging="360"/>
+      </w:pPr>
+      <w:rPr>
+        <w:rFonts w:ascii="Aptos" w:eastAsiaTheme="minorEastAsia" w:hAnsi="Aptos" w:cstheme="minorBidi" w:hint="default"/>
+      </w:rPr>
+    </w:lvl>
+    <w:lvl w:ilvl="1" w:tplc="14090003" w:tentative="1">
+      <w:start w:val="1"/>
+      <w:numFmt w:val="bullet"/>
+      <w:lvlText w:val="o"/>
+      <w:lvlJc w:val="left"/>
+      <w:pPr>
+        <w:ind w:left="1440" w:hanging="360"/>
+      </w:pPr>
+      <w:rPr>
+        <w:rFonts w:ascii="Courier New" w:hAnsi="Courier New" w:cs="Courier New" w:hint="default"/>
+      </w:rPr>
+    </w:lvl>
+    <w:lvl w:ilvl="2" w:tplc="14090005" w:tentative="1">
+      <w:start w:val="1"/>
+      <w:numFmt w:val="bullet"/>
+      <w:lvlText w:val=""/>
+      <w:lvlJc w:val="left"/>
+      <w:pPr>
+        <w:ind w:left="2160" w:hanging="360"/>
+      </w:pPr>
+      <w:rPr>
+        <w:rFonts w:ascii="Wingdings" w:hAnsi="Wingdings" w:hint="default"/>
+      </w:rPr>
+    </w:lvl>
+    <w:lvl w:ilvl="3" w:tplc="14090001" w:tentative="1">
+      <w:start w:val="1"/>
+      <w:numFmt w:val="bullet"/>
+      <w:lvlText w:val=""/>
+      <w:lvlJc w:val="left"/>
+      <w:pPr>
+        <w:ind w:left="2880" w:hanging="360"/>
+      </w:pPr>
+      <w:rPr>
+        <w:rFonts w:ascii="Symbol" w:hAnsi="Symbol" w:hint="default"/>
+      </w:rPr>
+    </w:lvl>
+    <w:lvl w:ilvl="4" w:tplc="14090003" w:tentative="1">
+      <w:start w:val="1"/>
+      <w:numFmt w:val="bullet"/>
+      <w:lvlText w:val="o"/>
+      <w:lvlJc w:val="left"/>
+      <w:pPr>
+        <w:ind w:left="3600" w:hanging="360"/>
+      </w:pPr>
+      <w:rPr>
+        <w:rFonts w:ascii="Courier New" w:hAnsi="Courier New" w:cs="Courier New" w:hint="default"/>
+      </w:rPr>
+    </w:lvl>
+    <w:lvl w:ilvl="5" w:tplc="14090005" w:tentative="1">
+      <w:start w:val="1"/>
+      <w:numFmt w:val="bullet"/>
+      <w:lvlText w:val=""/>
+      <w:lvlJc w:val="left"/>
+      <w:pPr>
+        <w:ind w:left="4320" w:hanging="360"/>
+      </w:pPr>
+      <w:rPr>
+        <w:rFonts w:ascii="Wingdings" w:hAnsi="Wingdings" w:hint="default"/>
+      </w:rPr>
+    </w:lvl>
+    <w:lvl w:ilvl="6" w:tplc="14090001" w:tentative="1">
+      <w:start w:val="1"/>
+      <w:numFmt w:val="bullet"/>
+      <w:lvlText w:val=""/>
+      <w:lvlJc w:val="left"/>
+      <w:pPr>
+        <w:ind w:left="5040" w:hanging="360"/>
+      </w:pPr>
+      <w:rPr>
+        <w:rFonts w:ascii="Symbol" w:hAnsi="Symbol" w:hint="default"/>
+      </w:rPr>
+    </w:lvl>
+    <w:lvl w:ilvl="7" w:tplc="14090003" w:tentative="1">
+      <w:start w:val="1"/>
+      <w:numFmt w:val="bullet"/>
+      <w:lvlText w:val="o"/>
+      <w:lvlJc w:val="left"/>
+      <w:pPr>
+        <w:ind w:left="5760" w:hanging="360"/>
+      </w:pPr>
+      <w:rPr>
+        <w:rFonts w:ascii="Courier New" w:hAnsi="Courier New" w:cs="Courier New" w:hint="default"/>
+      </w:rPr>
+    </w:lvl>
+    <w:lvl w:ilvl="8" w:tplc="14090005" w:tentative="1">
+      <w:start w:val="1"/>
+      <w:numFmt w:val="bullet"/>
+      <w:lvlText w:val=""/>
+      <w:lvlJc w:val="left"/>
+      <w:pPr>
+        <w:ind w:left="6480" w:hanging="360"/>
+      </w:pPr>
+      <w:rPr>
+        <w:rFonts w:ascii="Wingdings" w:hAnsi="Wingdings" w:hint="default"/>
+      </w:rPr>
+    </w:lvl>
+  </w:abstractNum>
   <w:num w:numId="1" w16cid:durableId="862022">
+    <w:abstractNumId w:val="1"/>
+  </w:num>
+  <w:num w:numId="2" w16cid:durableId="176433242">
+    <w:abstractNumId w:val="4"/>
+  </w:num>
+  <w:num w:numId="3" w16cid:durableId="1012991623">
+    <w:abstractNumId w:val="3"/>
+  </w:num>
+  <w:num w:numId="4" w16cid:durableId="103959153">
+    <w:abstractNumId w:val="5"/>
+  </w:num>
+  <w:num w:numId="5" w16cid:durableId="317347182">
     <w:abstractNumId w:val="0"/>
   </w:num>
-  <w:num w:numId="2" w16cid:durableId="176433242">
+  <w:num w:numId="6" w16cid:durableId="629670182">
     <w:abstractNumId w:val="2"/>
-  </w:num>
-  <w:num w:numId="3" w16cid:durableId="1012991623">
-    <w:abstractNumId w:val="1"/>
   </w:num>
 </w:numbering>
 </file>

--- a/docs/Software Architecture Document.docx
+++ b/docs/Software Architecture Document.docx
@@ -2104,13 +2104,8 @@
           <w:numId w:val="4"/>
         </w:numPr>
       </w:pPr>
-      <w:proofErr w:type="spellStart"/>
-      <w:r>
-        <w:t>BackendTest</w:t>
-      </w:r>
-      <w:proofErr w:type="spellEnd"/>
-      <w:r>
-        <w:t xml:space="preserve">: </w:t>
+      <w:r>
+        <w:t xml:space="preserve">BackendTest: </w:t>
       </w:r>
       <w:r>
         <w:br/>
@@ -2118,13 +2113,8 @@
       </w:r>
       <w:r>
         <w:br/>
-        <w:t xml:space="preserve">C# .Net </w:t>
-      </w:r>
-      <w:proofErr w:type="spellStart"/>
-      <w:r>
-        <w:t>MSTest</w:t>
-      </w:r>
-      <w:proofErr w:type="spellEnd"/>
+        <w:t>C# .Net MSTest</w:t>
+      </w:r>
       <w:r>
         <w:br/>
       </w:r>
@@ -2164,11 +2154,9 @@
           <w:numId w:val="4"/>
         </w:numPr>
       </w:pPr>
-      <w:proofErr w:type="spellStart"/>
       <w:r>
         <w:t>FrontendLogin</w:t>
       </w:r>
-      <w:proofErr w:type="spellEnd"/>
       <w:r>
         <w:br/>
         <w:t>Web login</w:t>
@@ -2290,15 +2278,7 @@
         <w:t>Component</w:t>
       </w:r>
       <w:r>
-        <w:t xml:space="preserve"> Diagram (</w:t>
-      </w:r>
-      <w:proofErr w:type="spellStart"/>
-      <w:r>
-        <w:t>ToDo</w:t>
-      </w:r>
-      <w:proofErr w:type="spellEnd"/>
-      <w:r>
-        <w:t>)</w:t>
+        <w:t xml:space="preserve"> Diagram (ToDo)</w:t>
       </w:r>
       <w:bookmarkEnd w:id="3"/>
     </w:p>
@@ -2315,15 +2295,7 @@
       </w:pPr>
       <w:bookmarkStart w:id="4" w:name="_Toc230784987"/>
       <w:r>
-        <w:t>Data Architecture (</w:t>
-      </w:r>
-      <w:proofErr w:type="spellStart"/>
-      <w:r>
-        <w:t>ToDo</w:t>
-      </w:r>
-      <w:proofErr w:type="spellEnd"/>
-      <w:r>
-        <w:t>)</w:t>
+        <w:t>Data Architecture (ToDo)</w:t>
       </w:r>
       <w:bookmarkEnd w:id="4"/>
     </w:p>
@@ -2479,15 +2451,7 @@
         </w:numPr>
       </w:pPr>
       <w:r>
-        <w:t>Optional? (</w:t>
-      </w:r>
-      <w:proofErr w:type="spellStart"/>
-      <w:r>
-        <w:t>eg</w:t>
-      </w:r>
-      <w:proofErr w:type="spellEnd"/>
-      <w:r>
-        <w:t xml:space="preserve"> batch users)</w:t>
+        <w:t>Optional? (eg batch users)</w:t>
       </w:r>
     </w:p>
     <w:p>
@@ -2500,6 +2464,18 @@
       </w:pPr>
       <w:r>
         <w:t>TOTP enabled</w:t>
+      </w:r>
+    </w:p>
+    <w:p>
+      <w:pPr>
+        <w:pStyle w:val="ListParagraph"/>
+        <w:numPr>
+          <w:ilvl w:val="0"/>
+          <w:numId w:val="3"/>
+        </w:numPr>
+      </w:pPr>
+      <w:r>
+        <w:t>Xx comment</w:t>
       </w:r>
     </w:p>
     <w:p/>
@@ -2728,15 +2704,7 @@
         <w:t>Delete</w:t>
       </w:r>
       <w:r>
-        <w:t xml:space="preserve">, </w:t>
-      </w:r>
-      <w:proofErr w:type="spellStart"/>
-      <w:r>
-        <w:t>ReadList</w:t>
-      </w:r>
-      <w:proofErr w:type="spellEnd"/>
-      <w:r>
-        <w:t xml:space="preserve"> and Ignore (i.e., CRUD value not required).</w:t>
+        <w:t>, ReadList and Ignore (i.e., CRUD value not required).</w:t>
       </w:r>
     </w:p>
     <w:p>
@@ -2777,15 +2745,7 @@
     </w:p>
     <w:p>
       <w:r>
-        <w:t xml:space="preserve">Clients must have a valid session when calling an API. The session is cached in the Backend server and never made available to the client. It contains the user’s context entities (e.g., Org, </w:t>
-      </w:r>
-      <w:proofErr w:type="spellStart"/>
-      <w:r>
-        <w:t>UserAccount</w:t>
-      </w:r>
-      <w:proofErr w:type="spellEnd"/>
-      <w:r>
-        <w:t xml:space="preserve">). </w:t>
+        <w:t xml:space="preserve">Clients must have a valid session when calling an API. The session is cached in the Backend server and never made available to the client. It contains the user’s context entities (e.g., Org, UserAccount). </w:t>
       </w:r>
     </w:p>
     <w:p>
@@ -2806,15 +2766,7 @@
     </w:p>
     <w:p>
       <w:r>
-        <w:t xml:space="preserve">Organisations (Org) are a logical separation within the database to allow multiple clients to use the system. Nearly all tables have an </w:t>
-      </w:r>
-      <w:proofErr w:type="spellStart"/>
-      <w:r>
-        <w:t>OrgNr</w:t>
-      </w:r>
-      <w:proofErr w:type="spellEnd"/>
-      <w:r>
-        <w:t xml:space="preserve"> field to identify the organisation.</w:t>
+        <w:t>Organisations (Org) are a logical separation within the database to allow multiple clients to use the system. Nearly all tables have an OrgNr field to identify the organisation.</w:t>
       </w:r>
     </w:p>
     <w:p>
@@ -2838,15 +2790,7 @@
         </w:numPr>
       </w:pPr>
       <w:r>
-        <w:t xml:space="preserve">The </w:t>
-      </w:r>
-      <w:proofErr w:type="spellStart"/>
-      <w:r>
-        <w:t>UserAccount</w:t>
-      </w:r>
-      <w:proofErr w:type="spellEnd"/>
-      <w:r>
-        <w:t xml:space="preserve"> record is used to determine a user’s access and permissions.</w:t>
+        <w:t>The UserAccount record is used to determine a user’s access and permissions.</w:t>
       </w:r>
     </w:p>
     <w:p/>
@@ -2973,15 +2917,7 @@
         </w:numPr>
       </w:pPr>
       <w:r>
-        <w:t xml:space="preserve">Web users access the </w:t>
-      </w:r>
-      <w:proofErr w:type="spellStart"/>
-      <w:r>
-        <w:t>FrontendLogin</w:t>
-      </w:r>
-      <w:proofErr w:type="spellEnd"/>
-      <w:r>
-        <w:t xml:space="preserve"> site and enter user ID and password.</w:t>
+        <w:t>Web users access the FrontendLogin site and enter user ID and password.</w:t>
       </w:r>
     </w:p>
     <w:p>
@@ -3026,13 +2962,8 @@
         </w:numPr>
       </w:pPr>
       <w:r>
-        <w:t xml:space="preserve">Login via </w:t>
-      </w:r>
-      <w:proofErr w:type="spellStart"/>
-      <w:r>
-        <w:t>FrontendLogin</w:t>
-      </w:r>
-      <w:proofErr w:type="spellEnd"/>
+        <w:t>Login via FrontendLogin</w:t>
+      </w:r>
     </w:p>
     <w:p>
       <w:pPr>
@@ -3045,11 +2976,9 @@
       <w:r>
         <w:t xml:space="preserve">Backend API creates </w:t>
       </w:r>
-      <w:proofErr w:type="spellStart"/>
       <w:r>
         <w:t>JwtBearer</w:t>
       </w:r>
-      <w:proofErr w:type="spellEnd"/>
       <w:r>
         <w:t xml:space="preserve"> </w:t>
       </w:r>
@@ -3065,19 +2994,9 @@
           <w:numId w:val="5"/>
         </w:numPr>
       </w:pPr>
-      <w:proofErr w:type="spellStart"/>
-      <w:r>
-        <w:t>FrontendLogin</w:t>
-      </w:r>
-      <w:proofErr w:type="spellEnd"/>
-      <w:r>
-        <w:t xml:space="preserve"> redirects to FrontendServer with id in </w:t>
-      </w:r>
-      <w:proofErr w:type="spellStart"/>
-      <w:r>
-        <w:t>url</w:t>
-      </w:r>
-      <w:proofErr w:type="spellEnd"/>
+      <w:r>
+        <w:t>FrontendLogin redirects to FrontendServer with id in url</w:t>
+      </w:r>
     </w:p>
     <w:p>
       <w:pPr>
@@ -3100,15 +3019,7 @@
         </w:numPr>
       </w:pPr>
       <w:r>
-        <w:t xml:space="preserve">FrontendServer uses token in </w:t>
-      </w:r>
-      <w:proofErr w:type="spellStart"/>
-      <w:r>
-        <w:t>url</w:t>
-      </w:r>
-      <w:proofErr w:type="spellEnd"/>
-      <w:r>
-        <w:t xml:space="preserve"> calls</w:t>
+        <w:t>FrontendServer uses token in url calls</w:t>
       </w:r>
     </w:p>
     <w:p/>
@@ -3130,13 +3041,8 @@
           <w:numId w:val="2"/>
         </w:numPr>
       </w:pPr>
-      <w:proofErr w:type="spellStart"/>
-      <w:r>
-        <w:t>Serilog</w:t>
-      </w:r>
-      <w:proofErr w:type="spellEnd"/>
-      <w:r>
-        <w:t xml:space="preserve"> is used to log events.</w:t>
+      <w:r>
+        <w:t>Serilog is used to log events.</w:t>
       </w:r>
     </w:p>
     <w:p>
@@ -3159,13 +3065,8 @@
           <w:numId w:val="2"/>
         </w:numPr>
       </w:pPr>
-      <w:proofErr w:type="spellStart"/>
-      <w:r>
-        <w:t>Seq</w:t>
-      </w:r>
-      <w:proofErr w:type="spellEnd"/>
-      <w:r>
-        <w:t xml:space="preserve"> is used to view logs (run in Docker).</w:t>
+      <w:r>
+        <w:t>Seq is used to view logs (run in Docker).</w:t>
       </w:r>
     </w:p>
     <w:p/>
@@ -3183,15 +3084,7 @@
     </w:p>
     <w:p>
       <w:r>
-        <w:t xml:space="preserve">The Backend project’s APIs are tested via the </w:t>
-      </w:r>
-      <w:proofErr w:type="spellStart"/>
-      <w:r>
-        <w:t>BackendTest</w:t>
-      </w:r>
-      <w:proofErr w:type="spellEnd"/>
-      <w:r>
-        <w:t xml:space="preserve"> project. Controllers and Services are tested via the following:</w:t>
+        <w:t>The Backend project’s APIs are tested via the BackendTest project. Controllers and Services are tested via the following:</w:t>
       </w:r>
     </w:p>
     <w:p/>
@@ -3226,15 +3119,7 @@
         </w:numPr>
       </w:pPr>
       <w:r>
-        <w:t xml:space="preserve">Services are ‘mocked’ using </w:t>
-      </w:r>
-      <w:proofErr w:type="spellStart"/>
-      <w:r>
-        <w:t>Moq</w:t>
-      </w:r>
-      <w:proofErr w:type="spellEnd"/>
-      <w:r>
-        <w:t>. I.e., each service method accessed by the controller REST method is mocked with general test data.</w:t>
+        <w:t>Services are ‘mocked’ using Moq. I.e., each service method accessed by the controller REST method is mocked with general test data.</w:t>
       </w:r>
     </w:p>
     <w:p>

--- a/docs/Software Architecture Document.docx
+++ b/docs/Software Architecture Document.docx
@@ -2104,8 +2104,13 @@
           <w:numId w:val="4"/>
         </w:numPr>
       </w:pPr>
-      <w:r>
-        <w:t xml:space="preserve">BackendTest: </w:t>
+      <w:proofErr w:type="spellStart"/>
+      <w:r>
+        <w:t>BackendTest</w:t>
+      </w:r>
+      <w:proofErr w:type="spellEnd"/>
+      <w:r>
+        <w:t xml:space="preserve">: </w:t>
       </w:r>
       <w:r>
         <w:br/>
@@ -2113,8 +2118,13 @@
       </w:r>
       <w:r>
         <w:br/>
-        <w:t>C# .Net MSTest</w:t>
-      </w:r>
+        <w:t xml:space="preserve">C# .Net </w:t>
+      </w:r>
+      <w:proofErr w:type="spellStart"/>
+      <w:r>
+        <w:t>MSTest</w:t>
+      </w:r>
+      <w:proofErr w:type="spellEnd"/>
       <w:r>
         <w:br/>
       </w:r>
@@ -2245,7 +2255,7 @@
                     <pic:cNvPicPr/>
                   </pic:nvPicPr>
                   <pic:blipFill>
-                    <a:blip r:embed="rId6"/>
+                    <a:blip r:embed="rId8"/>
                     <a:stretch>
                       <a:fillRect/>
                     </a:stretch>
@@ -2278,7 +2288,15 @@
         <w:t>Component</w:t>
       </w:r>
       <w:r>
-        <w:t xml:space="preserve"> Diagram (ToDo)</w:t>
+        <w:t xml:space="preserve"> Diagram (</w:t>
+      </w:r>
+      <w:proofErr w:type="spellStart"/>
+      <w:r>
+        <w:t>ToDo</w:t>
+      </w:r>
+      <w:proofErr w:type="spellEnd"/>
+      <w:r>
+        <w:t>)</w:t>
       </w:r>
       <w:bookmarkEnd w:id="3"/>
     </w:p>
@@ -2295,7 +2313,15 @@
       </w:pPr>
       <w:bookmarkStart w:id="4" w:name="_Toc230784987"/>
       <w:r>
-        <w:t>Data Architecture (ToDo)</w:t>
+        <w:t>Data Architecture (</w:t>
+      </w:r>
+      <w:proofErr w:type="spellStart"/>
+      <w:r>
+        <w:t>ToDo</w:t>
+      </w:r>
+      <w:proofErr w:type="spellEnd"/>
+      <w:r>
+        <w:t>)</w:t>
       </w:r>
       <w:bookmarkEnd w:id="4"/>
     </w:p>
@@ -2451,7 +2477,15 @@
         </w:numPr>
       </w:pPr>
       <w:r>
-        <w:t>Optional? (eg batch users)</w:t>
+        <w:t>Optional? (</w:t>
+      </w:r>
+      <w:proofErr w:type="spellStart"/>
+      <w:r>
+        <w:t>eg</w:t>
+      </w:r>
+      <w:proofErr w:type="spellEnd"/>
+      <w:r>
+        <w:t xml:space="preserve"> batch users)</w:t>
       </w:r>
     </w:p>
     <w:p>
@@ -2474,8 +2508,13 @@
           <w:numId w:val="3"/>
         </w:numPr>
       </w:pPr>
-      <w:r>
-        <w:t>Xx comment</w:t>
+      <w:proofErr w:type="spellStart"/>
+      <w:r>
+        <w:t>Xx</w:t>
+      </w:r>
+      <w:proofErr w:type="spellEnd"/>
+      <w:r>
+        <w:t xml:space="preserve"> comment</w:t>
       </w:r>
     </w:p>
     <w:p/>
@@ -2704,7 +2743,15 @@
         <w:t>Delete</w:t>
       </w:r>
       <w:r>
-        <w:t>, ReadList and Ignore (i.e., CRUD value not required).</w:t>
+        <w:t xml:space="preserve">, </w:t>
+      </w:r>
+      <w:proofErr w:type="spellStart"/>
+      <w:r>
+        <w:t>ReadList</w:t>
+      </w:r>
+      <w:proofErr w:type="spellEnd"/>
+      <w:r>
+        <w:t xml:space="preserve"> and Ignore (i.e., CRUD value not required).</w:t>
       </w:r>
     </w:p>
     <w:p>
@@ -2745,7 +2792,15 @@
     </w:p>
     <w:p>
       <w:r>
-        <w:t xml:space="preserve">Clients must have a valid session when calling an API. The session is cached in the Backend server and never made available to the client. It contains the user’s context entities (e.g., Org, UserAccount). </w:t>
+        <w:t xml:space="preserve">Clients must have a valid session when calling an API. The session is cached in the Backend server and never made available to the client. It contains the user’s context entities (e.g., Org, </w:t>
+      </w:r>
+      <w:proofErr w:type="spellStart"/>
+      <w:r>
+        <w:t>UserAccount</w:t>
+      </w:r>
+      <w:proofErr w:type="spellEnd"/>
+      <w:r>
+        <w:t xml:space="preserve">). </w:t>
       </w:r>
     </w:p>
     <w:p>
@@ -2766,7 +2821,15 @@
     </w:p>
     <w:p>
       <w:r>
-        <w:t>Organisations (Org) are a logical separation within the database to allow multiple clients to use the system. Nearly all tables have an OrgNr field to identify the organisation.</w:t>
+        <w:t xml:space="preserve">Organisations (Org) are a logical separation within the database to allow multiple clients to use the system. Nearly all tables have an </w:t>
+      </w:r>
+      <w:proofErr w:type="spellStart"/>
+      <w:r>
+        <w:t>OrgNr</w:t>
+      </w:r>
+      <w:proofErr w:type="spellEnd"/>
+      <w:r>
+        <w:t xml:space="preserve"> field to identify the organisation.</w:t>
       </w:r>
     </w:p>
     <w:p>
@@ -2790,7 +2853,15 @@
         </w:numPr>
       </w:pPr>
       <w:r>
-        <w:t>The UserAccount record is used to determine a user’s access and permissions.</w:t>
+        <w:t xml:space="preserve">The </w:t>
+      </w:r>
+      <w:proofErr w:type="spellStart"/>
+      <w:r>
+        <w:t>UserAccount</w:t>
+      </w:r>
+      <w:proofErr w:type="spellEnd"/>
+      <w:r>
+        <w:t xml:space="preserve"> record is used to determine a user’s access and permissions.</w:t>
       </w:r>
     </w:p>
     <w:p/>
@@ -2976,9 +3047,11 @@
       <w:r>
         <w:t xml:space="preserve">Backend API creates </w:t>
       </w:r>
+      <w:proofErr w:type="spellStart"/>
       <w:r>
         <w:t>JwtBearer</w:t>
       </w:r>
+      <w:proofErr w:type="spellEnd"/>
       <w:r>
         <w:t xml:space="preserve"> </w:t>
       </w:r>
@@ -2995,8 +3068,13 @@
         </w:numPr>
       </w:pPr>
       <w:r>
-        <w:t>FrontendLogin redirects to FrontendServer with id in url</w:t>
-      </w:r>
+        <w:t xml:space="preserve">FrontendLogin redirects to FrontendServer with id in </w:t>
+      </w:r>
+      <w:proofErr w:type="spellStart"/>
+      <w:r>
+        <w:t>url</w:t>
+      </w:r>
+      <w:proofErr w:type="spellEnd"/>
     </w:p>
     <w:p>
       <w:pPr>
@@ -3019,7 +3097,15 @@
         </w:numPr>
       </w:pPr>
       <w:r>
-        <w:t>FrontendServer uses token in url calls</w:t>
+        <w:t xml:space="preserve">FrontendServer uses token in </w:t>
+      </w:r>
+      <w:proofErr w:type="spellStart"/>
+      <w:r>
+        <w:t>url</w:t>
+      </w:r>
+      <w:proofErr w:type="spellEnd"/>
+      <w:r>
+        <w:t xml:space="preserve"> calls</w:t>
       </w:r>
     </w:p>
     <w:p/>
@@ -3041,8 +3127,13 @@
           <w:numId w:val="2"/>
         </w:numPr>
       </w:pPr>
-      <w:r>
-        <w:t>Serilog is used to log events.</w:t>
+      <w:proofErr w:type="spellStart"/>
+      <w:r>
+        <w:t>Serilog</w:t>
+      </w:r>
+      <w:proofErr w:type="spellEnd"/>
+      <w:r>
+        <w:t xml:space="preserve"> is used to log events.</w:t>
       </w:r>
     </w:p>
     <w:p>
@@ -3065,8 +3156,13 @@
           <w:numId w:val="2"/>
         </w:numPr>
       </w:pPr>
-      <w:r>
-        <w:t>Seq is used to view logs (run in Docker).</w:t>
+      <w:proofErr w:type="spellStart"/>
+      <w:r>
+        <w:t>Seq</w:t>
+      </w:r>
+      <w:proofErr w:type="spellEnd"/>
+      <w:r>
+        <w:t xml:space="preserve"> is used to view logs (run in Docker).</w:t>
       </w:r>
     </w:p>
     <w:p/>
@@ -3084,7 +3180,15 @@
     </w:p>
     <w:p>
       <w:r>
-        <w:t>The Backend project’s APIs are tested via the BackendTest project. Controllers and Services are tested via the following:</w:t>
+        <w:t xml:space="preserve">The Backend project’s APIs are tested via the </w:t>
+      </w:r>
+      <w:proofErr w:type="spellStart"/>
+      <w:r>
+        <w:t>BackendTest</w:t>
+      </w:r>
+      <w:proofErr w:type="spellEnd"/>
+      <w:r>
+        <w:t xml:space="preserve"> project. Controllers and Services are tested via the following:</w:t>
       </w:r>
     </w:p>
     <w:p/>
@@ -3119,7 +3223,15 @@
         </w:numPr>
       </w:pPr>
       <w:r>
-        <w:t>Services are ‘mocked’ using Moq. I.e., each service method accessed by the controller REST method is mocked with general test data.</w:t>
+        <w:t xml:space="preserve">Services are ‘mocked’ using </w:t>
+      </w:r>
+      <w:proofErr w:type="spellStart"/>
+      <w:r>
+        <w:t>Moq</w:t>
+      </w:r>
+      <w:proofErr w:type="spellEnd"/>
+      <w:r>
+        <w:t>. I.e., each service method accessed by the controller REST method is mocked with general test data.</w:t>
       </w:r>
     </w:p>
     <w:p>
@@ -3196,13 +3308,165 @@
     <w:p/>
     <w:p/>
     <w:sectPr>
+      <w:footerReference w:type="default" r:id="rId9"/>
       <w:pgSz w:w="11906" w:h="16838"/>
       <w:pgMar w:top="1440" w:right="1440" w:bottom="1440" w:left="1440" w:header="708" w:footer="708" w:gutter="0"/>
       <w:cols w:space="708"/>
+      <w:titlePg/>
       <w:docGrid w:linePitch="360"/>
     </w:sectPr>
   </w:body>
 </w:document>
+</file>
+
+<file path=word/endnotes.xml><?xml version="1.0" encoding="utf-8"?>
+<w:endnotes xmlns:wpc="http://schemas.microsoft.com/office/word/2010/wordprocessingCanvas" xmlns:cx="http://schemas.microsoft.com/office/drawing/2014/chartex" xmlns:cx1="http://schemas.microsoft.com/office/drawing/2015/9/8/chartex" xmlns:cx2="http://schemas.microsoft.com/office/drawing/2015/10/21/chartex" xmlns:cx3="http://schemas.microsoft.com/office/drawing/2016/5/9/chartex" xmlns:cx4="http://schemas.microsoft.com/office/drawing/2016/5/10/chartex" xmlns:cx5="http://schemas.microsoft.com/office/drawing/2016/5/11/chartex" xmlns:cx6="http://schemas.microsoft.com/office/drawing/2016/5/12/chartex" xmlns:cx7="http://schemas.microsoft.com/office/drawing/2016/5/13/chartex" xmlns:cx8="http://schemas.microsoft.com/office/drawing/2016/5/14/chartex" xmlns:mc="http://schemas.openxmlformats.org/markup-compatibility/2006" xmlns:aink="http://schemas.microsoft.com/office/drawing/2016/ink" xmlns:am3d="http://schemas.microsoft.com/office/drawing/2017/model3d" xmlns:o="urn:schemas-microsoft-com:office:office" xmlns:oel="http://schemas.microsoft.com/office/2019/extlst" xmlns:r="http://schemas.openxmlformats.org/officeDocument/2006/relationships" xmlns:m="http://schemas.openxmlformats.org/officeDocument/2006/math" xmlns:v="urn:schemas-microsoft-com:vml" xmlns:wp14="http://schemas.microsoft.com/office/word/2010/wordprocessingDrawing" xmlns:wp="http://schemas.openxmlformats.org/drawingml/2006/wordprocessingDrawing" xmlns:w10="urn:schemas-microsoft-com:office:word" xmlns:w="http://schemas.openxmlformats.org/wordprocessingml/2006/main" xmlns:w14="http://schemas.microsoft.com/office/word/2010/wordml" xmlns:w15="http://schemas.microsoft.com/office/word/2012/wordml" xmlns:w16cex="http://schemas.microsoft.com/office/word/2018/wordml/cex" xmlns:w16cid="http://schemas.microsoft.com/office/word/2016/wordml/cid" xmlns:w16="http://schemas.microsoft.com/office/word/2018/wordml" xmlns:w16du="http://schemas.microsoft.com/office/word/2023/wordml/word16du" xmlns:w16sdtdh="http://schemas.microsoft.com/office/word/2020/wordml/sdtdatahash" xmlns:w16sdtfl="http://schemas.microsoft.com/office/word/2024/wordml/sdtformatlock" xmlns:w16se="http://schemas.microsoft.com/office/word/2015/wordml/symex" xmlns:wpg="http://schemas.microsoft.com/office/word/2010/wordprocessingGroup" xmlns:wpi="http://schemas.microsoft.com/office/word/2010/wordprocessingInk" xmlns:wne="http://schemas.microsoft.com/office/word/2006/wordml" xmlns:wps="http://schemas.microsoft.com/office/word/2010/wordprocessingShape" mc:Ignorable="w14 w15 w16se w16cid w16 w16cex w16sdtdh w16sdtfl w16du wp14">
+  <w:endnote w:type="separator" w:id="-1">
+    <w:p>
+      <w:pPr>
+        <w:spacing w:after="0" w:line="240" w:lineRule="auto"/>
+      </w:pPr>
+      <w:r>
+        <w:separator/>
+      </w:r>
+    </w:p>
+  </w:endnote>
+  <w:endnote w:type="continuationSeparator" w:id="0">
+    <w:p>
+      <w:pPr>
+        <w:spacing w:after="0" w:line="240" w:lineRule="auto"/>
+      </w:pPr>
+      <w:r>
+        <w:continuationSeparator/>
+      </w:r>
+    </w:p>
+  </w:endnote>
+</w:endnotes>
+</file>
+
+<file path=word/footer1.xml><?xml version="1.0" encoding="utf-8"?>
+<w:ftr xmlns:wpc="http://schemas.microsoft.com/office/word/2010/wordprocessingCanvas" xmlns:cx="http://schemas.microsoft.com/office/drawing/2014/chartex" xmlns:cx1="http://schemas.microsoft.com/office/drawing/2015/9/8/chartex" xmlns:cx2="http://schemas.microsoft.com/office/drawing/2015/10/21/chartex" xmlns:cx3="http://schemas.microsoft.com/office/drawing/2016/5/9/chartex" xmlns:cx4="http://schemas.microsoft.com/office/drawing/2016/5/10/chartex" xmlns:cx5="http://schemas.microsoft.com/office/drawing/2016/5/11/chartex" xmlns:cx6="http://schemas.microsoft.com/office/drawing/2016/5/12/chartex" xmlns:cx7="http://schemas.microsoft.com/office/drawing/2016/5/13/chartex" xmlns:cx8="http://schemas.microsoft.com/office/drawing/2016/5/14/chartex" xmlns:mc="http://schemas.openxmlformats.org/markup-compatibility/2006" xmlns:aink="http://schemas.microsoft.com/office/drawing/2016/ink" xmlns:am3d="http://schemas.microsoft.com/office/drawing/2017/model3d" xmlns:o="urn:schemas-microsoft-com:office:office" xmlns:oel="http://schemas.microsoft.com/office/2019/extlst" xmlns:r="http://schemas.openxmlformats.org/officeDocument/2006/relationships" xmlns:m="http://schemas.openxmlformats.org/officeDocument/2006/math" xmlns:v="urn:schemas-microsoft-com:vml" xmlns:wp14="http://schemas.microsoft.com/office/word/2010/wordprocessingDrawing" xmlns:wp="http://schemas.openxmlformats.org/drawingml/2006/wordprocessingDrawing" xmlns:w10="urn:schemas-microsoft-com:office:word" xmlns:w="http://schemas.openxmlformats.org/wordprocessingml/2006/main" xmlns:w14="http://schemas.microsoft.com/office/word/2010/wordml" xmlns:w15="http://schemas.microsoft.com/office/word/2012/wordml" xmlns:w16cex="http://schemas.microsoft.com/office/word/2018/wordml/cex" xmlns:w16cid="http://schemas.microsoft.com/office/word/2016/wordml/cid" xmlns:w16="http://schemas.microsoft.com/office/word/2018/wordml" xmlns:w16du="http://schemas.microsoft.com/office/word/2023/wordml/word16du" xmlns:w16sdtdh="http://schemas.microsoft.com/office/word/2020/wordml/sdtdatahash" xmlns:w16sdtfl="http://schemas.microsoft.com/office/word/2024/wordml/sdtformatlock" xmlns:w16se="http://schemas.microsoft.com/office/word/2015/wordml/symex" xmlns:wpg="http://schemas.microsoft.com/office/word/2010/wordprocessingGroup" xmlns:wpi="http://schemas.microsoft.com/office/word/2010/wordprocessingInk" xmlns:wne="http://schemas.microsoft.com/office/word/2006/wordml" xmlns:wps="http://schemas.microsoft.com/office/word/2010/wordprocessingShape" mc:Ignorable="w14 w15 w16se w16cid w16 w16cex w16sdtdh w16sdtfl w16du wp14">
+  <w:p>
+    <w:pPr>
+      <w:pStyle w:val="Footer"/>
+    </w:pPr>
+    <w:r>
+      <w:t>Software Architecture Document</w:t>
+    </w:r>
+    <w:r>
+      <w:ptab w:relativeTo="margin" w:alignment="center" w:leader="none"/>
+    </w:r>
+    <w:r>
+      <w:t>4 June 2026</w:t>
+    </w:r>
+    <w:r>
+      <w:ptab w:relativeTo="margin" w:alignment="right" w:leader="none"/>
+    </w:r>
+    <w:r>
+      <w:t xml:space="preserve">Page </w:t>
+    </w:r>
+    <w:r>
+      <w:rPr>
+        <w:b/>
+        <w:bCs/>
+      </w:rPr>
+      <w:fldChar w:fldCharType="begin"/>
+    </w:r>
+    <w:r>
+      <w:rPr>
+        <w:b/>
+        <w:bCs/>
+      </w:rPr>
+      <w:instrText xml:space="preserve"> PAGE  \* Arabic  \* MERGEFORMAT </w:instrText>
+    </w:r>
+    <w:r>
+      <w:rPr>
+        <w:b/>
+        <w:bCs/>
+      </w:rPr>
+      <w:fldChar w:fldCharType="separate"/>
+    </w:r>
+    <w:r>
+      <w:rPr>
+        <w:b/>
+        <w:bCs/>
+        <w:noProof/>
+      </w:rPr>
+      <w:t>1</w:t>
+    </w:r>
+    <w:r>
+      <w:rPr>
+        <w:b/>
+        <w:bCs/>
+      </w:rPr>
+      <w:fldChar w:fldCharType="end"/>
+    </w:r>
+    <w:r>
+      <w:t xml:space="preserve"> of </w:t>
+    </w:r>
+    <w:r>
+      <w:rPr>
+        <w:b/>
+        <w:bCs/>
+      </w:rPr>
+      <w:fldChar w:fldCharType="begin"/>
+    </w:r>
+    <w:r>
+      <w:rPr>
+        <w:b/>
+        <w:bCs/>
+      </w:rPr>
+      <w:instrText xml:space="preserve"> NUMPAGES  \* Arabic  \* MERGEFORMAT </w:instrText>
+    </w:r>
+    <w:r>
+      <w:rPr>
+        <w:b/>
+        <w:bCs/>
+      </w:rPr>
+      <w:fldChar w:fldCharType="separate"/>
+    </w:r>
+    <w:r>
+      <w:rPr>
+        <w:b/>
+        <w:bCs/>
+        <w:noProof/>
+      </w:rPr>
+      <w:t>2</w:t>
+    </w:r>
+    <w:r>
+      <w:rPr>
+        <w:b/>
+        <w:bCs/>
+      </w:rPr>
+      <w:fldChar w:fldCharType="end"/>
+    </w:r>
+  </w:p>
+</w:ftr>
+</file>
+
+<file path=word/footnotes.xml><?xml version="1.0" encoding="utf-8"?>
+<w:footnotes xmlns:wpc="http://schemas.microsoft.com/office/word/2010/wordprocessingCanvas" xmlns:cx="http://schemas.microsoft.com/office/drawing/2014/chartex" xmlns:cx1="http://schemas.microsoft.com/office/drawing/2015/9/8/chartex" xmlns:cx2="http://schemas.microsoft.com/office/drawing/2015/10/21/chartex" xmlns:cx3="http://schemas.microsoft.com/office/drawing/2016/5/9/chartex" xmlns:cx4="http://schemas.microsoft.com/office/drawing/2016/5/10/chartex" xmlns:cx5="http://schemas.microsoft.com/office/drawing/2016/5/11/chartex" xmlns:cx6="http://schemas.microsoft.com/office/drawing/2016/5/12/chartex" xmlns:cx7="http://schemas.microsoft.com/office/drawing/2016/5/13/chartex" xmlns:cx8="http://schemas.microsoft.com/office/drawing/2016/5/14/chartex" xmlns:mc="http://schemas.openxmlformats.org/markup-compatibility/2006" xmlns:aink="http://schemas.microsoft.com/office/drawing/2016/ink" xmlns:am3d="http://schemas.microsoft.com/office/drawing/2017/model3d" xmlns:o="urn:schemas-microsoft-com:office:office" xmlns:oel="http://schemas.microsoft.com/office/2019/extlst" xmlns:r="http://schemas.openxmlformats.org/officeDocument/2006/relationships" xmlns:m="http://schemas.openxmlformats.org/officeDocument/2006/math" xmlns:v="urn:schemas-microsoft-com:vml" xmlns:wp14="http://schemas.microsoft.com/office/word/2010/wordprocessingDrawing" xmlns:wp="http://schemas.openxmlformats.org/drawingml/2006/wordprocessingDrawing" xmlns:w10="urn:schemas-microsoft-com:office:word" xmlns:w="http://schemas.openxmlformats.org/wordprocessingml/2006/main" xmlns:w14="http://schemas.microsoft.com/office/word/2010/wordml" xmlns:w15="http://schemas.microsoft.com/office/word/2012/wordml" xmlns:w16cex="http://schemas.microsoft.com/office/word/2018/wordml/cex" xmlns:w16cid="http://schemas.microsoft.com/office/word/2016/wordml/cid" xmlns:w16="http://schemas.microsoft.com/office/word/2018/wordml" xmlns:w16du="http://schemas.microsoft.com/office/word/2023/wordml/word16du" xmlns:w16sdtdh="http://schemas.microsoft.com/office/word/2020/wordml/sdtdatahash" xmlns:w16sdtfl="http://schemas.microsoft.com/office/word/2024/wordml/sdtformatlock" xmlns:w16se="http://schemas.microsoft.com/office/word/2015/wordml/symex" xmlns:wpg="http://schemas.microsoft.com/office/word/2010/wordprocessingGroup" xmlns:wpi="http://schemas.microsoft.com/office/word/2010/wordprocessingInk" xmlns:wne="http://schemas.microsoft.com/office/word/2006/wordml" xmlns:wps="http://schemas.microsoft.com/office/word/2010/wordprocessingShape" mc:Ignorable="w14 w15 w16se w16cid w16 w16cex w16sdtdh w16sdtfl w16du wp14">
+  <w:footnote w:type="separator" w:id="-1">
+    <w:p>
+      <w:pPr>
+        <w:spacing w:after="0" w:line="240" w:lineRule="auto"/>
+      </w:pPr>
+      <w:r>
+        <w:separator/>
+      </w:r>
+    </w:p>
+  </w:footnote>
+  <w:footnote w:type="continuationSeparator" w:id="0">
+    <w:p>
+      <w:pPr>
+        <w:spacing w:after="0" w:line="240" w:lineRule="auto"/>
+      </w:pPr>
+      <w:r>
+        <w:continuationSeparator/>
+      </w:r>
+    </w:p>
+  </w:footnote>
+</w:footnotes>
 </file>
 
 <file path=word/numbering.xml><?xml version="1.0" encoding="utf-8"?>
@@ -4983,6 +5247,50 @@
       <w:u w:val="single"/>
     </w:rPr>
   </w:style>
+  <w:style w:type="paragraph" w:styleId="Header">
+    <w:name w:val="header"/>
+    <w:basedOn w:val="Normal"/>
+    <w:link w:val="HeaderChar"/>
+    <w:uiPriority w:val="99"/>
+    <w:unhideWhenUsed/>
+    <w:rsid w:val="00A51976"/>
+    <w:pPr>
+      <w:tabs>
+        <w:tab w:val="center" w:pos="4513"/>
+        <w:tab w:val="right" w:pos="9026"/>
+      </w:tabs>
+      <w:spacing w:after="0" w:line="240" w:lineRule="auto"/>
+    </w:pPr>
+  </w:style>
+  <w:style w:type="character" w:customStyle="1" w:styleId="HeaderChar">
+    <w:name w:val="Header Char"/>
+    <w:basedOn w:val="DefaultParagraphFont"/>
+    <w:link w:val="Header"/>
+    <w:uiPriority w:val="99"/>
+    <w:rsid w:val="00A51976"/>
+  </w:style>
+  <w:style w:type="paragraph" w:styleId="Footer">
+    <w:name w:val="footer"/>
+    <w:basedOn w:val="Normal"/>
+    <w:link w:val="FooterChar"/>
+    <w:uiPriority w:val="99"/>
+    <w:unhideWhenUsed/>
+    <w:rsid w:val="00A51976"/>
+    <w:pPr>
+      <w:tabs>
+        <w:tab w:val="center" w:pos="4513"/>
+        <w:tab w:val="right" w:pos="9026"/>
+      </w:tabs>
+      <w:spacing w:after="0" w:line="240" w:lineRule="auto"/>
+    </w:pPr>
+  </w:style>
+  <w:style w:type="character" w:customStyle="1" w:styleId="FooterChar">
+    <w:name w:val="Footer Char"/>
+    <w:basedOn w:val="DefaultParagraphFont"/>
+    <w:link w:val="Footer"/>
+    <w:uiPriority w:val="99"/>
+    <w:rsid w:val="00A51976"/>
+  </w:style>
 </w:styles>
 </file>
 

--- a/docs/Software Architecture Document.docx
+++ b/docs/Software Architecture Document.docx
@@ -81,7 +81,7 @@
           <w:r>
             <w:fldChar w:fldCharType="separate"/>
           </w:r>
-          <w:hyperlink w:anchor="_Toc230784983" w:history="1">
+          <w:hyperlink w:anchor="_Toc231898082" w:history="1">
             <w:r>
               <w:rPr>
                 <w:rStyle w:val="Hyperlink"/>
@@ -108,7 +108,7 @@
                 <w:noProof/>
                 <w:webHidden/>
               </w:rPr>
-              <w:instrText xml:space="preserve"> PAGEREF _Toc230784983 \h </w:instrText>
+              <w:instrText xml:space="preserve"> PAGEREF _Toc231898082 \h </w:instrText>
             </w:r>
             <w:r>
               <w:rPr>
@@ -128,7 +128,7 @@
                 <w:noProof/>
                 <w:webHidden/>
               </w:rPr>
-              <w:t>2</w:t>
+              <w:t>3</w:t>
             </w:r>
             <w:r>
               <w:rPr>
@@ -154,7 +154,7 @@
               <w14:ligatures w14:val="standardContextual"/>
             </w:rPr>
           </w:pPr>
-          <w:hyperlink w:anchor="_Toc230784984" w:history="1">
+          <w:hyperlink w:anchor="_Toc231898083" w:history="1">
             <w:r>
               <w:rPr>
                 <w:rStyle w:val="Hyperlink"/>
@@ -181,7 +181,7 @@
                 <w:noProof/>
                 <w:webHidden/>
               </w:rPr>
-              <w:instrText xml:space="preserve"> PAGEREF _Toc230784984 \h </w:instrText>
+              <w:instrText xml:space="preserve"> PAGEREF _Toc231898083 \h </w:instrText>
             </w:r>
             <w:r>
               <w:rPr>
@@ -201,7 +201,7 @@
                 <w:noProof/>
                 <w:webHidden/>
               </w:rPr>
-              <w:t>2</w:t>
+              <w:t>3</w:t>
             </w:r>
             <w:r>
               <w:rPr>
@@ -227,13 +227,13 @@
               <w14:ligatures w14:val="standardContextual"/>
             </w:rPr>
           </w:pPr>
-          <w:hyperlink w:anchor="_Toc230784985" w:history="1">
+          <w:hyperlink w:anchor="_Toc231898084" w:history="1">
             <w:r>
               <w:rPr>
                 <w:rStyle w:val="Hyperlink"/>
                 <w:noProof/>
               </w:rPr>
-              <w:t>System Context (ToDo)</w:t>
+              <w:t>System Context</w:t>
             </w:r>
             <w:r>
               <w:rPr>
@@ -254,7 +254,7 @@
                 <w:noProof/>
                 <w:webHidden/>
               </w:rPr>
-              <w:instrText xml:space="preserve"> PAGEREF _Toc230784985 \h </w:instrText>
+              <w:instrText xml:space="preserve"> PAGEREF _Toc231898084 \h </w:instrText>
             </w:r>
             <w:r>
               <w:rPr>
@@ -274,7 +274,7 @@
                 <w:noProof/>
                 <w:webHidden/>
               </w:rPr>
-              <w:t>2</w:t>
+              <w:t>4</w:t>
             </w:r>
             <w:r>
               <w:rPr>
@@ -300,7 +300,7 @@
               <w14:ligatures w14:val="standardContextual"/>
             </w:rPr>
           </w:pPr>
-          <w:hyperlink w:anchor="_Toc230784986" w:history="1">
+          <w:hyperlink w:anchor="_Toc231898085" w:history="1">
             <w:r>
               <w:rPr>
                 <w:rStyle w:val="Hyperlink"/>
@@ -327,7 +327,7 @@
                 <w:noProof/>
                 <w:webHidden/>
               </w:rPr>
-              <w:instrText xml:space="preserve"> PAGEREF _Toc230784986 \h </w:instrText>
+              <w:instrText xml:space="preserve"> PAGEREF _Toc231898085 \h </w:instrText>
             </w:r>
             <w:r>
               <w:rPr>
@@ -347,7 +347,7 @@
                 <w:noProof/>
                 <w:webHidden/>
               </w:rPr>
-              <w:t>3</w:t>
+              <w:t>4</w:t>
             </w:r>
             <w:r>
               <w:rPr>
@@ -373,7 +373,7 @@
               <w14:ligatures w14:val="standardContextual"/>
             </w:rPr>
           </w:pPr>
-          <w:hyperlink w:anchor="_Toc230784987" w:history="1">
+          <w:hyperlink w:anchor="_Toc231898086" w:history="1">
             <w:r>
               <w:rPr>
                 <w:rStyle w:val="Hyperlink"/>
@@ -400,7 +400,7 @@
                 <w:noProof/>
                 <w:webHidden/>
               </w:rPr>
-              <w:instrText xml:space="preserve"> PAGEREF _Toc230784987 \h </w:instrText>
+              <w:instrText xml:space="preserve"> PAGEREF _Toc231898086 \h </w:instrText>
             </w:r>
             <w:r>
               <w:rPr>
@@ -420,7 +420,7 @@
                 <w:noProof/>
                 <w:webHidden/>
               </w:rPr>
-              <w:t>3</w:t>
+              <w:t>5</w:t>
             </w:r>
             <w:r>
               <w:rPr>
@@ -446,7 +446,7 @@
               <w14:ligatures w14:val="standardContextual"/>
             </w:rPr>
           </w:pPr>
-          <w:hyperlink w:anchor="_Toc230784988" w:history="1">
+          <w:hyperlink w:anchor="_Toc231898087" w:history="1">
             <w:r>
               <w:rPr>
                 <w:rStyle w:val="Hyperlink"/>
@@ -473,7 +473,7 @@
                 <w:noProof/>
                 <w:webHidden/>
               </w:rPr>
-              <w:instrText xml:space="preserve"> PAGEREF _Toc230784988 \h </w:instrText>
+              <w:instrText xml:space="preserve"> PAGEREF _Toc231898087 \h </w:instrText>
             </w:r>
             <w:r>
               <w:rPr>
@@ -493,7 +493,7 @@
                 <w:noProof/>
                 <w:webHidden/>
               </w:rPr>
-              <w:t>3</w:t>
+              <w:t>5</w:t>
             </w:r>
             <w:r>
               <w:rPr>
@@ -519,7 +519,7 @@
               <w14:ligatures w14:val="standardContextual"/>
             </w:rPr>
           </w:pPr>
-          <w:hyperlink w:anchor="_Toc230784989" w:history="1">
+          <w:hyperlink w:anchor="_Toc231898088" w:history="1">
             <w:r>
               <w:rPr>
                 <w:rStyle w:val="Hyperlink"/>
@@ -546,7 +546,7 @@
                 <w:noProof/>
                 <w:webHidden/>
               </w:rPr>
-              <w:instrText xml:space="preserve"> PAGEREF _Toc230784989 \h </w:instrText>
+              <w:instrText xml:space="preserve"> PAGEREF _Toc231898088 \h </w:instrText>
             </w:r>
             <w:r>
               <w:rPr>
@@ -566,7 +566,7 @@
                 <w:noProof/>
                 <w:webHidden/>
               </w:rPr>
-              <w:t>3</w:t>
+              <w:t>5</w:t>
             </w:r>
             <w:r>
               <w:rPr>
@@ -592,7 +592,7 @@
               <w14:ligatures w14:val="standardContextual"/>
             </w:rPr>
           </w:pPr>
-          <w:hyperlink w:anchor="_Toc230784990" w:history="1">
+          <w:hyperlink w:anchor="_Toc231898089" w:history="1">
             <w:r>
               <w:rPr>
                 <w:rStyle w:val="Hyperlink"/>
@@ -619,7 +619,7 @@
                 <w:noProof/>
                 <w:webHidden/>
               </w:rPr>
-              <w:instrText xml:space="preserve"> PAGEREF _Toc230784990 \h </w:instrText>
+              <w:instrText xml:space="preserve"> PAGEREF _Toc231898089 \h </w:instrText>
             </w:r>
             <w:r>
               <w:rPr>
@@ -639,7 +639,7 @@
                 <w:noProof/>
                 <w:webHidden/>
               </w:rPr>
-              <w:t>3</w:t>
+              <w:t>5</w:t>
             </w:r>
             <w:r>
               <w:rPr>
@@ -665,13 +665,13 @@
               <w14:ligatures w14:val="standardContextual"/>
             </w:rPr>
           </w:pPr>
-          <w:hyperlink w:anchor="_Toc230784991" w:history="1">
+          <w:hyperlink w:anchor="_Toc231898090" w:history="1">
             <w:r>
               <w:rPr>
                 <w:rStyle w:val="Hyperlink"/>
                 <w:noProof/>
               </w:rPr>
-              <w:t>User Accounts</w:t>
+              <w:t>Security</w:t>
             </w:r>
             <w:r>
               <w:rPr>
@@ -692,7 +692,7 @@
                 <w:noProof/>
                 <w:webHidden/>
               </w:rPr>
-              <w:instrText xml:space="preserve"> PAGEREF _Toc230784991 \h </w:instrText>
+              <w:instrText xml:space="preserve"> PAGEREF _Toc231898090 \h </w:instrText>
             </w:r>
             <w:r>
               <w:rPr>
@@ -712,7 +712,7 @@
                 <w:noProof/>
                 <w:webHidden/>
               </w:rPr>
-              <w:t>3</w:t>
+              <w:t>5</w:t>
             </w:r>
             <w:r>
               <w:rPr>
@@ -738,13 +738,13 @@
               <w14:ligatures w14:val="standardContextual"/>
             </w:rPr>
           </w:pPr>
-          <w:hyperlink w:anchor="_Toc230784992" w:history="1">
+          <w:hyperlink w:anchor="_Toc231898091" w:history="1">
             <w:r>
               <w:rPr>
                 <w:rStyle w:val="Hyperlink"/>
                 <w:noProof/>
               </w:rPr>
-              <w:t>User Login</w:t>
+              <w:t>Authentication</w:t>
             </w:r>
             <w:r>
               <w:rPr>
@@ -765,7 +765,7 @@
                 <w:noProof/>
                 <w:webHidden/>
               </w:rPr>
-              <w:instrText xml:space="preserve"> PAGEREF _Toc230784992 \h </w:instrText>
+              <w:instrText xml:space="preserve"> PAGEREF _Toc231898091 \h </w:instrText>
             </w:r>
             <w:r>
               <w:rPr>
@@ -785,7 +785,7 @@
                 <w:noProof/>
                 <w:webHidden/>
               </w:rPr>
-              <w:t>3</w:t>
+              <w:t>5</w:t>
             </w:r>
             <w:r>
               <w:rPr>
@@ -811,13 +811,13 @@
               <w14:ligatures w14:val="standardContextual"/>
             </w:rPr>
           </w:pPr>
-          <w:hyperlink w:anchor="_Toc230784993" w:history="1">
+          <w:hyperlink w:anchor="_Toc231898092" w:history="1">
             <w:r>
               <w:rPr>
                 <w:rStyle w:val="Hyperlink"/>
                 <w:noProof/>
               </w:rPr>
-              <w:t>User Account</w:t>
+              <w:t>Authorisation</w:t>
             </w:r>
             <w:r>
               <w:rPr>
@@ -838,7 +838,7 @@
                 <w:noProof/>
                 <w:webHidden/>
               </w:rPr>
-              <w:instrText xml:space="preserve"> PAGEREF _Toc230784993 \h </w:instrText>
+              <w:instrText xml:space="preserve"> PAGEREF _Toc231898092 \h </w:instrText>
             </w:r>
             <w:r>
               <w:rPr>
@@ -858,7 +858,80 @@
                 <w:noProof/>
                 <w:webHidden/>
               </w:rPr>
-              <w:t>3</w:t>
+              <w:t>6</w:t>
+            </w:r>
+            <w:r>
+              <w:rPr>
+                <w:noProof/>
+                <w:webHidden/>
+              </w:rPr>
+              <w:fldChar w:fldCharType="end"/>
+            </w:r>
+          </w:hyperlink>
+        </w:p>
+        <w:p>
+          <w:pPr>
+            <w:pStyle w:val="TOC1"/>
+            <w:tabs>
+              <w:tab w:val="right" w:leader="dot" w:pos="9016"/>
+            </w:tabs>
+            <w:rPr>
+              <w:noProof/>
+              <w:kern w:val="2"/>
+              <w:sz w:val="24"/>
+              <w:szCs w:val="24"/>
+              <w:lang w:eastAsia="en-NZ"/>
+              <w14:ligatures w14:val="standardContextual"/>
+            </w:rPr>
+          </w:pPr>
+          <w:hyperlink w:anchor="_Toc231898093" w:history="1">
+            <w:r>
+              <w:rPr>
+                <w:rStyle w:val="Hyperlink"/>
+                <w:noProof/>
+              </w:rPr>
+              <w:t>User Accounts</w:t>
+            </w:r>
+            <w:r>
+              <w:rPr>
+                <w:noProof/>
+                <w:webHidden/>
+              </w:rPr>
+              <w:tab/>
+            </w:r>
+            <w:r>
+              <w:rPr>
+                <w:noProof/>
+                <w:webHidden/>
+              </w:rPr>
+              <w:fldChar w:fldCharType="begin"/>
+            </w:r>
+            <w:r>
+              <w:rPr>
+                <w:noProof/>
+                <w:webHidden/>
+              </w:rPr>
+              <w:instrText xml:space="preserve"> PAGEREF _Toc231898093 \h </w:instrText>
+            </w:r>
+            <w:r>
+              <w:rPr>
+                <w:noProof/>
+                <w:webHidden/>
+              </w:rPr>
+            </w:r>
+            <w:r>
+              <w:rPr>
+                <w:noProof/>
+                <w:webHidden/>
+              </w:rPr>
+              <w:fldChar w:fldCharType="separate"/>
+            </w:r>
+            <w:r>
+              <w:rPr>
+                <w:noProof/>
+                <w:webHidden/>
+              </w:rPr>
+              <w:t>7</w:t>
             </w:r>
             <w:r>
               <w:rPr>
@@ -884,12 +957,158 @@
               <w14:ligatures w14:val="standardContextual"/>
             </w:rPr>
           </w:pPr>
-          <w:hyperlink w:anchor="_Toc230784994" w:history="1">
+          <w:hyperlink w:anchor="_Toc231898094" w:history="1">
             <w:r>
               <w:rPr>
                 <w:rStyle w:val="Hyperlink"/>
                 <w:noProof/>
               </w:rPr>
+              <w:t>User Login</w:t>
+            </w:r>
+            <w:r>
+              <w:rPr>
+                <w:noProof/>
+                <w:webHidden/>
+              </w:rPr>
+              <w:tab/>
+            </w:r>
+            <w:r>
+              <w:rPr>
+                <w:noProof/>
+                <w:webHidden/>
+              </w:rPr>
+              <w:fldChar w:fldCharType="begin"/>
+            </w:r>
+            <w:r>
+              <w:rPr>
+                <w:noProof/>
+                <w:webHidden/>
+              </w:rPr>
+              <w:instrText xml:space="preserve"> PAGEREF _Toc231898094 \h </w:instrText>
+            </w:r>
+            <w:r>
+              <w:rPr>
+                <w:noProof/>
+                <w:webHidden/>
+              </w:rPr>
+            </w:r>
+            <w:r>
+              <w:rPr>
+                <w:noProof/>
+                <w:webHidden/>
+              </w:rPr>
+              <w:fldChar w:fldCharType="separate"/>
+            </w:r>
+            <w:r>
+              <w:rPr>
+                <w:noProof/>
+                <w:webHidden/>
+              </w:rPr>
+              <w:t>7</w:t>
+            </w:r>
+            <w:r>
+              <w:rPr>
+                <w:noProof/>
+                <w:webHidden/>
+              </w:rPr>
+              <w:fldChar w:fldCharType="end"/>
+            </w:r>
+          </w:hyperlink>
+        </w:p>
+        <w:p>
+          <w:pPr>
+            <w:pStyle w:val="TOC3"/>
+            <w:tabs>
+              <w:tab w:val="right" w:leader="dot" w:pos="9016"/>
+            </w:tabs>
+            <w:rPr>
+              <w:noProof/>
+              <w:kern w:val="2"/>
+              <w:sz w:val="24"/>
+              <w:szCs w:val="24"/>
+              <w:lang w:eastAsia="en-NZ"/>
+              <w14:ligatures w14:val="standardContextual"/>
+            </w:rPr>
+          </w:pPr>
+          <w:hyperlink w:anchor="_Toc231898095" w:history="1">
+            <w:r>
+              <w:rPr>
+                <w:rStyle w:val="Hyperlink"/>
+                <w:noProof/>
+              </w:rPr>
+              <w:t>User Account</w:t>
+            </w:r>
+            <w:r>
+              <w:rPr>
+                <w:noProof/>
+                <w:webHidden/>
+              </w:rPr>
+              <w:tab/>
+            </w:r>
+            <w:r>
+              <w:rPr>
+                <w:noProof/>
+                <w:webHidden/>
+              </w:rPr>
+              <w:fldChar w:fldCharType="begin"/>
+            </w:r>
+            <w:r>
+              <w:rPr>
+                <w:noProof/>
+                <w:webHidden/>
+              </w:rPr>
+              <w:instrText xml:space="preserve"> PAGEREF _Toc231898095 \h </w:instrText>
+            </w:r>
+            <w:r>
+              <w:rPr>
+                <w:noProof/>
+                <w:webHidden/>
+              </w:rPr>
+            </w:r>
+            <w:r>
+              <w:rPr>
+                <w:noProof/>
+                <w:webHidden/>
+              </w:rPr>
+              <w:fldChar w:fldCharType="separate"/>
+            </w:r>
+            <w:r>
+              <w:rPr>
+                <w:noProof/>
+                <w:webHidden/>
+              </w:rPr>
+              <w:t>7</w:t>
+            </w:r>
+            <w:r>
+              <w:rPr>
+                <w:noProof/>
+                <w:webHidden/>
+              </w:rPr>
+              <w:fldChar w:fldCharType="end"/>
+            </w:r>
+          </w:hyperlink>
+        </w:p>
+        <w:p>
+          <w:pPr>
+            <w:pStyle w:val="TOC3"/>
+            <w:tabs>
+              <w:tab w:val="right" w:leader="dot" w:pos="9016"/>
+            </w:tabs>
+            <w:rPr>
+              <w:noProof/>
+              <w:kern w:val="2"/>
+              <w:sz w:val="24"/>
+              <w:szCs w:val="24"/>
+              <w:lang w:eastAsia="en-NZ"/>
+              <w14:ligatures w14:val="standardContextual"/>
+            </w:rPr>
+          </w:pPr>
+          <w:hyperlink w:anchor="_Toc231898096" w:history="1">
+            <w:r>
+              <w:rPr>
+                <w:rStyle w:val="Hyperlink"/>
+                <w:noProof/>
+              </w:rPr>
               <w:t>MFA</w:t>
             </w:r>
             <w:r>
@@ -911,7 +1130,7 @@
                 <w:noProof/>
                 <w:webHidden/>
               </w:rPr>
-              <w:instrText xml:space="preserve"> PAGEREF _Toc230784994 \h </w:instrText>
+              <w:instrText xml:space="preserve"> PAGEREF _Toc231898096 \h </w:instrText>
             </w:r>
             <w:r>
               <w:rPr>
@@ -931,7 +1150,7 @@
                 <w:noProof/>
                 <w:webHidden/>
               </w:rPr>
-              <w:t>3</w:t>
+              <w:t>7</w:t>
             </w:r>
             <w:r>
               <w:rPr>
@@ -957,7 +1176,7 @@
               <w14:ligatures w14:val="standardContextual"/>
             </w:rPr>
           </w:pPr>
-          <w:hyperlink w:anchor="_Toc230784995" w:history="1">
+          <w:hyperlink w:anchor="_Toc231898097" w:history="1">
             <w:r>
               <w:rPr>
                 <w:rStyle w:val="Hyperlink"/>
@@ -984,7 +1203,7 @@
                 <w:noProof/>
                 <w:webHidden/>
               </w:rPr>
-              <w:instrText xml:space="preserve"> PAGEREF _Toc230784995 \h </w:instrText>
+              <w:instrText xml:space="preserve"> PAGEREF _Toc231898097 \h </w:instrText>
             </w:r>
             <w:r>
               <w:rPr>
@@ -1004,7 +1223,7 @@
                 <w:noProof/>
                 <w:webHidden/>
               </w:rPr>
-              <w:t>4</w:t>
+              <w:t>7</w:t>
             </w:r>
             <w:r>
               <w:rPr>
@@ -1030,7 +1249,7 @@
               <w14:ligatures w14:val="standardContextual"/>
             </w:rPr>
           </w:pPr>
-          <w:hyperlink w:anchor="_Toc230784996" w:history="1">
+          <w:hyperlink w:anchor="_Toc231898098" w:history="1">
             <w:r>
               <w:rPr>
                 <w:rStyle w:val="Hyperlink"/>
@@ -1057,7 +1276,7 @@
                 <w:noProof/>
                 <w:webHidden/>
               </w:rPr>
-              <w:instrText xml:space="preserve"> PAGEREF _Toc230784996 \h </w:instrText>
+              <w:instrText xml:space="preserve"> PAGEREF _Toc231898098 \h </w:instrText>
             </w:r>
             <w:r>
               <w:rPr>
@@ -1077,7 +1296,7 @@
                 <w:noProof/>
                 <w:webHidden/>
               </w:rPr>
-              <w:t>4</w:t>
+              <w:t>7</w:t>
             </w:r>
             <w:r>
               <w:rPr>
@@ -1103,7 +1322,7 @@
               <w14:ligatures w14:val="standardContextual"/>
             </w:rPr>
           </w:pPr>
-          <w:hyperlink w:anchor="_Toc230784997" w:history="1">
+          <w:hyperlink w:anchor="_Toc231898099" w:history="1">
             <w:r>
               <w:rPr>
                 <w:rStyle w:val="Hyperlink"/>
@@ -1130,7 +1349,7 @@
                 <w:noProof/>
                 <w:webHidden/>
               </w:rPr>
-              <w:instrText xml:space="preserve"> PAGEREF _Toc230784997 \h </w:instrText>
+              <w:instrText xml:space="preserve"> PAGEREF _Toc231898099 \h </w:instrText>
             </w:r>
             <w:r>
               <w:rPr>
@@ -1150,7 +1369,7 @@
                 <w:noProof/>
                 <w:webHidden/>
               </w:rPr>
-              <w:t>4</w:t>
+              <w:t>8</w:t>
             </w:r>
             <w:r>
               <w:rPr>
@@ -1176,7 +1395,7 @@
               <w14:ligatures w14:val="standardContextual"/>
             </w:rPr>
           </w:pPr>
-          <w:hyperlink w:anchor="_Toc230784998" w:history="1">
+          <w:hyperlink w:anchor="_Toc231898100" w:history="1">
             <w:r>
               <w:rPr>
                 <w:rStyle w:val="Hyperlink"/>
@@ -1203,7 +1422,7 @@
                 <w:noProof/>
                 <w:webHidden/>
               </w:rPr>
-              <w:instrText xml:space="preserve"> PAGEREF _Toc230784998 \h </w:instrText>
+              <w:instrText xml:space="preserve"> PAGEREF _Toc231898100 \h </w:instrText>
             </w:r>
             <w:r>
               <w:rPr>
@@ -1223,7 +1442,7 @@
                 <w:noProof/>
                 <w:webHidden/>
               </w:rPr>
-              <w:t>4</w:t>
+              <w:t>8</w:t>
             </w:r>
             <w:r>
               <w:rPr>
@@ -1249,7 +1468,7 @@
               <w14:ligatures w14:val="standardContextual"/>
             </w:rPr>
           </w:pPr>
-          <w:hyperlink w:anchor="_Toc230784999" w:history="1">
+          <w:hyperlink w:anchor="_Toc231898101" w:history="1">
             <w:r>
               <w:rPr>
                 <w:rStyle w:val="Hyperlink"/>
@@ -1276,7 +1495,7 @@
                 <w:noProof/>
                 <w:webHidden/>
               </w:rPr>
-              <w:instrText xml:space="preserve"> PAGEREF _Toc230784999 \h </w:instrText>
+              <w:instrText xml:space="preserve"> PAGEREF _Toc231898101 \h </w:instrText>
             </w:r>
             <w:r>
               <w:rPr>
@@ -1296,7 +1515,7 @@
                 <w:noProof/>
                 <w:webHidden/>
               </w:rPr>
-              <w:t>4</w:t>
+              <w:t>8</w:t>
             </w:r>
             <w:r>
               <w:rPr>
@@ -1322,7 +1541,7 @@
               <w14:ligatures w14:val="standardContextual"/>
             </w:rPr>
           </w:pPr>
-          <w:hyperlink w:anchor="_Toc230785000" w:history="1">
+          <w:hyperlink w:anchor="_Toc231898102" w:history="1">
             <w:r>
               <w:rPr>
                 <w:rStyle w:val="Hyperlink"/>
@@ -1349,7 +1568,7 @@
                 <w:noProof/>
                 <w:webHidden/>
               </w:rPr>
-              <w:instrText xml:space="preserve"> PAGEREF _Toc230785000 \h </w:instrText>
+              <w:instrText xml:space="preserve"> PAGEREF _Toc231898102 \h </w:instrText>
             </w:r>
             <w:r>
               <w:rPr>
@@ -1369,7 +1588,7 @@
                 <w:noProof/>
                 <w:webHidden/>
               </w:rPr>
-              <w:t>4</w:t>
+              <w:t>8</w:t>
             </w:r>
             <w:r>
               <w:rPr>
@@ -1395,7 +1614,7 @@
               <w14:ligatures w14:val="standardContextual"/>
             </w:rPr>
           </w:pPr>
-          <w:hyperlink w:anchor="_Toc230785001" w:history="1">
+          <w:hyperlink w:anchor="_Toc231898103" w:history="1">
             <w:r>
               <w:rPr>
                 <w:rStyle w:val="Hyperlink"/>
@@ -1422,7 +1641,7 @@
                 <w:noProof/>
                 <w:webHidden/>
               </w:rPr>
-              <w:instrText xml:space="preserve"> PAGEREF _Toc230785001 \h </w:instrText>
+              <w:instrText xml:space="preserve"> PAGEREF _Toc231898103 \h </w:instrText>
             </w:r>
             <w:r>
               <w:rPr>
@@ -1442,7 +1661,7 @@
                 <w:noProof/>
                 <w:webHidden/>
               </w:rPr>
-              <w:t>5</w:t>
+              <w:t>8</w:t>
             </w:r>
             <w:r>
               <w:rPr>
@@ -1468,7 +1687,7 @@
               <w14:ligatures w14:val="standardContextual"/>
             </w:rPr>
           </w:pPr>
-          <w:hyperlink w:anchor="_Toc230785002" w:history="1">
+          <w:hyperlink w:anchor="_Toc231898104" w:history="1">
             <w:r>
               <w:rPr>
                 <w:rStyle w:val="Hyperlink"/>
@@ -1495,7 +1714,7 @@
                 <w:noProof/>
                 <w:webHidden/>
               </w:rPr>
-              <w:instrText xml:space="preserve"> PAGEREF _Toc230785002 \h </w:instrText>
+              <w:instrText xml:space="preserve"> PAGEREF _Toc231898104 \h </w:instrText>
             </w:r>
             <w:r>
               <w:rPr>
@@ -1515,7 +1734,7 @@
                 <w:noProof/>
                 <w:webHidden/>
               </w:rPr>
-              <w:t>5</w:t>
+              <w:t>9</w:t>
             </w:r>
             <w:r>
               <w:rPr>
@@ -1541,7 +1760,7 @@
               <w14:ligatures w14:val="standardContextual"/>
             </w:rPr>
           </w:pPr>
-          <w:hyperlink w:anchor="_Toc230785003" w:history="1">
+          <w:hyperlink w:anchor="_Toc231898105" w:history="1">
             <w:r>
               <w:rPr>
                 <w:rStyle w:val="Hyperlink"/>
@@ -1568,7 +1787,7 @@
                 <w:noProof/>
                 <w:webHidden/>
               </w:rPr>
-              <w:instrText xml:space="preserve"> PAGEREF _Toc230785003 \h </w:instrText>
+              <w:instrText xml:space="preserve"> PAGEREF _Toc231898105 \h </w:instrText>
             </w:r>
             <w:r>
               <w:rPr>
@@ -1588,7 +1807,80 @@
                 <w:noProof/>
                 <w:webHidden/>
               </w:rPr>
-              <w:t>5</w:t>
+              <w:t>9</w:t>
+            </w:r>
+            <w:r>
+              <w:rPr>
+                <w:noProof/>
+                <w:webHidden/>
+              </w:rPr>
+              <w:fldChar w:fldCharType="end"/>
+            </w:r>
+          </w:hyperlink>
+        </w:p>
+        <w:p>
+          <w:pPr>
+            <w:pStyle w:val="TOC3"/>
+            <w:tabs>
+              <w:tab w:val="right" w:leader="dot" w:pos="9016"/>
+            </w:tabs>
+            <w:rPr>
+              <w:noProof/>
+              <w:kern w:val="2"/>
+              <w:sz w:val="24"/>
+              <w:szCs w:val="24"/>
+              <w:lang w:eastAsia="en-NZ"/>
+              <w14:ligatures w14:val="standardContextual"/>
+            </w:rPr>
+          </w:pPr>
+          <w:hyperlink w:anchor="_Toc231898106" w:history="1">
+            <w:r>
+              <w:rPr>
+                <w:rStyle w:val="Hyperlink"/>
+                <w:noProof/>
+              </w:rPr>
+              <w:t>Authentication</w:t>
+            </w:r>
+            <w:r>
+              <w:rPr>
+                <w:noProof/>
+                <w:webHidden/>
+              </w:rPr>
+              <w:tab/>
+            </w:r>
+            <w:r>
+              <w:rPr>
+                <w:noProof/>
+                <w:webHidden/>
+              </w:rPr>
+              <w:fldChar w:fldCharType="begin"/>
+            </w:r>
+            <w:r>
+              <w:rPr>
+                <w:noProof/>
+                <w:webHidden/>
+              </w:rPr>
+              <w:instrText xml:space="preserve"> PAGEREF _Toc231898106 \h </w:instrText>
+            </w:r>
+            <w:r>
+              <w:rPr>
+                <w:noProof/>
+                <w:webHidden/>
+              </w:rPr>
+            </w:r>
+            <w:r>
+              <w:rPr>
+                <w:noProof/>
+                <w:webHidden/>
+              </w:rPr>
+              <w:fldChar w:fldCharType="separate"/>
+            </w:r>
+            <w:r>
+              <w:rPr>
+                <w:noProof/>
+                <w:webHidden/>
+              </w:rPr>
+              <w:t>9</w:t>
             </w:r>
             <w:r>
               <w:rPr>
@@ -1614,7 +1906,7 @@
               <w14:ligatures w14:val="standardContextual"/>
             </w:rPr>
           </w:pPr>
-          <w:hyperlink w:anchor="_Toc230785004" w:history="1">
+          <w:hyperlink w:anchor="_Toc231898107" w:history="1">
             <w:r>
               <w:rPr>
                 <w:rStyle w:val="Hyperlink"/>
@@ -1641,7 +1933,7 @@
                 <w:noProof/>
                 <w:webHidden/>
               </w:rPr>
-              <w:instrText xml:space="preserve"> PAGEREF _Toc230785004 \h </w:instrText>
+              <w:instrText xml:space="preserve"> PAGEREF _Toc231898107 \h </w:instrText>
             </w:r>
             <w:r>
               <w:rPr>
@@ -1661,7 +1953,7 @@
                 <w:noProof/>
                 <w:webHidden/>
               </w:rPr>
-              <w:t>5</w:t>
+              <w:t>9</w:t>
             </w:r>
             <w:r>
               <w:rPr>
@@ -1687,7 +1979,7 @@
               <w14:ligatures w14:val="standardContextual"/>
             </w:rPr>
           </w:pPr>
-          <w:hyperlink w:anchor="_Toc230785005" w:history="1">
+          <w:hyperlink w:anchor="_Toc231898108" w:history="1">
             <w:r>
               <w:rPr>
                 <w:rStyle w:val="Hyperlink"/>
@@ -1714,7 +2006,7 @@
                 <w:noProof/>
                 <w:webHidden/>
               </w:rPr>
-              <w:instrText xml:space="preserve"> PAGEREF _Toc230785005 \h </w:instrText>
+              <w:instrText xml:space="preserve"> PAGEREF _Toc231898108 \h </w:instrText>
             </w:r>
             <w:r>
               <w:rPr>
@@ -1734,7 +2026,7 @@
                 <w:noProof/>
                 <w:webHidden/>
               </w:rPr>
-              <w:t>5</w:t>
+              <w:t>9</w:t>
             </w:r>
             <w:r>
               <w:rPr>
@@ -1760,7 +2052,7 @@
               <w14:ligatures w14:val="standardContextual"/>
             </w:rPr>
           </w:pPr>
-          <w:hyperlink w:anchor="_Toc230785006" w:history="1">
+          <w:hyperlink w:anchor="_Toc231898109" w:history="1">
             <w:r>
               <w:rPr>
                 <w:rStyle w:val="Hyperlink"/>
@@ -1787,7 +2079,7 @@
                 <w:noProof/>
                 <w:webHidden/>
               </w:rPr>
-              <w:instrText xml:space="preserve"> PAGEREF _Toc230785006 \h </w:instrText>
+              <w:instrText xml:space="preserve"> PAGEREF _Toc231898109 \h </w:instrText>
             </w:r>
             <w:r>
               <w:rPr>
@@ -1807,7 +2099,7 @@
                 <w:noProof/>
                 <w:webHidden/>
               </w:rPr>
-              <w:t>5</w:t>
+              <w:t>10</w:t>
             </w:r>
             <w:r>
               <w:rPr>
@@ -1833,7 +2125,7 @@
               <w14:ligatures w14:val="standardContextual"/>
             </w:rPr>
           </w:pPr>
-          <w:hyperlink w:anchor="_Toc230785007" w:history="1">
+          <w:hyperlink w:anchor="_Toc231898110" w:history="1">
             <w:r>
               <w:rPr>
                 <w:rStyle w:val="Hyperlink"/>
@@ -1860,7 +2152,7 @@
                 <w:noProof/>
                 <w:webHidden/>
               </w:rPr>
-              <w:instrText xml:space="preserve"> PAGEREF _Toc230785007 \h </w:instrText>
+              <w:instrText xml:space="preserve"> PAGEREF _Toc231898110 \h </w:instrText>
             </w:r>
             <w:r>
               <w:rPr>
@@ -1880,7 +2172,7 @@
                 <w:noProof/>
                 <w:webHidden/>
               </w:rPr>
-              <w:t>6</w:t>
+              <w:t>10</w:t>
             </w:r>
             <w:r>
               <w:rPr>
@@ -1898,6 +2190,7 @@
               <w:bCs/>
               <w:noProof/>
             </w:rPr>
+            <w:lastRenderedPageBreak/>
             <w:fldChar w:fldCharType="end"/>
           </w:r>
         </w:p>
@@ -1921,7 +2214,7 @@
       <w:pPr>
         <w:pStyle w:val="Heading1"/>
       </w:pPr>
-      <w:bookmarkStart w:id="0" w:name="_Toc230784983"/>
+      <w:bookmarkStart w:id="0" w:name="_Toc231898082"/>
       <w:r>
         <w:lastRenderedPageBreak/>
         <w:t>Project Status</w:t>
@@ -2032,7 +2325,7 @@
       <w:pPr>
         <w:pStyle w:val="Heading1"/>
       </w:pPr>
-      <w:bookmarkStart w:id="1" w:name="_Toc230784984"/>
+      <w:bookmarkStart w:id="1" w:name="_Toc231898083"/>
       <w:r>
         <w:t>Project Structure</w:t>
       </w:r>
@@ -2228,7 +2521,7 @@
       <w:pPr>
         <w:pStyle w:val="Heading3"/>
       </w:pPr>
-      <w:bookmarkStart w:id="2" w:name="_Toc230784985"/>
+      <w:bookmarkStart w:id="2" w:name="_Toc231898084"/>
       <w:r>
         <w:t>System Context</w:t>
       </w:r>
@@ -2283,7 +2576,7 @@
       <w:pPr>
         <w:pStyle w:val="Heading3"/>
       </w:pPr>
-      <w:bookmarkStart w:id="3" w:name="_Toc230784986"/>
+      <w:bookmarkStart w:id="3" w:name="_Toc231898085"/>
       <w:r>
         <w:t>Component</w:t>
       </w:r>
@@ -2311,7 +2604,7 @@
       <w:pPr>
         <w:pStyle w:val="Heading3"/>
       </w:pPr>
-      <w:bookmarkStart w:id="4" w:name="_Toc230784987"/>
+      <w:bookmarkStart w:id="4" w:name="_Toc231898086"/>
       <w:r>
         <w:t>Data Architecture (</w:t>
       </w:r>
@@ -2337,7 +2630,7 @@
       <w:pPr>
         <w:pStyle w:val="Heading3"/>
       </w:pPr>
-      <w:bookmarkStart w:id="5" w:name="_Toc230784988"/>
+      <w:bookmarkStart w:id="5" w:name="_Toc231898087"/>
       <w:r>
         <w:t>Modules</w:t>
       </w:r>
@@ -2353,7 +2646,7 @@
       <w:pPr>
         <w:pStyle w:val="Heading3"/>
       </w:pPr>
-      <w:bookmarkStart w:id="6" w:name="_Toc230784989"/>
+      <w:bookmarkStart w:id="6" w:name="_Toc231898088"/>
       <w:r>
         <w:t>Base</w:t>
       </w:r>
@@ -2372,7 +2665,7 @@
       <w:pPr>
         <w:pStyle w:val="Heading3"/>
       </w:pPr>
-      <w:bookmarkStart w:id="7" w:name="_Toc230784990"/>
+      <w:bookmarkStart w:id="7" w:name="_Toc231898089"/>
       <w:r>
         <w:t>App</w:t>
       </w:r>
@@ -2384,15 +2677,695 @@
       </w:r>
     </w:p>
     <w:p/>
+    <w:p/>
     <w:p>
       <w:pPr>
         <w:pStyle w:val="Heading1"/>
       </w:pPr>
-      <w:bookmarkStart w:id="8" w:name="_Toc230784991"/>
+      <w:bookmarkStart w:id="8" w:name="_Toc231898090"/>
+      <w:r>
+        <w:t>Security</w:t>
+      </w:r>
+      <w:bookmarkEnd w:id="8"/>
+    </w:p>
+    <w:p/>
+    <w:p>
+      <w:pPr>
+        <w:pStyle w:val="Heading3"/>
+      </w:pPr>
+      <w:bookmarkStart w:id="9" w:name="_Toc231898091"/>
+      <w:r>
+        <w:t>Authentication</w:t>
+      </w:r>
+      <w:bookmarkEnd w:id="9"/>
+    </w:p>
+    <w:p>
+      <w:pPr>
+        <w:rPr>
+          <w:i/>
+          <w:iCs/>
+        </w:rPr>
+      </w:pPr>
+      <w:r>
+        <w:rPr>
+          <w:i/>
+          <w:iCs/>
+        </w:rPr>
+        <w:t>Are you really who you say you are?</w:t>
+      </w:r>
+    </w:p>
+    <w:p>
+      <w:r>
+        <w:t>The authenticate (login) process</w:t>
+      </w:r>
+    </w:p>
+    <w:p>
+      <w:pPr>
+        <w:pStyle w:val="ListParagraph"/>
+        <w:numPr>
+          <w:ilvl w:val="0"/>
+          <w:numId w:val="7"/>
+        </w:numPr>
+        <w:spacing w:line="278" w:lineRule="auto"/>
+      </w:pPr>
+      <w:r>
+        <w:t xml:space="preserve">The FrontendLogin project allows users to log into the application. If configured, the user can choose the organisation and language they want to login to (otherwise the default is used as specified in the </w:t>
+      </w:r>
+      <w:proofErr w:type="gramStart"/>
+      <w:r>
+        <w:rPr>
+          <w:rFonts w:ascii="Courier New" w:hAnsi="Courier New" w:cs="Courier New"/>
+        </w:rPr>
+        <w:t>cntrl.loginoption</w:t>
+      </w:r>
+      <w:proofErr w:type="gramEnd"/>
+      <w:r>
+        <w:t xml:space="preserve"> table).</w:t>
+      </w:r>
+    </w:p>
+    <w:p>
+      <w:pPr>
+        <w:pStyle w:val="ListParagraph"/>
+        <w:numPr>
+          <w:ilvl w:val="0"/>
+          <w:numId w:val="7"/>
+        </w:numPr>
+        <w:spacing w:line="278" w:lineRule="auto"/>
+      </w:pPr>
+      <w:r>
+        <w:t>The user provides a user id and password. This is sent to the Backend API project to authenticate.</w:t>
+      </w:r>
+    </w:p>
+    <w:p>
+      <w:pPr>
+        <w:pStyle w:val="ListParagraph"/>
+        <w:numPr>
+          <w:ilvl w:val="0"/>
+          <w:numId w:val="7"/>
+        </w:numPr>
+        <w:spacing w:line="278" w:lineRule="auto"/>
+      </w:pPr>
+      <w:r>
+        <w:t>If configured, the user can login as another user (</w:t>
+      </w:r>
+      <w:r>
+        <w:rPr>
+          <w:rFonts w:ascii="Courier New" w:hAnsi="Courier New" w:cs="Courier New"/>
+        </w:rPr>
+        <w:t>Masquerade mode</w:t>
+      </w:r>
+      <w:r>
+        <w:t>)</w:t>
+      </w:r>
+    </w:p>
+    <w:p>
+      <w:pPr>
+        <w:pStyle w:val="ListParagraph"/>
+        <w:numPr>
+          <w:ilvl w:val="0"/>
+          <w:numId w:val="7"/>
+        </w:numPr>
+        <w:spacing w:line="278" w:lineRule="auto"/>
+      </w:pPr>
+      <w:r>
+        <w:t>If configured, the user is then requested to authenticate via MFA using their phone app (e.g. Microsoft Authenticator)</w:t>
+      </w:r>
+      <w:r>
+        <w:br/>
+      </w:r>
+      <w:r>
+        <w:br/>
+      </w:r>
+      <w:r>
+        <w:rPr>
+          <w:u w:val="single"/>
+        </w:rPr>
+        <w:t>Web Users</w:t>
+      </w:r>
+    </w:p>
+    <w:p>
+      <w:pPr>
+        <w:pStyle w:val="ListParagraph"/>
+        <w:numPr>
+          <w:ilvl w:val="0"/>
+          <w:numId w:val="7"/>
+        </w:numPr>
+        <w:spacing w:line="278" w:lineRule="auto"/>
+      </w:pPr>
+      <w:r>
+        <w:t xml:space="preserve">The Backend API returns a token key </w:t>
+      </w:r>
+      <w:r>
+        <w:t xml:space="preserve">(not the actual token) once the login is </w:t>
+      </w:r>
+      <w:r>
+        <w:t xml:space="preserve">successful. </w:t>
+      </w:r>
+    </w:p>
+    <w:p>
+      <w:pPr>
+        <w:pStyle w:val="ListParagraph"/>
+        <w:numPr>
+          <w:ilvl w:val="0"/>
+          <w:numId w:val="7"/>
+        </w:numPr>
+        <w:spacing w:line="278" w:lineRule="auto"/>
+      </w:pPr>
+      <w:r>
+        <w:lastRenderedPageBreak/>
+        <w:t>The user is then forwarded (</w:t>
+      </w:r>
+      <w:proofErr w:type="spellStart"/>
+      <w:r>
+        <w:rPr>
+          <w:rFonts w:ascii="Courier New" w:hAnsi="Courier New" w:cs="Courier New"/>
+        </w:rPr>
+        <w:t>NavigateTo</w:t>
+      </w:r>
+      <w:proofErr w:type="spellEnd"/>
+      <w:r>
+        <w:t xml:space="preserve">) to </w:t>
+      </w:r>
+      <w:r>
+        <w:t xml:space="preserve">the </w:t>
+      </w:r>
+      <w:r>
+        <w:t xml:space="preserve">FrontendServer project. This is the actual web client. The forwarding URL </w:t>
+      </w:r>
+      <w:r>
+        <w:t>contains</w:t>
+      </w:r>
+      <w:r>
+        <w:t xml:space="preserve"> a fragment that </w:t>
+      </w:r>
+      <w:r>
+        <w:t>includes</w:t>
+      </w:r>
+      <w:r>
+        <w:t xml:space="preserve"> the token key.</w:t>
+      </w:r>
+    </w:p>
+    <w:p>
+      <w:pPr>
+        <w:pStyle w:val="ListParagraph"/>
+        <w:numPr>
+          <w:ilvl w:val="0"/>
+          <w:numId w:val="7"/>
+        </w:numPr>
+        <w:spacing w:line="278" w:lineRule="auto"/>
+        <w:rPr>
+          <w:u w:val="single"/>
+        </w:rPr>
+      </w:pPr>
+      <w:r>
+        <w:t xml:space="preserve">The FrontendServer sends the token key to the Backend API to receive </w:t>
+      </w:r>
+      <w:r>
+        <w:t>a JWT</w:t>
+      </w:r>
+      <w:r>
+        <w:t xml:space="preserve"> token</w:t>
+      </w:r>
+      <w:r>
+        <w:t xml:space="preserve"> and a Refresh token</w:t>
+      </w:r>
+      <w:r>
+        <w:t>. Th</w:t>
+      </w:r>
+      <w:r>
+        <w:t xml:space="preserve">e JWT token </w:t>
+      </w:r>
+      <w:r>
+        <w:t>is then used in all communication with the Backend API.</w:t>
+      </w:r>
+    </w:p>
+    <w:p>
+      <w:pPr>
+        <w:pStyle w:val="ListParagraph"/>
+        <w:numPr>
+          <w:ilvl w:val="0"/>
+          <w:numId w:val="7"/>
+        </w:numPr>
+        <w:spacing w:line="278" w:lineRule="auto"/>
+        <w:rPr>
+          <w:u w:val="single"/>
+        </w:rPr>
+      </w:pPr>
+      <w:r>
+        <w:t>The JWT token is configured for a short live (e.g. 15 minutes). Once expired (or just before hand) the Refresh to</w:t>
+      </w:r>
+      <w:r>
+        <w:t xml:space="preserve">ken is sent to the Backend API to receive a new </w:t>
+      </w:r>
+      <w:r>
+        <w:t>JWT token</w:t>
+      </w:r>
+      <w:r>
+        <w:t xml:space="preserve"> and Refresh token.</w:t>
+      </w:r>
+      <w:r>
+        <w:t xml:space="preserve"> The cycle repeats.</w:t>
+      </w:r>
+      <w:r>
+        <w:br/>
+      </w:r>
+      <w:r>
+        <w:br/>
+      </w:r>
+      <w:r>
+        <w:rPr>
+          <w:u w:val="single"/>
+        </w:rPr>
+        <w:t>External</w:t>
+      </w:r>
+      <w:r>
+        <w:rPr>
+          <w:u w:val="single"/>
+        </w:rPr>
+        <w:t xml:space="preserve"> Users</w:t>
+      </w:r>
+    </w:p>
+    <w:p>
+      <w:pPr>
+        <w:pStyle w:val="ListParagraph"/>
+        <w:numPr>
+          <w:ilvl w:val="0"/>
+          <w:numId w:val="7"/>
+        </w:numPr>
+        <w:spacing w:line="278" w:lineRule="auto"/>
+      </w:pPr>
+      <w:r>
+        <w:t xml:space="preserve">If configured (i.e. the </w:t>
+      </w:r>
+      <w:proofErr w:type="gramStart"/>
+      <w:r>
+        <w:rPr>
+          <w:rFonts w:ascii="Courier New" w:hAnsi="Courier New" w:cs="Courier New"/>
+        </w:rPr>
+        <w:t>cntrl.loginoption</w:t>
+      </w:r>
+      <w:proofErr w:type="gramEnd"/>
+      <w:r>
+        <w:t xml:space="preserve"> is flagged as external) then the user is returned the </w:t>
+      </w:r>
+      <w:r>
+        <w:t xml:space="preserve">JWT </w:t>
+      </w:r>
+      <w:r>
+        <w:t>token</w:t>
+      </w:r>
+      <w:r>
+        <w:t xml:space="preserve"> and Refresh token</w:t>
+      </w:r>
+      <w:r>
+        <w:t>. They can then use this in their API calls.</w:t>
+      </w:r>
+    </w:p>
+    <w:p>
+      <w:pPr>
+        <w:pStyle w:val="ListParagraph"/>
+        <w:numPr>
+          <w:ilvl w:val="0"/>
+          <w:numId w:val="7"/>
+        </w:numPr>
+        <w:spacing w:line="278" w:lineRule="auto"/>
+      </w:pPr>
+      <w:r>
+        <w:t>The expiry / refresh process is as above.</w:t>
+      </w:r>
+      <w:r>
+        <w:br/>
+      </w:r>
+      <w:r>
+        <w:br/>
+      </w:r>
+      <w:r>
+        <w:rPr>
+          <w:u w:val="single"/>
+        </w:rPr>
+        <w:t>Mobile Users</w:t>
+      </w:r>
+    </w:p>
+    <w:p>
+      <w:pPr>
+        <w:pStyle w:val="ListParagraph"/>
+        <w:numPr>
+          <w:ilvl w:val="0"/>
+          <w:numId w:val="7"/>
+        </w:numPr>
+        <w:spacing w:line="278" w:lineRule="auto"/>
+      </w:pPr>
+      <w:r>
+        <w:t>To be developed.</w:t>
+      </w:r>
+    </w:p>
+    <w:p>
+      <w:pPr>
+        <w:pStyle w:val="ListParagraph"/>
+        <w:numPr>
+          <w:ilvl w:val="0"/>
+          <w:numId w:val="7"/>
+        </w:numPr>
+        <w:spacing w:line="278" w:lineRule="auto"/>
+      </w:pPr>
+      <w:r>
+        <w:t>Mostly like a direct API call to the Backend API login process.</w:t>
+      </w:r>
+      <w:r>
+        <w:br/>
+      </w:r>
+    </w:p>
+    <w:p>
+      <w:pPr>
+        <w:spacing w:line="278" w:lineRule="auto"/>
+      </w:pPr>
+    </w:p>
+    <w:p>
+      <w:pPr>
+        <w:pStyle w:val="Heading3"/>
+      </w:pPr>
+      <w:bookmarkStart w:id="10" w:name="_Toc231898092"/>
+      <w:r>
+        <w:t>Authorisation</w:t>
+      </w:r>
+      <w:bookmarkEnd w:id="10"/>
+    </w:p>
+    <w:p>
+      <w:pPr>
+        <w:rPr>
+          <w:i/>
+          <w:iCs/>
+        </w:rPr>
+      </w:pPr>
+      <w:r>
+        <w:rPr>
+          <w:i/>
+          <w:iCs/>
+        </w:rPr>
+        <w:t>What are you allowed to do?</w:t>
+      </w:r>
+    </w:p>
+    <w:p>
+      <w:r>
+        <w:t>Only the Backend API controllers contain authorisation controls. Services and Repositories are not checked for authorisation. Note these are not exposed outside the application.</w:t>
+      </w:r>
+    </w:p>
+    <w:p>
+      <w:r>
+        <w:t>Note that the FrontendServer app will check a user’s permissions to either show/hide objects in the page. However, the Backend API does not trust clients and therefore will always check and validate actions.</w:t>
+      </w:r>
+    </w:p>
+    <w:p>
+      <w:r>
+        <w:t xml:space="preserve">API controllers and their REST methods are configured with permissions and CRUD values. Users have roles that contain permissions with an associated CRUD value. </w:t>
+      </w:r>
+    </w:p>
+    <w:p>
+      <w:r>
+        <w:t>The details are:</w:t>
+      </w:r>
+    </w:p>
+    <w:p>
+      <w:pPr>
+        <w:pStyle w:val="ListParagraph"/>
+        <w:numPr>
+          <w:ilvl w:val="0"/>
+          <w:numId w:val="7"/>
+        </w:numPr>
+        <w:spacing w:line="278" w:lineRule="auto"/>
+      </w:pPr>
+      <w:r>
+        <w:t>Permissions are hard coded. They have a unique number for identification.</w:t>
+      </w:r>
+    </w:p>
+    <w:p>
+      <w:pPr>
+        <w:pStyle w:val="ListParagraph"/>
+        <w:numPr>
+          <w:ilvl w:val="0"/>
+          <w:numId w:val="7"/>
+        </w:numPr>
+        <w:spacing w:line="278" w:lineRule="auto"/>
+      </w:pPr>
+      <w:r>
+        <w:t xml:space="preserve">Backend API controllers are annotated with </w:t>
+      </w:r>
+      <w:proofErr w:type="spellStart"/>
+      <w:proofErr w:type="gramStart"/>
+      <w:r>
+        <w:rPr>
+          <w:rFonts w:ascii="Courier New" w:hAnsi="Courier New" w:cs="Courier New"/>
+        </w:rPr>
+        <w:t>PermissionAtt</w:t>
+      </w:r>
+      <w:proofErr w:type="spellEnd"/>
+      <w:r>
+        <w:rPr>
+          <w:rFonts w:ascii="Courier New" w:hAnsi="Courier New" w:cs="Courier New"/>
+        </w:rPr>
+        <w:t>(</w:t>
+      </w:r>
+      <w:proofErr w:type="gramEnd"/>
+      <w:r>
+        <w:rPr>
+          <w:rFonts w:ascii="Courier New" w:hAnsi="Courier New" w:cs="Courier New"/>
+        </w:rPr>
+        <w:t>Permission Nr</w:t>
+      </w:r>
+      <w:r>
+        <w:rPr>
+          <w:rFonts w:ascii="Courier New" w:hAnsi="Courier New" w:cs="Courier New"/>
+        </w:rPr>
+        <w:t>)</w:t>
+      </w:r>
+      <w:r>
+        <w:t xml:space="preserve"> at the class level. Each method within the class is annotated with a CRUD attribute </w:t>
+      </w:r>
+      <w:proofErr w:type="spellStart"/>
+      <w:proofErr w:type="gramStart"/>
+      <w:r>
+        <w:rPr>
+          <w:rFonts w:ascii="Courier New" w:hAnsi="Courier New" w:cs="Courier New"/>
+        </w:rPr>
+        <w:t>CrudAtt</w:t>
+      </w:r>
+      <w:proofErr w:type="spellEnd"/>
+      <w:r>
+        <w:rPr>
+          <w:rFonts w:ascii="Courier New" w:hAnsi="Courier New" w:cs="Courier New"/>
+        </w:rPr>
+        <w:t>(</w:t>
+      </w:r>
+      <w:proofErr w:type="gramEnd"/>
+      <w:r>
+        <w:rPr>
+          <w:rFonts w:ascii="Courier New" w:hAnsi="Courier New" w:cs="Courier New"/>
+        </w:rPr>
+        <w:t>Crud</w:t>
+      </w:r>
+      <w:r>
+        <w:rPr>
+          <w:rFonts w:ascii="Courier New" w:hAnsi="Courier New" w:cs="Courier New"/>
+        </w:rPr>
+        <w:t xml:space="preserve"> Value</w:t>
+      </w:r>
+      <w:r>
+        <w:rPr>
+          <w:rFonts w:ascii="Courier New" w:hAnsi="Courier New" w:cs="Courier New"/>
+        </w:rPr>
+        <w:t>)</w:t>
+      </w:r>
+      <w:r>
+        <w:t>.</w:t>
+      </w:r>
+    </w:p>
+    <w:p>
+      <w:pPr>
+        <w:pStyle w:val="ListParagraph"/>
+        <w:numPr>
+          <w:ilvl w:val="0"/>
+          <w:numId w:val="7"/>
+        </w:numPr>
+        <w:spacing w:line="278" w:lineRule="auto"/>
+      </w:pPr>
+      <w:proofErr w:type="spellStart"/>
+      <w:r>
+        <w:t>Crud</w:t>
+      </w:r>
+      <w:proofErr w:type="spellEnd"/>
+      <w:r>
+        <w:t xml:space="preserve"> Values are hard coded. The possible values are:</w:t>
+      </w:r>
+      <w:r>
+        <w:br/>
+      </w:r>
+      <w:r>
+        <w:rPr>
+          <w:rFonts w:ascii="Courier New" w:hAnsi="Courier New" w:cs="Courier New"/>
+        </w:rPr>
+        <w:t>Create</w:t>
+      </w:r>
+      <w:r>
+        <w:t xml:space="preserve"> – used when creating records</w:t>
+      </w:r>
+      <w:r>
+        <w:br/>
+      </w:r>
+      <w:r>
+        <w:rPr>
+          <w:rFonts w:ascii="Courier New" w:hAnsi="Courier New" w:cs="Courier New"/>
+        </w:rPr>
+        <w:t>Read</w:t>
+      </w:r>
+      <w:r>
+        <w:t xml:space="preserve"> – used to read records</w:t>
+      </w:r>
+      <w:r>
+        <w:br/>
+      </w:r>
+      <w:r>
+        <w:rPr>
+          <w:rFonts w:ascii="Courier New" w:hAnsi="Courier New" w:cs="Courier New"/>
+        </w:rPr>
+        <w:t>Update</w:t>
+      </w:r>
+      <w:r>
+        <w:t xml:space="preserve"> – used to edit records</w:t>
+      </w:r>
+      <w:r>
+        <w:br/>
+      </w:r>
+      <w:r>
+        <w:rPr>
+          <w:rFonts w:ascii="Courier New" w:hAnsi="Courier New" w:cs="Courier New"/>
+        </w:rPr>
+        <w:t>Delete</w:t>
+      </w:r>
+      <w:r>
+        <w:t xml:space="preserve"> – used to delete records</w:t>
+      </w:r>
+      <w:r>
+        <w:br/>
+      </w:r>
+      <w:proofErr w:type="spellStart"/>
+      <w:r>
+        <w:rPr>
+          <w:rFonts w:ascii="Courier New" w:hAnsi="Courier New" w:cs="Courier New"/>
+        </w:rPr>
+        <w:t>ReadList</w:t>
+      </w:r>
+      <w:proofErr w:type="spellEnd"/>
+      <w:r>
+        <w:t xml:space="preserve"> – used to display bulk information in lists (not the complete record)</w:t>
+      </w:r>
+      <w:r>
+        <w:br/>
+      </w:r>
+      <w:r>
+        <w:rPr>
+          <w:rFonts w:ascii="Courier New" w:hAnsi="Courier New" w:cs="Courier New"/>
+        </w:rPr>
+        <w:t>Ignore</w:t>
+      </w:r>
+      <w:r>
+        <w:t xml:space="preserve"> – permission is available to any user</w:t>
+      </w:r>
+    </w:p>
+    <w:p>
+      <w:pPr>
+        <w:pStyle w:val="ListParagraph"/>
+        <w:numPr>
+          <w:ilvl w:val="0"/>
+          <w:numId w:val="7"/>
+        </w:numPr>
+        <w:spacing w:line="278" w:lineRule="auto"/>
+      </w:pPr>
+      <w:r>
+        <w:t>Roles are created and maintained in the application. Each role can be assigned one or more permissions along with CRUD values for that permission.</w:t>
+      </w:r>
+    </w:p>
+    <w:p>
+      <w:pPr>
+        <w:pStyle w:val="ListParagraph"/>
+        <w:numPr>
+          <w:ilvl w:val="0"/>
+          <w:numId w:val="7"/>
+        </w:numPr>
+        <w:spacing w:line="278" w:lineRule="auto"/>
+      </w:pPr>
+      <w:r>
+        <w:lastRenderedPageBreak/>
+        <w:t>Users are created for authentication, i.e. user id and password.</w:t>
+      </w:r>
+    </w:p>
+    <w:p>
+      <w:pPr>
+        <w:pStyle w:val="ListParagraph"/>
+        <w:numPr>
+          <w:ilvl w:val="0"/>
+          <w:numId w:val="7"/>
+        </w:numPr>
+        <w:spacing w:line="278" w:lineRule="auto"/>
+      </w:pPr>
+      <w:r>
+        <w:t>Users have accounts (access to an organisation requires a unique user account).</w:t>
+      </w:r>
+    </w:p>
+    <w:p>
+      <w:pPr>
+        <w:pStyle w:val="ListParagraph"/>
+        <w:numPr>
+          <w:ilvl w:val="0"/>
+          <w:numId w:val="7"/>
+        </w:numPr>
+        <w:spacing w:line="278" w:lineRule="auto"/>
+      </w:pPr>
+      <w:r>
+        <w:t xml:space="preserve">User accounts are assigned roles. </w:t>
+      </w:r>
+    </w:p>
+    <w:p>
+      <w:pPr>
+        <w:pStyle w:val="ListParagraph"/>
+        <w:numPr>
+          <w:ilvl w:val="0"/>
+          <w:numId w:val="7"/>
+        </w:numPr>
+        <w:spacing w:line="278" w:lineRule="auto"/>
+      </w:pPr>
+      <w:r>
+        <w:t>When a user logs into an organisation the system will calculate the effective permissions and CRUD values for the session.</w:t>
+      </w:r>
+    </w:p>
+    <w:p>
+      <w:pPr>
+        <w:pStyle w:val="ListParagraph"/>
+        <w:numPr>
+          <w:ilvl w:val="0"/>
+          <w:numId w:val="7"/>
+        </w:numPr>
+        <w:spacing w:line="278" w:lineRule="auto"/>
+      </w:pPr>
+      <w:r>
+        <w:t>When an API REST method is called, the user’s session is validated for the REST’s permission and CRUD attribute.</w:t>
+      </w:r>
+    </w:p>
+    <w:p/>
+    <w:p/>
+    <w:p/>
+    <w:p/>
+    <w:p/>
+    <w:p/>
+    <w:p/>
+    <w:p>
+      <w:pPr>
+        <w:pStyle w:val="Heading1"/>
+      </w:pPr>
+      <w:bookmarkStart w:id="11" w:name="_Toc231898093"/>
       <w:r>
         <w:t>User Accounts</w:t>
       </w:r>
-      <w:bookmarkEnd w:id="8"/>
+      <w:bookmarkEnd w:id="11"/>
     </w:p>
     <w:p>
       <w:r>
@@ -2404,11 +3377,11 @@
       <w:pPr>
         <w:pStyle w:val="Heading3"/>
       </w:pPr>
-      <w:bookmarkStart w:id="9" w:name="_Toc230784992"/>
+      <w:bookmarkStart w:id="12" w:name="_Toc231898094"/>
       <w:r>
         <w:t>User Login</w:t>
       </w:r>
-      <w:bookmarkEnd w:id="9"/>
+      <w:bookmarkEnd w:id="12"/>
     </w:p>
     <w:p>
       <w:pPr>
@@ -2427,11 +3400,11 @@
       <w:pPr>
         <w:pStyle w:val="Heading3"/>
       </w:pPr>
-      <w:bookmarkStart w:id="10" w:name="_Toc230784993"/>
+      <w:bookmarkStart w:id="13" w:name="_Toc231898095"/>
       <w:r>
         <w:t>User Account</w:t>
       </w:r>
-      <w:bookmarkEnd w:id="10"/>
+      <w:bookmarkEnd w:id="13"/>
     </w:p>
     <w:p>
       <w:pPr>
@@ -2462,11 +3435,11 @@
       <w:pPr>
         <w:pStyle w:val="Heading3"/>
       </w:pPr>
-      <w:bookmarkStart w:id="11" w:name="_Toc230784994"/>
+      <w:bookmarkStart w:id="14" w:name="_Toc231898096"/>
       <w:r>
         <w:t>MFA</w:t>
       </w:r>
-      <w:bookmarkEnd w:id="11"/>
+      <w:bookmarkEnd w:id="14"/>
     </w:p>
     <w:p>
       <w:pPr>
@@ -2522,45 +3495,45 @@
       <w:pPr>
         <w:pStyle w:val="Heading1"/>
       </w:pPr>
-      <w:bookmarkStart w:id="12" w:name="_Toc230784995"/>
+      <w:bookmarkStart w:id="15" w:name="_Toc231898097"/>
+      <w:r>
+        <w:t>Roles and Permissions</w:t>
+      </w:r>
+      <w:bookmarkEnd w:id="15"/>
+    </w:p>
+    <w:p/>
+    <w:p>
+      <w:pPr>
+        <w:pStyle w:val="Heading3"/>
+      </w:pPr>
+      <w:bookmarkStart w:id="16" w:name="_Toc231898098"/>
+      <w:r>
+        <w:t>Roles</w:t>
+      </w:r>
+      <w:bookmarkEnd w:id="16"/>
+    </w:p>
+    <w:p>
+      <w:pPr>
+        <w:pStyle w:val="ListParagraph"/>
+        <w:numPr>
+          <w:ilvl w:val="0"/>
+          <w:numId w:val="2"/>
+        </w:numPr>
+      </w:pPr>
+      <w:r>
+        <w:t xml:space="preserve">A role is a container for permissions. </w:t>
+      </w:r>
+    </w:p>
+    <w:p>
+      <w:pPr>
+        <w:pStyle w:val="ListParagraph"/>
+        <w:numPr>
+          <w:ilvl w:val="0"/>
+          <w:numId w:val="2"/>
+        </w:numPr>
+      </w:pPr>
       <w:r>
         <w:lastRenderedPageBreak/>
-        <w:t>Roles and Permissions</w:t>
-      </w:r>
-      <w:bookmarkEnd w:id="12"/>
-    </w:p>
-    <w:p/>
-    <w:p>
-      <w:pPr>
-        <w:pStyle w:val="Heading3"/>
-      </w:pPr>
-      <w:bookmarkStart w:id="13" w:name="_Toc230784996"/>
-      <w:r>
-        <w:t>Roles</w:t>
-      </w:r>
-      <w:bookmarkEnd w:id="13"/>
-    </w:p>
-    <w:p>
-      <w:pPr>
-        <w:pStyle w:val="ListParagraph"/>
-        <w:numPr>
-          <w:ilvl w:val="0"/>
-          <w:numId w:val="2"/>
-        </w:numPr>
-      </w:pPr>
-      <w:r>
-        <w:t xml:space="preserve">A role is a container for permissions. </w:t>
-      </w:r>
-    </w:p>
-    <w:p>
-      <w:pPr>
-        <w:pStyle w:val="ListParagraph"/>
-        <w:numPr>
-          <w:ilvl w:val="0"/>
-          <w:numId w:val="2"/>
-        </w:numPr>
-      </w:pPr>
-      <w:r>
         <w:t xml:space="preserve">The system uses permissions, not roles, when testing for </w:t>
       </w:r>
       <w:r>
@@ -2645,11 +3618,11 @@
       <w:pPr>
         <w:pStyle w:val="Heading3"/>
       </w:pPr>
-      <w:bookmarkStart w:id="14" w:name="_Toc230784997"/>
+      <w:bookmarkStart w:id="17" w:name="_Toc231898099"/>
       <w:r>
         <w:t>Permissions</w:t>
       </w:r>
-      <w:bookmarkEnd w:id="14"/>
+      <w:bookmarkEnd w:id="17"/>
     </w:p>
     <w:p>
       <w:pPr>
@@ -2713,11 +3686,11 @@
       <w:pPr>
         <w:pStyle w:val="Heading3"/>
       </w:pPr>
-      <w:bookmarkStart w:id="15" w:name="_Toc230784998"/>
+      <w:bookmarkStart w:id="18" w:name="_Toc231898100"/>
       <w:r>
         <w:t>CRUD</w:t>
       </w:r>
-      <w:bookmarkEnd w:id="15"/>
+      <w:bookmarkEnd w:id="18"/>
     </w:p>
     <w:p>
       <w:pPr>
@@ -2784,11 +3757,11 @@
       <w:pPr>
         <w:pStyle w:val="Heading1"/>
       </w:pPr>
-      <w:bookmarkStart w:id="16" w:name="_Toc230784999"/>
+      <w:bookmarkStart w:id="19" w:name="_Toc231898101"/>
       <w:r>
         <w:t>Sessions</w:t>
       </w:r>
-      <w:bookmarkEnd w:id="16"/>
+      <w:bookmarkEnd w:id="19"/>
     </w:p>
     <w:p>
       <w:r>
@@ -2813,11 +3786,11 @@
       <w:pPr>
         <w:pStyle w:val="Heading1"/>
       </w:pPr>
-      <w:bookmarkStart w:id="17" w:name="_Toc230785000"/>
+      <w:bookmarkStart w:id="20" w:name="_Toc231898102"/>
       <w:r>
         <w:t>Organisations</w:t>
       </w:r>
-      <w:bookmarkEnd w:id="17"/>
+      <w:bookmarkEnd w:id="20"/>
     </w:p>
     <w:p>
       <w:r>
@@ -2869,11 +3842,11 @@
       <w:pPr>
         <w:pStyle w:val="Heading1"/>
       </w:pPr>
-      <w:bookmarkStart w:id="18" w:name="_Toc230785001"/>
+      <w:bookmarkStart w:id="21" w:name="_Toc231898103"/>
       <w:r>
         <w:t>Languages</w:t>
       </w:r>
-      <w:bookmarkEnd w:id="18"/>
+      <w:bookmarkEnd w:id="21"/>
     </w:p>
     <w:p>
       <w:r>
@@ -2889,6 +3862,7 @@
         </w:numPr>
       </w:pPr>
       <w:r>
+        <w:lastRenderedPageBreak/>
         <w:t>The language tables are independent of organisations.</w:t>
       </w:r>
     </w:p>
@@ -2909,11 +3883,11 @@
       <w:pPr>
         <w:pStyle w:val="Heading1"/>
       </w:pPr>
-      <w:bookmarkStart w:id="19" w:name="_Toc230785002"/>
+      <w:bookmarkStart w:id="22" w:name="_Toc231898104"/>
       <w:r>
         <w:t>Interceptor</w:t>
       </w:r>
-      <w:bookmarkEnd w:id="19"/>
+      <w:bookmarkEnd w:id="22"/>
     </w:p>
     <w:p>
       <w:r>
@@ -2973,11 +3947,11 @@
       <w:pPr>
         <w:pStyle w:val="Heading1"/>
       </w:pPr>
-      <w:bookmarkStart w:id="20" w:name="_Toc230785003"/>
+      <w:bookmarkStart w:id="23" w:name="_Toc231898105"/>
       <w:r>
         <w:t>Log In Process</w:t>
       </w:r>
-      <w:bookmarkEnd w:id="20"/>
+      <w:bookmarkEnd w:id="23"/>
     </w:p>
     <w:p>
       <w:pPr>
@@ -3020,9 +3994,11 @@
       <w:pPr>
         <w:pStyle w:val="Heading3"/>
       </w:pPr>
+      <w:bookmarkStart w:id="24" w:name="_Toc231898106"/>
       <w:r>
         <w:t>Authentication</w:t>
       </w:r>
+      <w:bookmarkEnd w:id="24"/>
     </w:p>
     <w:p>
       <w:pPr>
@@ -3113,11 +4089,11 @@
       <w:pPr>
         <w:pStyle w:val="Heading1"/>
       </w:pPr>
-      <w:bookmarkStart w:id="21" w:name="_Toc230785004"/>
+      <w:bookmarkStart w:id="25" w:name="_Toc231898107"/>
       <w:r>
         <w:t>Logging</w:t>
       </w:r>
-      <w:bookmarkEnd w:id="21"/>
+      <w:bookmarkEnd w:id="25"/>
     </w:p>
     <w:p>
       <w:pPr>
@@ -3171,24 +4147,79 @@
       <w:pPr>
         <w:pStyle w:val="Heading1"/>
       </w:pPr>
-      <w:bookmarkStart w:id="22" w:name="_Toc230785005"/>
+      <w:bookmarkStart w:id="26" w:name="_Toc231898108"/>
+      <w:r>
+        <w:t>Automated Testing</w:t>
+      </w:r>
+      <w:bookmarkEnd w:id="26"/>
+    </w:p>
+    <w:p>
+      <w:r>
+        <w:t xml:space="preserve">The Backend project’s APIs are tested via the </w:t>
+      </w:r>
+      <w:proofErr w:type="spellStart"/>
+      <w:r>
+        <w:t>BackendTest</w:t>
+      </w:r>
+      <w:proofErr w:type="spellEnd"/>
+      <w:r>
+        <w:t xml:space="preserve"> project. Controllers and Services are tested via the following:</w:t>
+      </w:r>
+    </w:p>
+    <w:p/>
+    <w:p>
+      <w:pPr>
+        <w:pStyle w:val="Heading3"/>
+      </w:pPr>
+      <w:bookmarkStart w:id="27" w:name="_Toc231898109"/>
       <w:r>
         <w:lastRenderedPageBreak/>
-        <w:t>Automated Testing</w:t>
-      </w:r>
-      <w:bookmarkEnd w:id="22"/>
-    </w:p>
-    <w:p>
-      <w:r>
-        <w:t xml:space="preserve">The Backend project’s APIs are tested via the </w:t>
+        <w:t>Controllers</w:t>
+      </w:r>
+      <w:bookmarkEnd w:id="27"/>
+    </w:p>
+    <w:p>
+      <w:pPr>
+        <w:pStyle w:val="ListParagraph"/>
+        <w:numPr>
+          <w:ilvl w:val="0"/>
+          <w:numId w:val="1"/>
+        </w:numPr>
+      </w:pPr>
+      <w:r>
+        <w:t>Public REST methods are unit tested.</w:t>
+      </w:r>
+    </w:p>
+    <w:p>
+      <w:pPr>
+        <w:pStyle w:val="ListParagraph"/>
+        <w:numPr>
+          <w:ilvl w:val="0"/>
+          <w:numId w:val="1"/>
+        </w:numPr>
+      </w:pPr>
+      <w:r>
+        <w:t xml:space="preserve">Services are ‘mocked’ using </w:t>
       </w:r>
       <w:proofErr w:type="spellStart"/>
       <w:r>
-        <w:t>BackendTest</w:t>
+        <w:t>Moq</w:t>
       </w:r>
       <w:proofErr w:type="spellEnd"/>
       <w:r>
-        <w:t xml:space="preserve"> project. Controllers and Services are tested via the following:</w:t>
+        <w:t>. I.e., each service method accessed by the controller REST method is mocked with general test data.</w:t>
+      </w:r>
+    </w:p>
+    <w:p>
+      <w:pPr>
+        <w:pStyle w:val="ListParagraph"/>
+        <w:numPr>
+          <w:ilvl w:val="0"/>
+          <w:numId w:val="1"/>
+        </w:numPr>
+      </w:pPr>
+      <w:r>
+        <w:t>Test data is shared between tests – tbc?</w:t>
       </w:r>
     </w:p>
     <w:p/>
@@ -3196,66 +4227,11 @@
       <w:pPr>
         <w:pStyle w:val="Heading3"/>
       </w:pPr>
-      <w:bookmarkStart w:id="23" w:name="_Toc230785006"/>
-      <w:r>
-        <w:t>Controllers</w:t>
-      </w:r>
-      <w:bookmarkEnd w:id="23"/>
-    </w:p>
-    <w:p>
-      <w:pPr>
-        <w:pStyle w:val="ListParagraph"/>
-        <w:numPr>
-          <w:ilvl w:val="0"/>
-          <w:numId w:val="1"/>
-        </w:numPr>
-      </w:pPr>
-      <w:r>
-        <w:t>Public REST methods are unit tested.</w:t>
-      </w:r>
-    </w:p>
-    <w:p>
-      <w:pPr>
-        <w:pStyle w:val="ListParagraph"/>
-        <w:numPr>
-          <w:ilvl w:val="0"/>
-          <w:numId w:val="1"/>
-        </w:numPr>
-      </w:pPr>
-      <w:r>
-        <w:t xml:space="preserve">Services are ‘mocked’ using </w:t>
-      </w:r>
-      <w:proofErr w:type="spellStart"/>
-      <w:r>
-        <w:t>Moq</w:t>
-      </w:r>
-      <w:proofErr w:type="spellEnd"/>
-      <w:r>
-        <w:t>. I.e., each service method accessed by the controller REST method is mocked with general test data.</w:t>
-      </w:r>
-    </w:p>
-    <w:p>
-      <w:pPr>
-        <w:pStyle w:val="ListParagraph"/>
-        <w:numPr>
-          <w:ilvl w:val="0"/>
-          <w:numId w:val="1"/>
-        </w:numPr>
-      </w:pPr>
-      <w:r>
-        <w:t>Test data is shared between tests – tbc?</w:t>
-      </w:r>
-    </w:p>
-    <w:p/>
-    <w:p>
-      <w:pPr>
-        <w:pStyle w:val="Heading3"/>
-      </w:pPr>
-      <w:bookmarkStart w:id="24" w:name="_Toc230785007"/>
+      <w:bookmarkStart w:id="28" w:name="_Toc231898110"/>
       <w:r>
         <w:t>Services</w:t>
       </w:r>
-      <w:bookmarkEnd w:id="24"/>
+      <w:bookmarkEnd w:id="28"/>
     </w:p>
     <w:p>
       <w:pPr>
@@ -3472,6 +4448,118 @@
 <file path=word/numbering.xml><?xml version="1.0" encoding="utf-8"?>
 <w:numbering xmlns:wpc="http://schemas.microsoft.com/office/word/2010/wordprocessingCanvas" xmlns:cx="http://schemas.microsoft.com/office/drawing/2014/chartex" xmlns:cx1="http://schemas.microsoft.com/office/drawing/2015/9/8/chartex" xmlns:cx2="http://schemas.microsoft.com/office/drawing/2015/10/21/chartex" xmlns:cx3="http://schemas.microsoft.com/office/drawing/2016/5/9/chartex" xmlns:cx4="http://schemas.microsoft.com/office/drawing/2016/5/10/chartex" xmlns:cx5="http://schemas.microsoft.com/office/drawing/2016/5/11/chartex" xmlns:cx6="http://schemas.microsoft.com/office/drawing/2016/5/12/chartex" xmlns:cx7="http://schemas.microsoft.com/office/drawing/2016/5/13/chartex" xmlns:cx8="http://schemas.microsoft.com/office/drawing/2016/5/14/chartex" xmlns:mc="http://schemas.openxmlformats.org/markup-compatibility/2006" xmlns:aink="http://schemas.microsoft.com/office/drawing/2016/ink" xmlns:am3d="http://schemas.microsoft.com/office/drawing/2017/model3d" xmlns:o="urn:schemas-microsoft-com:office:office" xmlns:oel="http://schemas.microsoft.com/office/2019/extlst" xmlns:r="http://schemas.openxmlformats.org/officeDocument/2006/relationships" xmlns:m="http://schemas.openxmlformats.org/officeDocument/2006/math" xmlns:v="urn:schemas-microsoft-com:vml" xmlns:wp14="http://schemas.microsoft.com/office/word/2010/wordprocessingDrawing" xmlns:wp="http://schemas.openxmlformats.org/drawingml/2006/wordprocessingDrawing" xmlns:w10="urn:schemas-microsoft-com:office:word" xmlns:w="http://schemas.openxmlformats.org/wordprocessingml/2006/main" xmlns:w14="http://schemas.microsoft.com/office/word/2010/wordml" xmlns:w15="http://schemas.microsoft.com/office/word/2012/wordml" xmlns:w16cex="http://schemas.microsoft.com/office/word/2018/wordml/cex" xmlns:w16cid="http://schemas.microsoft.com/office/word/2016/wordml/cid" xmlns:w16="http://schemas.microsoft.com/office/word/2018/wordml" xmlns:w16du="http://schemas.microsoft.com/office/word/2023/wordml/word16du" xmlns:w16sdtdh="http://schemas.microsoft.com/office/word/2020/wordml/sdtdatahash" xmlns:w16sdtfl="http://schemas.microsoft.com/office/word/2024/wordml/sdtformatlock" xmlns:w16se="http://schemas.microsoft.com/office/word/2015/wordml/symex" xmlns:wpg="http://schemas.microsoft.com/office/word/2010/wordprocessingGroup" xmlns:wpi="http://schemas.microsoft.com/office/word/2010/wordprocessingInk" xmlns:wne="http://schemas.microsoft.com/office/word/2006/wordml" xmlns:wps="http://schemas.microsoft.com/office/word/2010/wordprocessingShape" mc:Ignorable="w14 w15 w16se w16cid w16 w16cex w16sdtdh w16sdtfl w16du wp14">
   <w:abstractNum w:abstractNumId="0" w15:restartNumberingAfterBreak="0">
+    <w:nsid w:val="09F945A7"/>
+    <w:multiLevelType w:val="hybridMultilevel"/>
+    <w:tmpl w:val="401CE75C"/>
+    <w:lvl w:ilvl="0" w:tplc="44E0C1FA">
+      <w:numFmt w:val="bullet"/>
+      <w:lvlText w:val="-"/>
+      <w:lvlJc w:val="left"/>
+      <w:pPr>
+        <w:ind w:left="720" w:hanging="360"/>
+      </w:pPr>
+      <w:rPr>
+        <w:rFonts w:ascii="Aptos" w:eastAsiaTheme="minorHAnsi" w:hAnsi="Aptos" w:cstheme="minorBidi" w:hint="default"/>
+      </w:rPr>
+    </w:lvl>
+    <w:lvl w:ilvl="1" w:tplc="14090003" w:tentative="1">
+      <w:start w:val="1"/>
+      <w:numFmt w:val="bullet"/>
+      <w:lvlText w:val="o"/>
+      <w:lvlJc w:val="left"/>
+      <w:pPr>
+        <w:ind w:left="1440" w:hanging="360"/>
+      </w:pPr>
+      <w:rPr>
+        <w:rFonts w:ascii="Courier New" w:hAnsi="Courier New" w:cs="Courier New" w:hint="default"/>
+      </w:rPr>
+    </w:lvl>
+    <w:lvl w:ilvl="2" w:tplc="14090005" w:tentative="1">
+      <w:start w:val="1"/>
+      <w:numFmt w:val="bullet"/>
+      <w:lvlText w:val=""/>
+      <w:lvlJc w:val="left"/>
+      <w:pPr>
+        <w:ind w:left="2160" w:hanging="360"/>
+      </w:pPr>
+      <w:rPr>
+        <w:rFonts w:ascii="Wingdings" w:hAnsi="Wingdings" w:hint="default"/>
+      </w:rPr>
+    </w:lvl>
+    <w:lvl w:ilvl="3" w:tplc="14090001" w:tentative="1">
+      <w:start w:val="1"/>
+      <w:numFmt w:val="bullet"/>
+      <w:lvlText w:val=""/>
+      <w:lvlJc w:val="left"/>
+      <w:pPr>
+        <w:ind w:left="2880" w:hanging="360"/>
+      </w:pPr>
+      <w:rPr>
+        <w:rFonts w:ascii="Symbol" w:hAnsi="Symbol" w:hint="default"/>
+      </w:rPr>
+    </w:lvl>
+    <w:lvl w:ilvl="4" w:tplc="14090003" w:tentative="1">
+      <w:start w:val="1"/>
+      <w:numFmt w:val="bullet"/>
+      <w:lvlText w:val="o"/>
+      <w:lvlJc w:val="left"/>
+      <w:pPr>
+        <w:ind w:left="3600" w:hanging="360"/>
+      </w:pPr>
+      <w:rPr>
+        <w:rFonts w:ascii="Courier New" w:hAnsi="Courier New" w:cs="Courier New" w:hint="default"/>
+      </w:rPr>
+    </w:lvl>
+    <w:lvl w:ilvl="5" w:tplc="14090005" w:tentative="1">
+      <w:start w:val="1"/>
+      <w:numFmt w:val="bullet"/>
+      <w:lvlText w:val=""/>
+      <w:lvlJc w:val="left"/>
+      <w:pPr>
+        <w:ind w:left="4320" w:hanging="360"/>
+      </w:pPr>
+      <w:rPr>
+        <w:rFonts w:ascii="Wingdings" w:hAnsi="Wingdings" w:hint="default"/>
+      </w:rPr>
+    </w:lvl>
+    <w:lvl w:ilvl="6" w:tplc="14090001" w:tentative="1">
+      <w:start w:val="1"/>
+      <w:numFmt w:val="bullet"/>
+      <w:lvlText w:val=""/>
+      <w:lvlJc w:val="left"/>
+      <w:pPr>
+        <w:ind w:left="5040" w:hanging="360"/>
+      </w:pPr>
+      <w:rPr>
+        <w:rFonts w:ascii="Symbol" w:hAnsi="Symbol" w:hint="default"/>
+      </w:rPr>
+    </w:lvl>
+    <w:lvl w:ilvl="7" w:tplc="14090003" w:tentative="1">
+      <w:start w:val="1"/>
+      <w:numFmt w:val="bullet"/>
+      <w:lvlText w:val="o"/>
+      <w:lvlJc w:val="left"/>
+      <w:pPr>
+        <w:ind w:left="5760" w:hanging="360"/>
+      </w:pPr>
+      <w:rPr>
+        <w:rFonts w:ascii="Courier New" w:hAnsi="Courier New" w:cs="Courier New" w:hint="default"/>
+      </w:rPr>
+    </w:lvl>
+    <w:lvl w:ilvl="8" w:tplc="14090005" w:tentative="1">
+      <w:start w:val="1"/>
+      <w:numFmt w:val="bullet"/>
+      <w:lvlText w:val=""/>
+      <w:lvlJc w:val="left"/>
+      <w:pPr>
+        <w:ind w:left="6480" w:hanging="360"/>
+      </w:pPr>
+      <w:rPr>
+        <w:rFonts w:ascii="Wingdings" w:hAnsi="Wingdings" w:hint="default"/>
+      </w:rPr>
+    </w:lvl>
+  </w:abstractNum>
+  <w:abstractNum w:abstractNumId="1" w15:restartNumberingAfterBreak="0">
     <w:nsid w:val="22C752E0"/>
     <w:multiLevelType w:val="hybridMultilevel"/>
     <w:tmpl w:val="5144ED44"/>
@@ -3584,7 +4672,7 @@
       </w:rPr>
     </w:lvl>
   </w:abstractNum>
-  <w:abstractNum w:abstractNumId="1" w15:restartNumberingAfterBreak="0">
+  <w:abstractNum w:abstractNumId="2" w15:restartNumberingAfterBreak="0">
     <w:nsid w:val="3065603C"/>
     <w:multiLevelType w:val="hybridMultilevel"/>
     <w:tmpl w:val="37FE8A4E"/>
@@ -3696,7 +4784,7 @@
       </w:rPr>
     </w:lvl>
   </w:abstractNum>
-  <w:abstractNum w:abstractNumId="2" w15:restartNumberingAfterBreak="0">
+  <w:abstractNum w:abstractNumId="3" w15:restartNumberingAfterBreak="0">
     <w:nsid w:val="3B514B48"/>
     <w:multiLevelType w:val="hybridMultilevel"/>
     <w:tmpl w:val="A2C2879A"/>
@@ -3809,7 +4897,7 @@
       </w:rPr>
     </w:lvl>
   </w:abstractNum>
-  <w:abstractNum w:abstractNumId="3" w15:restartNumberingAfterBreak="0">
+  <w:abstractNum w:abstractNumId="4" w15:restartNumberingAfterBreak="0">
     <w:nsid w:val="41CE451C"/>
     <w:multiLevelType w:val="hybridMultilevel"/>
     <w:tmpl w:val="D8EA183E"/>
@@ -3921,7 +5009,7 @@
       </w:rPr>
     </w:lvl>
   </w:abstractNum>
-  <w:abstractNum w:abstractNumId="4" w15:restartNumberingAfterBreak="0">
+  <w:abstractNum w:abstractNumId="5" w15:restartNumberingAfterBreak="0">
     <w:nsid w:val="459B053A"/>
     <w:multiLevelType w:val="hybridMultilevel"/>
     <w:tmpl w:val="8F288B66"/>
@@ -4033,7 +5121,7 @@
       </w:rPr>
     </w:lvl>
   </w:abstractNum>
-  <w:abstractNum w:abstractNumId="5" w15:restartNumberingAfterBreak="0">
+  <w:abstractNum w:abstractNumId="6" w15:restartNumberingAfterBreak="0">
     <w:nsid w:val="659147EA"/>
     <w:multiLevelType w:val="hybridMultilevel"/>
     <w:tmpl w:val="ACBC250C"/>
@@ -4146,22 +5234,25 @@
     </w:lvl>
   </w:abstractNum>
   <w:num w:numId="1" w16cid:durableId="862022">
+    <w:abstractNumId w:val="2"/>
+  </w:num>
+  <w:num w:numId="2" w16cid:durableId="176433242">
+    <w:abstractNumId w:val="5"/>
+  </w:num>
+  <w:num w:numId="3" w16cid:durableId="1012991623">
+    <w:abstractNumId w:val="4"/>
+  </w:num>
+  <w:num w:numId="4" w16cid:durableId="103959153">
+    <w:abstractNumId w:val="6"/>
+  </w:num>
+  <w:num w:numId="5" w16cid:durableId="317347182">
     <w:abstractNumId w:val="1"/>
   </w:num>
-  <w:num w:numId="2" w16cid:durableId="176433242">
-    <w:abstractNumId w:val="4"/>
-  </w:num>
-  <w:num w:numId="3" w16cid:durableId="1012991623">
+  <w:num w:numId="6" w16cid:durableId="629670182">
     <w:abstractNumId w:val="3"/>
   </w:num>
-  <w:num w:numId="4" w16cid:durableId="103959153">
-    <w:abstractNumId w:val="5"/>
-  </w:num>
-  <w:num w:numId="5" w16cid:durableId="317347182">
+  <w:num w:numId="7" w16cid:durableId="766459962">
     <w:abstractNumId w:val="0"/>
-  </w:num>
-  <w:num w:numId="6" w16cid:durableId="629670182">
-    <w:abstractNumId w:val="2"/>
   </w:num>
 </w:numbering>
 </file>
